--- a/34_B23DCAT280.docx
+++ b/34_B23DCAT280.docx
@@ -24639,777 +24639,60 @@
         <w:pStyle w:val="Heading3"/>
       </w:pPr>
       <w:r>
-        <w:t>6.6.5. PlantUML - Biểu đồ thực thể của module</w:t>
-      </w:r>
-    </w:p>
-    <w:p>
-      <w:pPr>
-        <w:spacing w:after="0" w:before="0"/>
-      </w:pPr>
-      <w:r>
-        <w:rPr>
-          <w:rFonts w:ascii="Consolas" w:hAnsi="Consolas"/>
-          <w:color w:val="1F3764"/>
-          <w:sz w:val="17"/>
-        </w:rPr>
-        <w:t>@startuml</w:t>
-      </w:r>
-    </w:p>
-    <w:p>
-      <w:pPr>
-        <w:spacing w:after="0" w:before="0"/>
-      </w:pPr>
-      <w:r>
-        <w:rPr>
-          <w:rFonts w:ascii="Consolas" w:hAnsi="Consolas"/>
-          <w:color w:val="1F3764"/>
-          <w:sz w:val="17"/>
-        </w:rPr>
-        <w:t>left to right direction</w:t>
-      </w:r>
-    </w:p>
-    <w:p>
-      <w:pPr>
-        <w:spacing w:after="0" w:before="0"/>
-      </w:pPr>
-      <w:r>
-        <w:rPr>
-          <w:rFonts w:ascii="Consolas" w:hAnsi="Consolas"/>
-          <w:color w:val="1F3764"/>
-          <w:sz w:val="17"/>
-        </w:rPr>
-        <w:t>skinparam linetype ortho</w:t>
-      </w:r>
-    </w:p>
-    <w:p>
-      <w:pPr>
-        <w:spacing w:after="0" w:before="0"/>
-      </w:pPr>
-      <w:r>
-        <w:rPr>
-          <w:rFonts w:ascii="Consolas" w:hAnsi="Consolas"/>
-          <w:color w:val="1F3764"/>
-          <w:sz w:val="17"/>
-        </w:rPr>
-        <w:t>skinparam packageStyle rectangle</w:t>
-      </w:r>
-    </w:p>
-    <w:p>
-      <w:pPr>
-        <w:spacing w:after="0" w:before="0"/>
-      </w:pPr>
-      <w:r>
-        <w:rPr>
-          <w:rFonts w:ascii="Consolas" w:hAnsi="Consolas"/>
-          <w:color w:val="1F3764"/>
-          <w:sz w:val="17"/>
-        </w:rPr>
-        <w:t>title Bieu do thuc the - Module Duyet va xuat don hang</w:t>
-      </w:r>
-    </w:p>
-    <w:p>
-      <w:pPr>
-        <w:spacing w:after="0" w:before="0"/>
-      </w:pPr>
-      <w:r>
-        <w:rPr>
-          <w:rFonts w:ascii="Consolas" w:hAnsi="Consolas"/>
-          <w:color w:val="1F3764"/>
-          <w:sz w:val="17"/>
-        </w:rPr>
-        <w:t xml:space="preserve"> </w:t>
-      </w:r>
-    </w:p>
-    <w:p>
-      <w:pPr>
-        <w:spacing w:after="0" w:before="0"/>
-      </w:pPr>
-      <w:r>
-        <w:rPr>
-          <w:rFonts w:ascii="Consolas" w:hAnsi="Consolas"/>
-          <w:color w:val="1F3764"/>
-          <w:sz w:val="17"/>
-        </w:rPr>
-        <w:t>class Customer {</w:t>
-      </w:r>
-    </w:p>
-    <w:p>
-      <w:pPr>
-        <w:spacing w:after="0" w:before="0"/>
-      </w:pPr>
-      <w:r>
-        <w:rPr>
-          <w:rFonts w:ascii="Consolas" w:hAnsi="Consolas"/>
-          <w:color w:val="1F3764"/>
-          <w:sz w:val="17"/>
-        </w:rPr>
-        <w:t xml:space="preserve">  -customerId</w:t>
-      </w:r>
-    </w:p>
-    <w:p>
-      <w:pPr>
-        <w:spacing w:after="0" w:before="0"/>
-      </w:pPr>
-      <w:r>
-        <w:rPr>
-          <w:rFonts w:ascii="Consolas" w:hAnsi="Consolas"/>
-          <w:color w:val="1F3764"/>
-          <w:sz w:val="17"/>
-        </w:rPr>
-        <w:t xml:space="preserve">  -fullName</w:t>
-      </w:r>
-    </w:p>
-    <w:p>
-      <w:pPr>
-        <w:spacing w:after="0" w:before="0"/>
-      </w:pPr>
-      <w:r>
-        <w:rPr>
-          <w:rFonts w:ascii="Consolas" w:hAnsi="Consolas"/>
-          <w:color w:val="1F3764"/>
-          <w:sz w:val="17"/>
-        </w:rPr>
-        <w:t xml:space="preserve">  -phone</w:t>
-      </w:r>
-    </w:p>
-    <w:p>
-      <w:pPr>
-        <w:spacing w:after="0" w:before="0"/>
-      </w:pPr>
-      <w:r>
-        <w:rPr>
-          <w:rFonts w:ascii="Consolas" w:hAnsi="Consolas"/>
-          <w:color w:val="1F3764"/>
-          <w:sz w:val="17"/>
-        </w:rPr>
-        <w:t xml:space="preserve">  -address</w:t>
-      </w:r>
-    </w:p>
-    <w:p>
-      <w:pPr>
-        <w:spacing w:after="0" w:before="0"/>
-      </w:pPr>
-      <w:r>
-        <w:rPr>
-          <w:rFonts w:ascii="Consolas" w:hAnsi="Consolas"/>
-          <w:color w:val="1F3764"/>
-          <w:sz w:val="17"/>
-        </w:rPr>
-        <w:t>}</w:t>
-      </w:r>
-    </w:p>
-    <w:p>
-      <w:pPr>
-        <w:spacing w:after="0" w:before="0"/>
-      </w:pPr>
-      <w:r>
-        <w:rPr>
-          <w:rFonts w:ascii="Consolas" w:hAnsi="Consolas"/>
-          <w:color w:val="1F3764"/>
-          <w:sz w:val="17"/>
-        </w:rPr>
-        <w:t>class SaleStaff {</w:t>
-      </w:r>
-    </w:p>
-    <w:p>
-      <w:pPr>
-        <w:spacing w:after="0" w:before="0"/>
-      </w:pPr>
-      <w:r>
-        <w:rPr>
-          <w:rFonts w:ascii="Consolas" w:hAnsi="Consolas"/>
-          <w:color w:val="1F3764"/>
-          <w:sz w:val="17"/>
-        </w:rPr>
-        <w:t xml:space="preserve">  -staffId</w:t>
-      </w:r>
-    </w:p>
-    <w:p>
-      <w:pPr>
-        <w:spacing w:after="0" w:before="0"/>
-      </w:pPr>
-      <w:r>
-        <w:rPr>
-          <w:rFonts w:ascii="Consolas" w:hAnsi="Consolas"/>
-          <w:color w:val="1F3764"/>
-          <w:sz w:val="17"/>
-        </w:rPr>
-        <w:t xml:space="preserve">  -fullName</w:t>
-      </w:r>
-    </w:p>
-    <w:p>
-      <w:pPr>
-        <w:spacing w:after="0" w:before="0"/>
-      </w:pPr>
-      <w:r>
-        <w:rPr>
-          <w:rFonts w:ascii="Consolas" w:hAnsi="Consolas"/>
-          <w:color w:val="1F3764"/>
-          <w:sz w:val="17"/>
-        </w:rPr>
-        <w:t xml:space="preserve">  -position</w:t>
-      </w:r>
-    </w:p>
-    <w:p>
-      <w:pPr>
-        <w:spacing w:after="0" w:before="0"/>
-      </w:pPr>
-      <w:r>
-        <w:rPr>
-          <w:rFonts w:ascii="Consolas" w:hAnsi="Consolas"/>
-          <w:color w:val="1F3764"/>
-          <w:sz w:val="17"/>
-        </w:rPr>
-        <w:t>}</w:t>
-      </w:r>
-    </w:p>
-    <w:p>
-      <w:pPr>
-        <w:spacing w:after="0" w:before="0"/>
-      </w:pPr>
-      <w:r>
-        <w:rPr>
-          <w:rFonts w:ascii="Consolas" w:hAnsi="Consolas"/>
-          <w:color w:val="1F3764"/>
-          <w:sz w:val="17"/>
-        </w:rPr>
-        <w:t>class DeliveryStaff {</w:t>
-      </w:r>
-    </w:p>
-    <w:p>
-      <w:pPr>
-        <w:spacing w:after="0" w:before="0"/>
-      </w:pPr>
-      <w:r>
-        <w:rPr>
-          <w:rFonts w:ascii="Consolas" w:hAnsi="Consolas"/>
-          <w:color w:val="1F3764"/>
-          <w:sz w:val="17"/>
-        </w:rPr>
-        <w:t xml:space="preserve">  -deliveryStaffId</w:t>
-      </w:r>
-    </w:p>
-    <w:p>
-      <w:pPr>
-        <w:spacing w:after="0" w:before="0"/>
-      </w:pPr>
-      <w:r>
-        <w:rPr>
-          <w:rFonts w:ascii="Consolas" w:hAnsi="Consolas"/>
-          <w:color w:val="1F3764"/>
-          <w:sz w:val="17"/>
-        </w:rPr>
-        <w:t xml:space="preserve">  -fullName</w:t>
-      </w:r>
-    </w:p>
-    <w:p>
-      <w:pPr>
-        <w:spacing w:after="0" w:before="0"/>
-      </w:pPr>
-      <w:r>
-        <w:rPr>
-          <w:rFonts w:ascii="Consolas" w:hAnsi="Consolas"/>
-          <w:color w:val="1F3764"/>
-          <w:sz w:val="17"/>
-        </w:rPr>
-        <w:t xml:space="preserve">  -phone</w:t>
-      </w:r>
-    </w:p>
-    <w:p>
-      <w:pPr>
-        <w:spacing w:after="0" w:before="0"/>
-      </w:pPr>
-      <w:r>
-        <w:rPr>
-          <w:rFonts w:ascii="Consolas" w:hAnsi="Consolas"/>
-          <w:color w:val="1F3764"/>
-          <w:sz w:val="17"/>
-        </w:rPr>
-        <w:t xml:space="preserve">  -status</w:t>
-      </w:r>
-    </w:p>
-    <w:p>
-      <w:pPr>
-        <w:spacing w:after="0" w:before="0"/>
-      </w:pPr>
-      <w:r>
-        <w:rPr>
-          <w:rFonts w:ascii="Consolas" w:hAnsi="Consolas"/>
-          <w:color w:val="1F3764"/>
-          <w:sz w:val="17"/>
-        </w:rPr>
-        <w:t>}</w:t>
-      </w:r>
-    </w:p>
-    <w:p>
-      <w:pPr>
-        <w:spacing w:after="0" w:before="0"/>
-      </w:pPr>
-      <w:r>
-        <w:rPr>
-          <w:rFonts w:ascii="Consolas" w:hAnsi="Consolas"/>
-          <w:color w:val="1F3764"/>
-          <w:sz w:val="17"/>
-        </w:rPr>
-        <w:t>class Order {</w:t>
-      </w:r>
-    </w:p>
-    <w:p>
-      <w:pPr>
-        <w:spacing w:after="0" w:before="0"/>
-      </w:pPr>
-      <w:r>
-        <w:rPr>
-          <w:rFonts w:ascii="Consolas" w:hAnsi="Consolas"/>
-          <w:color w:val="1F3764"/>
-          <w:sz w:val="17"/>
-        </w:rPr>
-        <w:t xml:space="preserve">  -orderId</w:t>
-      </w:r>
-    </w:p>
-    <w:p>
-      <w:pPr>
-        <w:spacing w:after="0" w:before="0"/>
-      </w:pPr>
-      <w:r>
-        <w:rPr>
-          <w:rFonts w:ascii="Consolas" w:hAnsi="Consolas"/>
-          <w:color w:val="1F3764"/>
-          <w:sz w:val="17"/>
-        </w:rPr>
-        <w:t xml:space="preserve">  -orderDate</w:t>
-      </w:r>
-    </w:p>
-    <w:p>
-      <w:pPr>
-        <w:spacing w:after="0" w:before="0"/>
-      </w:pPr>
-      <w:r>
-        <w:rPr>
-          <w:rFonts w:ascii="Consolas" w:hAnsi="Consolas"/>
-          <w:color w:val="1F3764"/>
-          <w:sz w:val="17"/>
-        </w:rPr>
-        <w:t xml:space="preserve">  -shippingAddress</w:t>
-      </w:r>
-    </w:p>
-    <w:p>
-      <w:pPr>
-        <w:spacing w:after="0" w:before="0"/>
-      </w:pPr>
-      <w:r>
-        <w:rPr>
-          <w:rFonts w:ascii="Consolas" w:hAnsi="Consolas"/>
-          <w:color w:val="1F3764"/>
-          <w:sz w:val="17"/>
-        </w:rPr>
-        <w:t xml:space="preserve">  -totalAmount</w:t>
-      </w:r>
-    </w:p>
-    <w:p>
-      <w:pPr>
-        <w:spacing w:after="0" w:before="0"/>
-      </w:pPr>
-      <w:r>
-        <w:rPr>
-          <w:rFonts w:ascii="Consolas" w:hAnsi="Consolas"/>
-          <w:color w:val="1F3764"/>
-          <w:sz w:val="17"/>
-        </w:rPr>
-        <w:t xml:space="preserve">  -status</w:t>
-      </w:r>
-    </w:p>
-    <w:p>
-      <w:pPr>
-        <w:spacing w:after="0" w:before="0"/>
-      </w:pPr>
-      <w:r>
-        <w:rPr>
-          <w:rFonts w:ascii="Consolas" w:hAnsi="Consolas"/>
-          <w:color w:val="1F3764"/>
-          <w:sz w:val="17"/>
-        </w:rPr>
-        <w:t xml:space="preserve">  -approvedAt</w:t>
-      </w:r>
-    </w:p>
-    <w:p>
-      <w:pPr>
-        <w:spacing w:after="0" w:before="0"/>
-      </w:pPr>
-      <w:r>
-        <w:rPr>
-          <w:rFonts w:ascii="Consolas" w:hAnsi="Consolas"/>
-          <w:color w:val="1F3764"/>
-          <w:sz w:val="17"/>
-        </w:rPr>
-        <w:t xml:space="preserve">  -exportedAt</w:t>
-      </w:r>
-    </w:p>
-    <w:p>
-      <w:pPr>
-        <w:spacing w:after="0" w:before="0"/>
-      </w:pPr>
-      <w:r>
-        <w:rPr>
-          <w:rFonts w:ascii="Consolas" w:hAnsi="Consolas"/>
-          <w:color w:val="1F3764"/>
-          <w:sz w:val="17"/>
-        </w:rPr>
-        <w:t>}</w:t>
-      </w:r>
-    </w:p>
-    <w:p>
-      <w:pPr>
-        <w:spacing w:after="0" w:before="0"/>
-      </w:pPr>
-      <w:r>
-        <w:rPr>
-          <w:rFonts w:ascii="Consolas" w:hAnsi="Consolas"/>
-          <w:color w:val="1F3764"/>
-          <w:sz w:val="17"/>
-        </w:rPr>
-        <w:t>class OrderDetail {</w:t>
-      </w:r>
-    </w:p>
-    <w:p>
-      <w:pPr>
-        <w:spacing w:after="0" w:before="0"/>
-      </w:pPr>
-      <w:r>
-        <w:rPr>
-          <w:rFonts w:ascii="Consolas" w:hAnsi="Consolas"/>
-          <w:color w:val="1F3764"/>
-          <w:sz w:val="17"/>
-        </w:rPr>
-        <w:t xml:space="preserve">  -quantity</w:t>
-      </w:r>
-    </w:p>
-    <w:p>
-      <w:pPr>
-        <w:spacing w:after="0" w:before="0"/>
-      </w:pPr>
-      <w:r>
-        <w:rPr>
-          <w:rFonts w:ascii="Consolas" w:hAnsi="Consolas"/>
-          <w:color w:val="1F3764"/>
-          <w:sz w:val="17"/>
-        </w:rPr>
-        <w:t xml:space="preserve">  -unitPrice</w:t>
-      </w:r>
-    </w:p>
-    <w:p>
-      <w:pPr>
-        <w:spacing w:after="0" w:before="0"/>
-      </w:pPr>
-      <w:r>
-        <w:rPr>
-          <w:rFonts w:ascii="Consolas" w:hAnsi="Consolas"/>
-          <w:color w:val="1F3764"/>
-          <w:sz w:val="17"/>
-        </w:rPr>
-        <w:t xml:space="preserve">  -lineAmount</w:t>
-      </w:r>
-    </w:p>
-    <w:p>
-      <w:pPr>
-        <w:spacing w:after="0" w:before="0"/>
-      </w:pPr>
-      <w:r>
-        <w:rPr>
-          <w:rFonts w:ascii="Consolas" w:hAnsi="Consolas"/>
-          <w:color w:val="1F3764"/>
-          <w:sz w:val="17"/>
-        </w:rPr>
-        <w:t>}</w:t>
-      </w:r>
-    </w:p>
-    <w:p>
-      <w:pPr>
-        <w:spacing w:after="0" w:before="0"/>
-      </w:pPr>
-      <w:r>
-        <w:rPr>
-          <w:rFonts w:ascii="Consolas" w:hAnsi="Consolas"/>
-          <w:color w:val="1F3764"/>
-          <w:sz w:val="17"/>
-        </w:rPr>
-        <w:t>class Product {</w:t>
-      </w:r>
-    </w:p>
-    <w:p>
-      <w:pPr>
-        <w:spacing w:after="0" w:before="0"/>
-      </w:pPr>
-      <w:r>
-        <w:rPr>
-          <w:rFonts w:ascii="Consolas" w:hAnsi="Consolas"/>
-          <w:color w:val="1F3764"/>
-          <w:sz w:val="17"/>
-        </w:rPr>
-        <w:t xml:space="preserve">  -productId</w:t>
-      </w:r>
-    </w:p>
-    <w:p>
-      <w:pPr>
-        <w:spacing w:after="0" w:before="0"/>
-      </w:pPr>
-      <w:r>
-        <w:rPr>
-          <w:rFonts w:ascii="Consolas" w:hAnsi="Consolas"/>
-          <w:color w:val="1F3764"/>
-          <w:sz w:val="17"/>
-        </w:rPr>
-        <w:t xml:space="preserve">  -productName</w:t>
-      </w:r>
-    </w:p>
-    <w:p>
-      <w:pPr>
-        <w:spacing w:after="0" w:before="0"/>
-      </w:pPr>
-      <w:r>
-        <w:rPr>
-          <w:rFonts w:ascii="Consolas" w:hAnsi="Consolas"/>
-          <w:color w:val="1F3764"/>
-          <w:sz w:val="17"/>
-        </w:rPr>
-        <w:t xml:space="preserve">  -unit</w:t>
-      </w:r>
-    </w:p>
-    <w:p>
-      <w:pPr>
-        <w:spacing w:after="0" w:before="0"/>
-      </w:pPr>
-      <w:r>
-        <w:rPr>
-          <w:rFonts w:ascii="Consolas" w:hAnsi="Consolas"/>
-          <w:color w:val="1F3764"/>
-          <w:sz w:val="17"/>
-        </w:rPr>
-        <w:t xml:space="preserve">  -salePrice</w:t>
-      </w:r>
-    </w:p>
-    <w:p>
-      <w:pPr>
-        <w:spacing w:after="0" w:before="0"/>
-      </w:pPr>
-      <w:r>
-        <w:rPr>
-          <w:rFonts w:ascii="Consolas" w:hAnsi="Consolas"/>
-          <w:color w:val="1F3764"/>
-          <w:sz w:val="17"/>
-        </w:rPr>
-        <w:t xml:space="preserve">  -stockQuantity</w:t>
-      </w:r>
-    </w:p>
-    <w:p>
-      <w:pPr>
-        <w:spacing w:after="0" w:before="0"/>
-      </w:pPr>
-      <w:r>
-        <w:rPr>
-          <w:rFonts w:ascii="Consolas" w:hAnsi="Consolas"/>
-          <w:color w:val="1F3764"/>
-          <w:sz w:val="17"/>
-        </w:rPr>
-        <w:t xml:space="preserve">  -status</w:t>
-      </w:r>
-    </w:p>
-    <w:p>
-      <w:pPr>
-        <w:spacing w:after="0" w:before="0"/>
-      </w:pPr>
-      <w:r>
-        <w:rPr>
-          <w:rFonts w:ascii="Consolas" w:hAnsi="Consolas"/>
-          <w:color w:val="1F3764"/>
-          <w:sz w:val="17"/>
-        </w:rPr>
-        <w:t>}</w:t>
-      </w:r>
-    </w:p>
-    <w:p>
-      <w:pPr>
-        <w:spacing w:after="0" w:before="0"/>
-      </w:pPr>
-      <w:r>
-        <w:rPr>
-          <w:rFonts w:ascii="Consolas" w:hAnsi="Consolas"/>
-          <w:color w:val="1F3764"/>
-          <w:sz w:val="17"/>
-        </w:rPr>
-        <w:t>class Invoice {</w:t>
-      </w:r>
-    </w:p>
-    <w:p>
-      <w:pPr>
-        <w:spacing w:after="0" w:before="0"/>
-      </w:pPr>
-      <w:r>
-        <w:rPr>
-          <w:rFonts w:ascii="Consolas" w:hAnsi="Consolas"/>
-          <w:color w:val="1F3764"/>
-          <w:sz w:val="17"/>
-        </w:rPr>
-        <w:t xml:space="preserve">  -invoiceId</w:t>
-      </w:r>
-    </w:p>
-    <w:p>
-      <w:pPr>
-        <w:spacing w:after="0" w:before="0"/>
-      </w:pPr>
-      <w:r>
-        <w:rPr>
-          <w:rFonts w:ascii="Consolas" w:hAnsi="Consolas"/>
-          <w:color w:val="1F3764"/>
-          <w:sz w:val="17"/>
-        </w:rPr>
-        <w:t xml:space="preserve">  -issueDate</w:t>
-      </w:r>
-    </w:p>
-    <w:p>
-      <w:pPr>
-        <w:spacing w:after="0" w:before="0"/>
-      </w:pPr>
-      <w:r>
-        <w:rPr>
-          <w:rFonts w:ascii="Consolas" w:hAnsi="Consolas"/>
-          <w:color w:val="1F3764"/>
-          <w:sz w:val="17"/>
-        </w:rPr>
-        <w:t xml:space="preserve">  -totalAmount</w:t>
-      </w:r>
-    </w:p>
-    <w:p>
-      <w:pPr>
-        <w:spacing w:after="0" w:before="0"/>
-      </w:pPr>
-      <w:r>
-        <w:rPr>
-          <w:rFonts w:ascii="Consolas" w:hAnsi="Consolas"/>
-          <w:color w:val="1F3764"/>
-          <w:sz w:val="17"/>
-        </w:rPr>
-        <w:t xml:space="preserve">  -status</w:t>
-      </w:r>
-    </w:p>
-    <w:p>
-      <w:pPr>
-        <w:spacing w:after="0" w:before="0"/>
-      </w:pPr>
-      <w:r>
-        <w:rPr>
-          <w:rFonts w:ascii="Consolas" w:hAnsi="Consolas"/>
-          <w:color w:val="1F3764"/>
-          <w:sz w:val="17"/>
-        </w:rPr>
-        <w:t>}</w:t>
-      </w:r>
-    </w:p>
-    <w:p>
-      <w:pPr>
-        <w:spacing w:after="0" w:before="0"/>
-      </w:pPr>
-      <w:r>
-        <w:rPr>
-          <w:rFonts w:ascii="Consolas" w:hAnsi="Consolas"/>
-          <w:color w:val="1F3764"/>
-          <w:sz w:val="17"/>
-        </w:rPr>
-        <w:t xml:space="preserve"> </w:t>
-      </w:r>
-    </w:p>
-    <w:p>
-      <w:pPr>
-        <w:spacing w:after="0" w:before="0"/>
-      </w:pPr>
-      <w:r>
-        <w:rPr>
-          <w:rFonts w:ascii="Consolas" w:hAnsi="Consolas"/>
-          <w:color w:val="1F3764"/>
-          <w:sz w:val="17"/>
-        </w:rPr>
-        <w:t>Customer "1" -- "n" Order</w:t>
-      </w:r>
-    </w:p>
-    <w:p>
-      <w:pPr>
-        <w:spacing w:after="0" w:before="0"/>
-      </w:pPr>
-      <w:r>
-        <w:rPr>
-          <w:rFonts w:ascii="Consolas" w:hAnsi="Consolas"/>
-          <w:color w:val="1F3764"/>
-          <w:sz w:val="17"/>
-        </w:rPr>
-        <w:t>SaleStaff "1" -- "n" Order</w:t>
-      </w:r>
-    </w:p>
-    <w:p>
-      <w:pPr>
-        <w:spacing w:after="0" w:before="0"/>
-      </w:pPr>
-      <w:r>
-        <w:rPr>
-          <w:rFonts w:ascii="Consolas" w:hAnsi="Consolas"/>
-          <w:color w:val="1F3764"/>
-          <w:sz w:val="17"/>
-        </w:rPr>
-        <w:t>DeliveryStaff "1" -- "n" Order</w:t>
-      </w:r>
-    </w:p>
-    <w:p>
-      <w:pPr>
-        <w:spacing w:after="0" w:before="0"/>
-      </w:pPr>
-      <w:r>
-        <w:rPr>
-          <w:rFonts w:ascii="Consolas" w:hAnsi="Consolas"/>
-          <w:color w:val="1F3764"/>
-          <w:sz w:val="17"/>
-        </w:rPr>
-        <w:t>Order "1" *-- "n" OrderDetail</w:t>
-      </w:r>
-    </w:p>
-    <w:p>
-      <w:pPr>
-        <w:spacing w:after="0" w:before="0"/>
-      </w:pPr>
-      <w:r>
-        <w:rPr>
-          <w:rFonts w:ascii="Consolas" w:hAnsi="Consolas"/>
-          <w:color w:val="1F3764"/>
-          <w:sz w:val="17"/>
-        </w:rPr>
-        <w:t>OrderDetail "n" o-- "1" Product</w:t>
-      </w:r>
-    </w:p>
-    <w:p>
-      <w:pPr>
-        <w:spacing w:after="0" w:before="0"/>
-      </w:pPr>
-      <w:r>
-        <w:rPr>
-          <w:rFonts w:ascii="Consolas" w:hAnsi="Consolas"/>
-          <w:color w:val="1F3764"/>
-          <w:sz w:val="17"/>
-        </w:rPr>
-        <w:t>Order "1" -- "1" Invoice</w:t>
-      </w:r>
-    </w:p>
-    <w:p>
-      <w:pPr>
-        <w:spacing w:after="0" w:before="0"/>
-      </w:pPr>
-      <w:r>
-        <w:rPr>
-          <w:rFonts w:ascii="Consolas" w:hAnsi="Consolas"/>
-          <w:color w:val="1F3764"/>
-          <w:sz w:val="17"/>
-        </w:rPr>
-        <w:t>@enduml</w:t>
-      </w:r>
-    </w:p>
-    <w:p/>
+        <w:t>6.6.5. Biểu đồ thực thể của module</w:t>
+      </w:r>
+    </w:p>
+    <w:p>
+      <w:pPr>
+        <w:jc w:val="center"/>
+      </w:pPr>
+      <w:r>
+        <w:drawing>
+          <wp:inline>
+            <wp:extent cx="5760720" cy="2496636"/>
+            <wp:docPr id="4" name="Picture 4"/>
+            <wp:cNvGraphicFramePr>
+              <a:graphicFrameLocks noChangeAspect="1"/>
+            </wp:cNvGraphicFramePr>
+            <a:graphic>
+              <a:graphicData uri="http://schemas.openxmlformats.org/drawingml/2006/picture">
+                <pic:pic>
+                  <pic:nvPicPr>
+                    <pic:cNvPr id="0" name="class_entity.png"/>
+                    <pic:cNvPicPr/>
+                  </pic:nvPicPr>
+                  <pic:blipFill>
+                    <a:blip r:embed="rId11"/>
+                    <a:stretch>
+                      <a:fillRect/>
+                    </a:stretch>
+                  </pic:blipFill>
+                  <pic:spPr>
+                    <a:xfrm>
+                      <a:off x="0" y="0"/>
+                      <a:ext cx="5760720" cy="2496636"/>
+                    </a:xfrm>
+                    <a:prstGeom prst="rect"/>
+                  </pic:spPr>
+                </pic:pic>
+              </a:graphicData>
+            </a:graphic>
+          </wp:inline>
+        </w:drawing>
+      </w:r>
+    </w:p>
+    <w:p>
+      <w:pPr>
+        <w:jc w:val="center"/>
+      </w:pPr>
+      <w:r>
+        <w:rPr>
+          <w:i/>
+          <w:sz w:val="20"/>
+        </w:rPr>
+        <w:t>Hình 6.1 - Biểu đồ thực thể module Duyệt và xuất đơn hàng (Visual Paradigm)</w:t>
+      </w:r>
+    </w:p>
     <w:p>
       <w:pPr>
         <w:pStyle w:val="Heading2"/>
@@ -26088,1310 +25371,60 @@
         <w:pStyle w:val="Heading3"/>
       </w:pPr>
       <w:r>
-        <w:t>6.7.4. PlantUML - Biểu đồ lớp phân tích</w:t>
-      </w:r>
-    </w:p>
-    <w:p>
-      <w:pPr>
-        <w:spacing w:after="0" w:before="0"/>
-      </w:pPr>
-      <w:r>
-        <w:rPr>
-          <w:rFonts w:ascii="Consolas" w:hAnsi="Consolas"/>
-          <w:color w:val="1F3764"/>
-          <w:sz w:val="17"/>
-        </w:rPr>
-        <w:t>@startuml</w:t>
-      </w:r>
-    </w:p>
-    <w:p>
-      <w:pPr>
-        <w:spacing w:after="0" w:before="0"/>
-      </w:pPr>
-      <w:r>
-        <w:rPr>
-          <w:rFonts w:ascii="Consolas" w:hAnsi="Consolas"/>
-          <w:color w:val="1F3764"/>
-          <w:sz w:val="17"/>
-        </w:rPr>
-        <w:t>left to right direction</w:t>
-      </w:r>
-    </w:p>
-    <w:p>
-      <w:pPr>
-        <w:spacing w:after="0" w:before="0"/>
-      </w:pPr>
-      <w:r>
-        <w:rPr>
-          <w:rFonts w:ascii="Consolas" w:hAnsi="Consolas"/>
-          <w:color w:val="1F3764"/>
-          <w:sz w:val="17"/>
-        </w:rPr>
-        <w:t>skinparam linetype ortho</w:t>
-      </w:r>
-    </w:p>
-    <w:p>
-      <w:pPr>
-        <w:spacing w:after="0" w:before="0"/>
-      </w:pPr>
-      <w:r>
-        <w:rPr>
-          <w:rFonts w:ascii="Consolas" w:hAnsi="Consolas"/>
-          <w:color w:val="1F3764"/>
-          <w:sz w:val="17"/>
-        </w:rPr>
-        <w:t>skinparam packageStyle rectangle</w:t>
-      </w:r>
-    </w:p>
-    <w:p>
-      <w:pPr>
-        <w:spacing w:after="0" w:before="0"/>
-      </w:pPr>
-      <w:r>
-        <w:rPr>
-          <w:rFonts w:ascii="Consolas" w:hAnsi="Consolas"/>
-          <w:color w:val="1F3764"/>
-          <w:sz w:val="17"/>
-        </w:rPr>
-        <w:t>title Bieu do lop phan tich - UC Approve and Export Order 0</w:t>
-      </w:r>
-    </w:p>
-    <w:p>
-      <w:pPr>
-        <w:spacing w:after="0" w:before="0"/>
-      </w:pPr>
-      <w:r>
-        <w:rPr>
-          <w:rFonts w:ascii="Consolas" w:hAnsi="Consolas"/>
-          <w:color w:val="1F3764"/>
-          <w:sz w:val="17"/>
-        </w:rPr>
-        <w:t xml:space="preserve"> </w:t>
-      </w:r>
-    </w:p>
-    <w:p>
-      <w:pPr>
-        <w:spacing w:after="0" w:before="0"/>
-      </w:pPr>
-      <w:r>
-        <w:rPr>
-          <w:rFonts w:ascii="Consolas" w:hAnsi="Consolas"/>
-          <w:color w:val="1F3764"/>
-          <w:sz w:val="17"/>
-        </w:rPr>
-        <w:t>class SaleHomeView {</w:t>
-      </w:r>
-    </w:p>
-    <w:p>
-      <w:pPr>
-        <w:spacing w:after="0" w:before="0"/>
-      </w:pPr>
-      <w:r>
-        <w:rPr>
-          <w:rFonts w:ascii="Consolas" w:hAnsi="Consolas"/>
-          <w:color w:val="1F3764"/>
-          <w:sz w:val="17"/>
-        </w:rPr>
-        <w:t xml:space="preserve">  -subBrowseOrder</w:t>
-      </w:r>
-    </w:p>
-    <w:p>
-      <w:pPr>
-        <w:spacing w:after="0" w:before="0"/>
-      </w:pPr>
-      <w:r>
-        <w:rPr>
-          <w:rFonts w:ascii="Consolas" w:hAnsi="Consolas"/>
-          <w:color w:val="1F3764"/>
-          <w:sz w:val="17"/>
-        </w:rPr>
-        <w:t>}</w:t>
-      </w:r>
-    </w:p>
-    <w:p>
-      <w:pPr>
-        <w:spacing w:after="0" w:before="0"/>
-      </w:pPr>
-      <w:r>
-        <w:rPr>
-          <w:rFonts w:ascii="Consolas" w:hAnsi="Consolas"/>
-          <w:color w:val="1F3764"/>
-          <w:sz w:val="17"/>
-        </w:rPr>
-        <w:t>class OrderListView {</w:t>
-      </w:r>
-    </w:p>
-    <w:p>
-      <w:pPr>
-        <w:spacing w:after="0" w:before="0"/>
-      </w:pPr>
-      <w:r>
-        <w:rPr>
-          <w:rFonts w:ascii="Consolas" w:hAnsi="Consolas"/>
-          <w:color w:val="1F3764"/>
-          <w:sz w:val="17"/>
-        </w:rPr>
-        <w:t xml:space="preserve">  -inStatusFilter</w:t>
-      </w:r>
-    </w:p>
-    <w:p>
-      <w:pPr>
-        <w:spacing w:after="0" w:before="0"/>
-      </w:pPr>
-      <w:r>
-        <w:rPr>
-          <w:rFonts w:ascii="Consolas" w:hAnsi="Consolas"/>
-          <w:color w:val="1F3764"/>
-          <w:sz w:val="17"/>
-        </w:rPr>
-        <w:t xml:space="preserve">  -subFilter</w:t>
-      </w:r>
-    </w:p>
-    <w:p>
-      <w:pPr>
-        <w:spacing w:after="0" w:before="0"/>
-      </w:pPr>
-      <w:r>
-        <w:rPr>
-          <w:rFonts w:ascii="Consolas" w:hAnsi="Consolas"/>
-          <w:color w:val="1F3764"/>
-          <w:sz w:val="17"/>
-        </w:rPr>
-        <w:t xml:space="preserve">  -outsubOrderList</w:t>
-      </w:r>
-    </w:p>
-    <w:p>
-      <w:pPr>
-        <w:spacing w:after="0" w:before="0"/>
-      </w:pPr>
-      <w:r>
-        <w:rPr>
-          <w:rFonts w:ascii="Consolas" w:hAnsi="Consolas"/>
-          <w:color w:val="1F3764"/>
-          <w:sz w:val="17"/>
-        </w:rPr>
-        <w:t>}</w:t>
-      </w:r>
-    </w:p>
-    <w:p>
-      <w:pPr>
-        <w:spacing w:after="0" w:before="0"/>
-      </w:pPr>
-      <w:r>
-        <w:rPr>
-          <w:rFonts w:ascii="Consolas" w:hAnsi="Consolas"/>
-          <w:color w:val="1F3764"/>
-          <w:sz w:val="17"/>
-        </w:rPr>
-        <w:t>class OrderDetailView {</w:t>
-      </w:r>
-    </w:p>
-    <w:p>
-      <w:pPr>
-        <w:spacing w:after="0" w:before="0"/>
-      </w:pPr>
-      <w:r>
-        <w:rPr>
-          <w:rFonts w:ascii="Consolas" w:hAnsi="Consolas"/>
-          <w:color w:val="1F3764"/>
-          <w:sz w:val="17"/>
-        </w:rPr>
-        <w:t xml:space="preserve">  -outCustomerInfo</w:t>
-      </w:r>
-    </w:p>
-    <w:p>
-      <w:pPr>
-        <w:spacing w:after="0" w:before="0"/>
-      </w:pPr>
-      <w:r>
-        <w:rPr>
-          <w:rFonts w:ascii="Consolas" w:hAnsi="Consolas"/>
-          <w:color w:val="1F3764"/>
-          <w:sz w:val="17"/>
-        </w:rPr>
-        <w:t xml:space="preserve">  -outsubOrderItemList</w:t>
-      </w:r>
-    </w:p>
-    <w:p>
-      <w:pPr>
-        <w:spacing w:after="0" w:before="0"/>
-      </w:pPr>
-      <w:r>
-        <w:rPr>
-          <w:rFonts w:ascii="Consolas" w:hAnsi="Consolas"/>
-          <w:color w:val="1F3764"/>
-          <w:sz w:val="17"/>
-        </w:rPr>
-        <w:t xml:space="preserve">  -outTotalAmount</w:t>
-      </w:r>
-    </w:p>
-    <w:p>
-      <w:pPr>
-        <w:spacing w:after="0" w:before="0"/>
-      </w:pPr>
-      <w:r>
-        <w:rPr>
-          <w:rFonts w:ascii="Consolas" w:hAnsi="Consolas"/>
-          <w:color w:val="1F3764"/>
-          <w:sz w:val="17"/>
-        </w:rPr>
-        <w:t xml:space="preserve">  -outStatus</w:t>
-      </w:r>
-    </w:p>
-    <w:p>
-      <w:pPr>
-        <w:spacing w:after="0" w:before="0"/>
-      </w:pPr>
-      <w:r>
-        <w:rPr>
-          <w:rFonts w:ascii="Consolas" w:hAnsi="Consolas"/>
-          <w:color w:val="1F3764"/>
-          <w:sz w:val="17"/>
-        </w:rPr>
-        <w:t xml:space="preserve">  -subApprove</w:t>
-      </w:r>
-    </w:p>
-    <w:p>
-      <w:pPr>
-        <w:spacing w:after="0" w:before="0"/>
-      </w:pPr>
-      <w:r>
-        <w:rPr>
-          <w:rFonts w:ascii="Consolas" w:hAnsi="Consolas"/>
-          <w:color w:val="1F3764"/>
-          <w:sz w:val="17"/>
-        </w:rPr>
-        <w:t xml:space="preserve">  -subAssignDelivery</w:t>
-      </w:r>
-    </w:p>
-    <w:p>
-      <w:pPr>
-        <w:spacing w:after="0" w:before="0"/>
-      </w:pPr>
-      <w:r>
-        <w:rPr>
-          <w:rFonts w:ascii="Consolas" w:hAnsi="Consolas"/>
-          <w:color w:val="1F3764"/>
-          <w:sz w:val="17"/>
-        </w:rPr>
-        <w:t xml:space="preserve">  -subExport</w:t>
-      </w:r>
-    </w:p>
-    <w:p>
-      <w:pPr>
-        <w:spacing w:after="0" w:before="0"/>
-      </w:pPr>
-      <w:r>
-        <w:rPr>
-          <w:rFonts w:ascii="Consolas" w:hAnsi="Consolas"/>
-          <w:color w:val="1F3764"/>
-          <w:sz w:val="17"/>
-        </w:rPr>
-        <w:t xml:space="preserve">  -subPrintInvoice</w:t>
-      </w:r>
-    </w:p>
-    <w:p>
-      <w:pPr>
-        <w:spacing w:after="0" w:before="0"/>
-      </w:pPr>
-      <w:r>
-        <w:rPr>
-          <w:rFonts w:ascii="Consolas" w:hAnsi="Consolas"/>
-          <w:color w:val="1F3764"/>
-          <w:sz w:val="17"/>
-        </w:rPr>
-        <w:t>}</w:t>
-      </w:r>
-    </w:p>
-    <w:p>
-      <w:pPr>
-        <w:spacing w:after="0" w:before="0"/>
-      </w:pPr>
-      <w:r>
-        <w:rPr>
-          <w:rFonts w:ascii="Consolas" w:hAnsi="Consolas"/>
-          <w:color w:val="1F3764"/>
-          <w:sz w:val="17"/>
-        </w:rPr>
-        <w:t>class DeliveryStaffListView {</w:t>
-      </w:r>
-    </w:p>
-    <w:p>
-      <w:pPr>
-        <w:spacing w:after="0" w:before="0"/>
-      </w:pPr>
-      <w:r>
-        <w:rPr>
-          <w:rFonts w:ascii="Consolas" w:hAnsi="Consolas"/>
-          <w:color w:val="1F3764"/>
-          <w:sz w:val="17"/>
-        </w:rPr>
-        <w:t xml:space="preserve">  -outsubDeliveryStaffList</w:t>
-      </w:r>
-    </w:p>
-    <w:p>
-      <w:pPr>
-        <w:spacing w:after="0" w:before="0"/>
-      </w:pPr>
-      <w:r>
-        <w:rPr>
-          <w:rFonts w:ascii="Consolas" w:hAnsi="Consolas"/>
-          <w:color w:val="1F3764"/>
-          <w:sz w:val="17"/>
-        </w:rPr>
-        <w:t xml:space="preserve">  -subSaveAssign</w:t>
-      </w:r>
-    </w:p>
-    <w:p>
-      <w:pPr>
-        <w:spacing w:after="0" w:before="0"/>
-      </w:pPr>
-      <w:r>
-        <w:rPr>
-          <w:rFonts w:ascii="Consolas" w:hAnsi="Consolas"/>
-          <w:color w:val="1F3764"/>
-          <w:sz w:val="17"/>
-        </w:rPr>
-        <w:t>}</w:t>
-      </w:r>
-    </w:p>
-    <w:p>
-      <w:pPr>
-        <w:spacing w:after="0" w:before="0"/>
-      </w:pPr>
-      <w:r>
-        <w:rPr>
-          <w:rFonts w:ascii="Consolas" w:hAnsi="Consolas"/>
-          <w:color w:val="1F3764"/>
-          <w:sz w:val="17"/>
-        </w:rPr>
-        <w:t>class InvoicePrintView {</w:t>
-      </w:r>
-    </w:p>
-    <w:p>
-      <w:pPr>
-        <w:spacing w:after="0" w:before="0"/>
-      </w:pPr>
-      <w:r>
-        <w:rPr>
-          <w:rFonts w:ascii="Consolas" w:hAnsi="Consolas"/>
-          <w:color w:val="1F3764"/>
-          <w:sz w:val="17"/>
-        </w:rPr>
-        <w:t xml:space="preserve">  -outInvoiceInfo</w:t>
-      </w:r>
-    </w:p>
-    <w:p>
-      <w:pPr>
-        <w:spacing w:after="0" w:before="0"/>
-      </w:pPr>
-      <w:r>
-        <w:rPr>
-          <w:rFonts w:ascii="Consolas" w:hAnsi="Consolas"/>
-          <w:color w:val="1F3764"/>
-          <w:sz w:val="17"/>
-        </w:rPr>
-        <w:t xml:space="preserve">  -outsubInvoiceItemList</w:t>
-      </w:r>
-    </w:p>
-    <w:p>
-      <w:pPr>
-        <w:spacing w:after="0" w:before="0"/>
-      </w:pPr>
-      <w:r>
-        <w:rPr>
-          <w:rFonts w:ascii="Consolas" w:hAnsi="Consolas"/>
-          <w:color w:val="1F3764"/>
-          <w:sz w:val="17"/>
-        </w:rPr>
-        <w:t xml:space="preserve">  -outTotalAmount</w:t>
-      </w:r>
-    </w:p>
-    <w:p>
-      <w:pPr>
-        <w:spacing w:after="0" w:before="0"/>
-      </w:pPr>
-      <w:r>
-        <w:rPr>
-          <w:rFonts w:ascii="Consolas" w:hAnsi="Consolas"/>
-          <w:color w:val="1F3764"/>
-          <w:sz w:val="17"/>
-        </w:rPr>
-        <w:t xml:space="preserve">  -subPrint</w:t>
-      </w:r>
-    </w:p>
-    <w:p>
-      <w:pPr>
-        <w:spacing w:after="0" w:before="0"/>
-      </w:pPr>
-      <w:r>
-        <w:rPr>
-          <w:rFonts w:ascii="Consolas" w:hAnsi="Consolas"/>
-          <w:color w:val="1F3764"/>
-          <w:sz w:val="17"/>
-        </w:rPr>
-        <w:t>}</w:t>
-      </w:r>
-    </w:p>
-    <w:p>
-      <w:pPr>
-        <w:spacing w:after="0" w:before="0"/>
-      </w:pPr>
-      <w:r>
-        <w:rPr>
-          <w:rFonts w:ascii="Consolas" w:hAnsi="Consolas"/>
-          <w:color w:val="1F3764"/>
-          <w:sz w:val="17"/>
-        </w:rPr>
-        <w:t xml:space="preserve"> </w:t>
-      </w:r>
-    </w:p>
-    <w:p>
-      <w:pPr>
-        <w:spacing w:after="0" w:before="0"/>
-      </w:pPr>
-      <w:r>
-        <w:rPr>
-          <w:rFonts w:ascii="Consolas" w:hAnsi="Consolas"/>
-          <w:color w:val="1F3764"/>
-          <w:sz w:val="17"/>
-        </w:rPr>
-        <w:t>class Order {</w:t>
-      </w:r>
-    </w:p>
-    <w:p>
-      <w:pPr>
-        <w:spacing w:after="0" w:before="0"/>
-      </w:pPr>
-      <w:r>
-        <w:rPr>
-          <w:rFonts w:ascii="Consolas" w:hAnsi="Consolas"/>
-          <w:color w:val="1F3764"/>
-          <w:sz w:val="17"/>
-        </w:rPr>
-        <w:t xml:space="preserve">  -orderId</w:t>
-      </w:r>
-    </w:p>
-    <w:p>
-      <w:pPr>
-        <w:spacing w:after="0" w:before="0"/>
-      </w:pPr>
-      <w:r>
-        <w:rPr>
-          <w:rFonts w:ascii="Consolas" w:hAnsi="Consolas"/>
-          <w:color w:val="1F3764"/>
-          <w:sz w:val="17"/>
-        </w:rPr>
-        <w:t xml:space="preserve">  -orderDate</w:t>
-      </w:r>
-    </w:p>
-    <w:p>
-      <w:pPr>
-        <w:spacing w:after="0" w:before="0"/>
-      </w:pPr>
-      <w:r>
-        <w:rPr>
-          <w:rFonts w:ascii="Consolas" w:hAnsi="Consolas"/>
-          <w:color w:val="1F3764"/>
-          <w:sz w:val="17"/>
-        </w:rPr>
-        <w:t xml:space="preserve">  -shippingAddress</w:t>
-      </w:r>
-    </w:p>
-    <w:p>
-      <w:pPr>
-        <w:spacing w:after="0" w:before="0"/>
-      </w:pPr>
-      <w:r>
-        <w:rPr>
-          <w:rFonts w:ascii="Consolas" w:hAnsi="Consolas"/>
-          <w:color w:val="1F3764"/>
-          <w:sz w:val="17"/>
-        </w:rPr>
-        <w:t xml:space="preserve">  -totalAmount</w:t>
-      </w:r>
-    </w:p>
-    <w:p>
-      <w:pPr>
-        <w:spacing w:after="0" w:before="0"/>
-      </w:pPr>
-      <w:r>
-        <w:rPr>
-          <w:rFonts w:ascii="Consolas" w:hAnsi="Consolas"/>
-          <w:color w:val="1F3764"/>
-          <w:sz w:val="17"/>
-        </w:rPr>
-        <w:t xml:space="preserve">  -status</w:t>
-      </w:r>
-    </w:p>
-    <w:p>
-      <w:pPr>
-        <w:spacing w:after="0" w:before="0"/>
-      </w:pPr>
-      <w:r>
-        <w:rPr>
-          <w:rFonts w:ascii="Consolas" w:hAnsi="Consolas"/>
-          <w:color w:val="1F3764"/>
-          <w:sz w:val="17"/>
-        </w:rPr>
-        <w:t xml:space="preserve">  -approvedAt</w:t>
-      </w:r>
-    </w:p>
-    <w:p>
-      <w:pPr>
-        <w:spacing w:after="0" w:before="0"/>
-      </w:pPr>
-      <w:r>
-        <w:rPr>
-          <w:rFonts w:ascii="Consolas" w:hAnsi="Consolas"/>
-          <w:color w:val="1F3764"/>
-          <w:sz w:val="17"/>
-        </w:rPr>
-        <w:t xml:space="preserve">  -exportedAt</w:t>
-      </w:r>
-    </w:p>
-    <w:p>
-      <w:pPr>
-        <w:spacing w:after="0" w:before="0"/>
-      </w:pPr>
-      <w:r>
-        <w:rPr>
-          <w:rFonts w:ascii="Consolas" w:hAnsi="Consolas"/>
-          <w:color w:val="1F3764"/>
-          <w:sz w:val="17"/>
-        </w:rPr>
-        <w:t xml:space="preserve">  +listUnexported()</w:t>
-      </w:r>
-    </w:p>
-    <w:p>
-      <w:pPr>
-        <w:spacing w:after="0" w:before="0"/>
-      </w:pPr>
-      <w:r>
-        <w:rPr>
-          <w:rFonts w:ascii="Consolas" w:hAnsi="Consolas"/>
-          <w:color w:val="1F3764"/>
-          <w:sz w:val="17"/>
-        </w:rPr>
-        <w:t xml:space="preserve">  +approve()</w:t>
-      </w:r>
-    </w:p>
-    <w:p>
-      <w:pPr>
-        <w:spacing w:after="0" w:before="0"/>
-      </w:pPr>
-      <w:r>
-        <w:rPr>
-          <w:rFonts w:ascii="Consolas" w:hAnsi="Consolas"/>
-          <w:color w:val="1F3764"/>
-          <w:sz w:val="17"/>
-        </w:rPr>
-        <w:t xml:space="preserve">  +assignDelivery()</w:t>
-      </w:r>
-    </w:p>
-    <w:p>
-      <w:pPr>
-        <w:spacing w:after="0" w:before="0"/>
-      </w:pPr>
-      <w:r>
-        <w:rPr>
-          <w:rFonts w:ascii="Consolas" w:hAnsi="Consolas"/>
-          <w:color w:val="1F3764"/>
-          <w:sz w:val="17"/>
-        </w:rPr>
-        <w:t xml:space="preserve">  +export()</w:t>
-      </w:r>
-    </w:p>
-    <w:p>
-      <w:pPr>
-        <w:spacing w:after="0" w:before="0"/>
-      </w:pPr>
-      <w:r>
-        <w:rPr>
-          <w:rFonts w:ascii="Consolas" w:hAnsi="Consolas"/>
-          <w:color w:val="1F3764"/>
-          <w:sz w:val="17"/>
-        </w:rPr>
-        <w:t>}</w:t>
-      </w:r>
-    </w:p>
-    <w:p>
-      <w:pPr>
-        <w:spacing w:after="0" w:before="0"/>
-      </w:pPr>
-      <w:r>
-        <w:rPr>
-          <w:rFonts w:ascii="Consolas" w:hAnsi="Consolas"/>
-          <w:color w:val="1F3764"/>
-          <w:sz w:val="17"/>
-        </w:rPr>
-        <w:t>class OrderDetail {</w:t>
-      </w:r>
-    </w:p>
-    <w:p>
-      <w:pPr>
-        <w:spacing w:after="0" w:before="0"/>
-      </w:pPr>
-      <w:r>
-        <w:rPr>
-          <w:rFonts w:ascii="Consolas" w:hAnsi="Consolas"/>
-          <w:color w:val="1F3764"/>
-          <w:sz w:val="17"/>
-        </w:rPr>
-        <w:t xml:space="preserve">  -quantity</w:t>
-      </w:r>
-    </w:p>
-    <w:p>
-      <w:pPr>
-        <w:spacing w:after="0" w:before="0"/>
-      </w:pPr>
-      <w:r>
-        <w:rPr>
-          <w:rFonts w:ascii="Consolas" w:hAnsi="Consolas"/>
-          <w:color w:val="1F3764"/>
-          <w:sz w:val="17"/>
-        </w:rPr>
-        <w:t xml:space="preserve">  -unitPrice</w:t>
-      </w:r>
-    </w:p>
-    <w:p>
-      <w:pPr>
-        <w:spacing w:after="0" w:before="0"/>
-      </w:pPr>
-      <w:r>
-        <w:rPr>
-          <w:rFonts w:ascii="Consolas" w:hAnsi="Consolas"/>
-          <w:color w:val="1F3764"/>
-          <w:sz w:val="17"/>
-        </w:rPr>
-        <w:t xml:space="preserve">  -lineAmount</w:t>
-      </w:r>
-    </w:p>
-    <w:p>
-      <w:pPr>
-        <w:spacing w:after="0" w:before="0"/>
-      </w:pPr>
-      <w:r>
-        <w:rPr>
-          <w:rFonts w:ascii="Consolas" w:hAnsi="Consolas"/>
-          <w:color w:val="1F3764"/>
-          <w:sz w:val="17"/>
-        </w:rPr>
-        <w:t xml:space="preserve">  +listByOrder()</w:t>
-      </w:r>
-    </w:p>
-    <w:p>
-      <w:pPr>
-        <w:spacing w:after="0" w:before="0"/>
-      </w:pPr>
-      <w:r>
-        <w:rPr>
-          <w:rFonts w:ascii="Consolas" w:hAnsi="Consolas"/>
-          <w:color w:val="1F3764"/>
-          <w:sz w:val="17"/>
-        </w:rPr>
-        <w:t>}</w:t>
-      </w:r>
-    </w:p>
-    <w:p>
-      <w:pPr>
-        <w:spacing w:after="0" w:before="0"/>
-      </w:pPr>
-      <w:r>
-        <w:rPr>
-          <w:rFonts w:ascii="Consolas" w:hAnsi="Consolas"/>
-          <w:color w:val="1F3764"/>
-          <w:sz w:val="17"/>
-        </w:rPr>
-        <w:t>class Product {</w:t>
-      </w:r>
-    </w:p>
-    <w:p>
-      <w:pPr>
-        <w:spacing w:after="0" w:before="0"/>
-      </w:pPr>
-      <w:r>
-        <w:rPr>
-          <w:rFonts w:ascii="Consolas" w:hAnsi="Consolas"/>
-          <w:color w:val="1F3764"/>
-          <w:sz w:val="17"/>
-        </w:rPr>
-        <w:t xml:space="preserve">  -productId</w:t>
-      </w:r>
-    </w:p>
-    <w:p>
-      <w:pPr>
-        <w:spacing w:after="0" w:before="0"/>
-      </w:pPr>
-      <w:r>
-        <w:rPr>
-          <w:rFonts w:ascii="Consolas" w:hAnsi="Consolas"/>
-          <w:color w:val="1F3764"/>
-          <w:sz w:val="17"/>
-        </w:rPr>
-        <w:t xml:space="preserve">  -productName</w:t>
-      </w:r>
-    </w:p>
-    <w:p>
-      <w:pPr>
-        <w:spacing w:after="0" w:before="0"/>
-      </w:pPr>
-      <w:r>
-        <w:rPr>
-          <w:rFonts w:ascii="Consolas" w:hAnsi="Consolas"/>
-          <w:color w:val="1F3764"/>
-          <w:sz w:val="17"/>
-        </w:rPr>
-        <w:t xml:space="preserve">  -unit</w:t>
-      </w:r>
-    </w:p>
-    <w:p>
-      <w:pPr>
-        <w:spacing w:after="0" w:before="0"/>
-      </w:pPr>
-      <w:r>
-        <w:rPr>
-          <w:rFonts w:ascii="Consolas" w:hAnsi="Consolas"/>
-          <w:color w:val="1F3764"/>
-          <w:sz w:val="17"/>
-        </w:rPr>
-        <w:t xml:space="preserve">  -salePrice</w:t>
-      </w:r>
-    </w:p>
-    <w:p>
-      <w:pPr>
-        <w:spacing w:after="0" w:before="0"/>
-      </w:pPr>
-      <w:r>
-        <w:rPr>
-          <w:rFonts w:ascii="Consolas" w:hAnsi="Consolas"/>
-          <w:color w:val="1F3764"/>
-          <w:sz w:val="17"/>
-        </w:rPr>
-        <w:t xml:space="preserve">  -stockQuantity</w:t>
-      </w:r>
-    </w:p>
-    <w:p>
-      <w:pPr>
-        <w:spacing w:after="0" w:before="0"/>
-      </w:pPr>
-      <w:r>
-        <w:rPr>
-          <w:rFonts w:ascii="Consolas" w:hAnsi="Consolas"/>
-          <w:color w:val="1F3764"/>
-          <w:sz w:val="17"/>
-        </w:rPr>
-        <w:t xml:space="preserve">  +checkStock()</w:t>
-      </w:r>
-    </w:p>
-    <w:p>
-      <w:pPr>
-        <w:spacing w:after="0" w:before="0"/>
-      </w:pPr>
-      <w:r>
-        <w:rPr>
-          <w:rFonts w:ascii="Consolas" w:hAnsi="Consolas"/>
-          <w:color w:val="1F3764"/>
-          <w:sz w:val="17"/>
-        </w:rPr>
-        <w:t xml:space="preserve">  +decreaseStock()</w:t>
-      </w:r>
-    </w:p>
-    <w:p>
-      <w:pPr>
-        <w:spacing w:after="0" w:before="0"/>
-      </w:pPr>
-      <w:r>
-        <w:rPr>
-          <w:rFonts w:ascii="Consolas" w:hAnsi="Consolas"/>
-          <w:color w:val="1F3764"/>
-          <w:sz w:val="17"/>
-        </w:rPr>
-        <w:t>}</w:t>
-      </w:r>
-    </w:p>
-    <w:p>
-      <w:pPr>
-        <w:spacing w:after="0" w:before="0"/>
-      </w:pPr>
-      <w:r>
-        <w:rPr>
-          <w:rFonts w:ascii="Consolas" w:hAnsi="Consolas"/>
-          <w:color w:val="1F3764"/>
-          <w:sz w:val="17"/>
-        </w:rPr>
-        <w:t>class DeliveryStaff {</w:t>
-      </w:r>
-    </w:p>
-    <w:p>
-      <w:pPr>
-        <w:spacing w:after="0" w:before="0"/>
-      </w:pPr>
-      <w:r>
-        <w:rPr>
-          <w:rFonts w:ascii="Consolas" w:hAnsi="Consolas"/>
-          <w:color w:val="1F3764"/>
-          <w:sz w:val="17"/>
-        </w:rPr>
-        <w:t xml:space="preserve">  -deliveryStaffId</w:t>
-      </w:r>
-    </w:p>
-    <w:p>
-      <w:pPr>
-        <w:spacing w:after="0" w:before="0"/>
-      </w:pPr>
-      <w:r>
-        <w:rPr>
-          <w:rFonts w:ascii="Consolas" w:hAnsi="Consolas"/>
-          <w:color w:val="1F3764"/>
-          <w:sz w:val="17"/>
-        </w:rPr>
-        <w:t xml:space="preserve">  -fullName</w:t>
-      </w:r>
-    </w:p>
-    <w:p>
-      <w:pPr>
-        <w:spacing w:after="0" w:before="0"/>
-      </w:pPr>
-      <w:r>
-        <w:rPr>
-          <w:rFonts w:ascii="Consolas" w:hAnsi="Consolas"/>
-          <w:color w:val="1F3764"/>
-          <w:sz w:val="17"/>
-        </w:rPr>
-        <w:t xml:space="preserve">  -phone</w:t>
-      </w:r>
-    </w:p>
-    <w:p>
-      <w:pPr>
-        <w:spacing w:after="0" w:before="0"/>
-      </w:pPr>
-      <w:r>
-        <w:rPr>
-          <w:rFonts w:ascii="Consolas" w:hAnsi="Consolas"/>
-          <w:color w:val="1F3764"/>
-          <w:sz w:val="17"/>
-        </w:rPr>
-        <w:t xml:space="preserve">  -status</w:t>
-      </w:r>
-    </w:p>
-    <w:p>
-      <w:pPr>
-        <w:spacing w:after="0" w:before="0"/>
-      </w:pPr>
-      <w:r>
-        <w:rPr>
-          <w:rFonts w:ascii="Consolas" w:hAnsi="Consolas"/>
-          <w:color w:val="1F3764"/>
-          <w:sz w:val="17"/>
-        </w:rPr>
-        <w:t xml:space="preserve">  +listAvailable()</w:t>
-      </w:r>
-    </w:p>
-    <w:p>
-      <w:pPr>
-        <w:spacing w:after="0" w:before="0"/>
-      </w:pPr>
-      <w:r>
-        <w:rPr>
-          <w:rFonts w:ascii="Consolas" w:hAnsi="Consolas"/>
-          <w:color w:val="1F3764"/>
-          <w:sz w:val="17"/>
-        </w:rPr>
-        <w:t>}</w:t>
-      </w:r>
-    </w:p>
-    <w:p>
-      <w:pPr>
-        <w:spacing w:after="0" w:before="0"/>
-      </w:pPr>
-      <w:r>
-        <w:rPr>
-          <w:rFonts w:ascii="Consolas" w:hAnsi="Consolas"/>
-          <w:color w:val="1F3764"/>
-          <w:sz w:val="17"/>
-        </w:rPr>
-        <w:t>class Invoice {</w:t>
-      </w:r>
-    </w:p>
-    <w:p>
-      <w:pPr>
-        <w:spacing w:after="0" w:before="0"/>
-      </w:pPr>
-      <w:r>
-        <w:rPr>
-          <w:rFonts w:ascii="Consolas" w:hAnsi="Consolas"/>
-          <w:color w:val="1F3764"/>
-          <w:sz w:val="17"/>
-        </w:rPr>
-        <w:t xml:space="preserve">  -invoiceId</w:t>
-      </w:r>
-    </w:p>
-    <w:p>
-      <w:pPr>
-        <w:spacing w:after="0" w:before="0"/>
-      </w:pPr>
-      <w:r>
-        <w:rPr>
-          <w:rFonts w:ascii="Consolas" w:hAnsi="Consolas"/>
-          <w:color w:val="1F3764"/>
-          <w:sz w:val="17"/>
-        </w:rPr>
-        <w:t xml:space="preserve">  -issueDate</w:t>
-      </w:r>
-    </w:p>
-    <w:p>
-      <w:pPr>
-        <w:spacing w:after="0" w:before="0"/>
-      </w:pPr>
-      <w:r>
-        <w:rPr>
-          <w:rFonts w:ascii="Consolas" w:hAnsi="Consolas"/>
-          <w:color w:val="1F3764"/>
-          <w:sz w:val="17"/>
-        </w:rPr>
-        <w:t xml:space="preserve">  -totalAmount</w:t>
-      </w:r>
-    </w:p>
-    <w:p>
-      <w:pPr>
-        <w:spacing w:after="0" w:before="0"/>
-      </w:pPr>
-      <w:r>
-        <w:rPr>
-          <w:rFonts w:ascii="Consolas" w:hAnsi="Consolas"/>
-          <w:color w:val="1F3764"/>
-          <w:sz w:val="17"/>
-        </w:rPr>
-        <w:t xml:space="preserve">  -status</w:t>
-      </w:r>
-    </w:p>
-    <w:p>
-      <w:pPr>
-        <w:spacing w:after="0" w:before="0"/>
-      </w:pPr>
-      <w:r>
-        <w:rPr>
-          <w:rFonts w:ascii="Consolas" w:hAnsi="Consolas"/>
-          <w:color w:val="1F3764"/>
-          <w:sz w:val="17"/>
-        </w:rPr>
-        <w:t xml:space="preserve">  +issue()</w:t>
-      </w:r>
-    </w:p>
-    <w:p>
-      <w:pPr>
-        <w:spacing w:after="0" w:before="0"/>
-      </w:pPr>
-      <w:r>
-        <w:rPr>
-          <w:rFonts w:ascii="Consolas" w:hAnsi="Consolas"/>
-          <w:color w:val="1F3764"/>
-          <w:sz w:val="17"/>
-        </w:rPr>
-        <w:t xml:space="preserve">  +getInvoiceDetail()</w:t>
-      </w:r>
-    </w:p>
-    <w:p>
-      <w:pPr>
-        <w:spacing w:after="0" w:before="0"/>
-      </w:pPr>
-      <w:r>
-        <w:rPr>
-          <w:rFonts w:ascii="Consolas" w:hAnsi="Consolas"/>
-          <w:color w:val="1F3764"/>
-          <w:sz w:val="17"/>
-        </w:rPr>
-        <w:t>}</w:t>
-      </w:r>
-    </w:p>
-    <w:p>
-      <w:pPr>
-        <w:spacing w:after="0" w:before="0"/>
-      </w:pPr>
-      <w:r>
-        <w:rPr>
-          <w:rFonts w:ascii="Consolas" w:hAnsi="Consolas"/>
-          <w:color w:val="1F3764"/>
-          <w:sz w:val="17"/>
-        </w:rPr>
-        <w:t>class Customer {</w:t>
-      </w:r>
-    </w:p>
-    <w:p>
-      <w:pPr>
-        <w:spacing w:after="0" w:before="0"/>
-      </w:pPr>
-      <w:r>
-        <w:rPr>
-          <w:rFonts w:ascii="Consolas" w:hAnsi="Consolas"/>
-          <w:color w:val="1F3764"/>
-          <w:sz w:val="17"/>
-        </w:rPr>
-        <w:t xml:space="preserve">  -customerId</w:t>
-      </w:r>
-    </w:p>
-    <w:p>
-      <w:pPr>
-        <w:spacing w:after="0" w:before="0"/>
-      </w:pPr>
-      <w:r>
-        <w:rPr>
-          <w:rFonts w:ascii="Consolas" w:hAnsi="Consolas"/>
-          <w:color w:val="1F3764"/>
-          <w:sz w:val="17"/>
-        </w:rPr>
-        <w:t xml:space="preserve">  -fullName</w:t>
-      </w:r>
-    </w:p>
-    <w:p>
-      <w:pPr>
-        <w:spacing w:after="0" w:before="0"/>
-      </w:pPr>
-      <w:r>
-        <w:rPr>
-          <w:rFonts w:ascii="Consolas" w:hAnsi="Consolas"/>
-          <w:color w:val="1F3764"/>
-          <w:sz w:val="17"/>
-        </w:rPr>
-        <w:t xml:space="preserve">  -phone</w:t>
-      </w:r>
-    </w:p>
-    <w:p>
-      <w:pPr>
-        <w:spacing w:after="0" w:before="0"/>
-      </w:pPr>
-      <w:r>
-        <w:rPr>
-          <w:rFonts w:ascii="Consolas" w:hAnsi="Consolas"/>
-          <w:color w:val="1F3764"/>
-          <w:sz w:val="17"/>
-        </w:rPr>
-        <w:t xml:space="preserve">  -address</w:t>
-      </w:r>
-    </w:p>
-    <w:p>
-      <w:pPr>
-        <w:spacing w:after="0" w:before="0"/>
-      </w:pPr>
-      <w:r>
-        <w:rPr>
-          <w:rFonts w:ascii="Consolas" w:hAnsi="Consolas"/>
-          <w:color w:val="1F3764"/>
-          <w:sz w:val="17"/>
-        </w:rPr>
-        <w:t>}</w:t>
-      </w:r>
-    </w:p>
-    <w:p>
-      <w:pPr>
-        <w:spacing w:after="0" w:before="0"/>
-      </w:pPr>
-      <w:r>
-        <w:rPr>
-          <w:rFonts w:ascii="Consolas" w:hAnsi="Consolas"/>
-          <w:color w:val="1F3764"/>
-          <w:sz w:val="17"/>
-        </w:rPr>
-        <w:t xml:space="preserve"> </w:t>
-      </w:r>
-    </w:p>
-    <w:p>
-      <w:pPr>
-        <w:spacing w:after="0" w:before="0"/>
-      </w:pPr>
-      <w:r>
-        <w:rPr>
-          <w:rFonts w:ascii="Consolas" w:hAnsi="Consolas"/>
-          <w:color w:val="1F3764"/>
-          <w:sz w:val="17"/>
-        </w:rPr>
-        <w:t>SaleHomeView --&gt; OrderListView</w:t>
-      </w:r>
-    </w:p>
-    <w:p>
-      <w:pPr>
-        <w:spacing w:after="0" w:before="0"/>
-      </w:pPr>
-      <w:r>
-        <w:rPr>
-          <w:rFonts w:ascii="Consolas" w:hAnsi="Consolas"/>
-          <w:color w:val="1F3764"/>
-          <w:sz w:val="17"/>
-        </w:rPr>
-        <w:t>OrderListView --&gt; OrderDetailView</w:t>
-      </w:r>
-    </w:p>
-    <w:p>
-      <w:pPr>
-        <w:spacing w:after="0" w:before="0"/>
-      </w:pPr>
-      <w:r>
-        <w:rPr>
-          <w:rFonts w:ascii="Consolas" w:hAnsi="Consolas"/>
-          <w:color w:val="1F3764"/>
-          <w:sz w:val="17"/>
-        </w:rPr>
-        <w:t>OrderDetailView --&gt; DeliveryStaffListView</w:t>
-      </w:r>
-    </w:p>
-    <w:p>
-      <w:pPr>
-        <w:spacing w:after="0" w:before="0"/>
-      </w:pPr>
-      <w:r>
-        <w:rPr>
-          <w:rFonts w:ascii="Consolas" w:hAnsi="Consolas"/>
-          <w:color w:val="1F3764"/>
-          <w:sz w:val="17"/>
-        </w:rPr>
-        <w:t>OrderDetailView --&gt; InvoicePrintView</w:t>
-      </w:r>
-    </w:p>
-    <w:p>
-      <w:pPr>
-        <w:spacing w:after="0" w:before="0"/>
-      </w:pPr>
-      <w:r>
-        <w:rPr>
-          <w:rFonts w:ascii="Consolas" w:hAnsi="Consolas"/>
-          <w:color w:val="1F3764"/>
-          <w:sz w:val="17"/>
-        </w:rPr>
-        <w:t xml:space="preserve"> </w:t>
-      </w:r>
-    </w:p>
-    <w:p>
-      <w:pPr>
-        <w:spacing w:after="0" w:before="0"/>
-      </w:pPr>
-      <w:r>
-        <w:rPr>
-          <w:rFonts w:ascii="Consolas" w:hAnsi="Consolas"/>
-          <w:color w:val="1F3764"/>
-          <w:sz w:val="17"/>
-        </w:rPr>
-        <w:t>OrderListView --&gt; Order</w:t>
-      </w:r>
-    </w:p>
-    <w:p>
-      <w:pPr>
-        <w:spacing w:after="0" w:before="0"/>
-      </w:pPr>
-      <w:r>
-        <w:rPr>
-          <w:rFonts w:ascii="Consolas" w:hAnsi="Consolas"/>
-          <w:color w:val="1F3764"/>
-          <w:sz w:val="17"/>
-        </w:rPr>
-        <w:t>OrderDetailView --&gt; OrderDetail</w:t>
-      </w:r>
-    </w:p>
-    <w:p>
-      <w:pPr>
-        <w:spacing w:after="0" w:before="0"/>
-      </w:pPr>
-      <w:r>
-        <w:rPr>
-          <w:rFonts w:ascii="Consolas" w:hAnsi="Consolas"/>
-          <w:color w:val="1F3764"/>
-          <w:sz w:val="17"/>
-        </w:rPr>
-        <w:t>OrderDetailView --&gt; Order</w:t>
-      </w:r>
-    </w:p>
-    <w:p>
-      <w:pPr>
-        <w:spacing w:after="0" w:before="0"/>
-      </w:pPr>
-      <w:r>
-        <w:rPr>
-          <w:rFonts w:ascii="Consolas" w:hAnsi="Consolas"/>
-          <w:color w:val="1F3764"/>
-          <w:sz w:val="17"/>
-        </w:rPr>
-        <w:t>OrderDetailView --&gt; Product</w:t>
-      </w:r>
-    </w:p>
-    <w:p>
-      <w:pPr>
-        <w:spacing w:after="0" w:before="0"/>
-      </w:pPr>
-      <w:r>
-        <w:rPr>
-          <w:rFonts w:ascii="Consolas" w:hAnsi="Consolas"/>
-          <w:color w:val="1F3764"/>
-          <w:sz w:val="17"/>
-        </w:rPr>
-        <w:t>OrderDetailView --&gt; Invoice</w:t>
-      </w:r>
-    </w:p>
-    <w:p>
-      <w:pPr>
-        <w:spacing w:after="0" w:before="0"/>
-      </w:pPr>
-      <w:r>
-        <w:rPr>
-          <w:rFonts w:ascii="Consolas" w:hAnsi="Consolas"/>
-          <w:color w:val="1F3764"/>
-          <w:sz w:val="17"/>
-        </w:rPr>
-        <w:t>OrderDetailView --&gt; Customer</w:t>
-      </w:r>
-    </w:p>
-    <w:p>
-      <w:pPr>
-        <w:spacing w:after="0" w:before="0"/>
-      </w:pPr>
-      <w:r>
-        <w:rPr>
-          <w:rFonts w:ascii="Consolas" w:hAnsi="Consolas"/>
-          <w:color w:val="1F3764"/>
-          <w:sz w:val="17"/>
-        </w:rPr>
-        <w:t>DeliveryStaffListView --&gt; DeliveryStaff</w:t>
-      </w:r>
-    </w:p>
-    <w:p>
-      <w:pPr>
-        <w:spacing w:after="0" w:before="0"/>
-      </w:pPr>
-      <w:r>
-        <w:rPr>
-          <w:rFonts w:ascii="Consolas" w:hAnsi="Consolas"/>
-          <w:color w:val="1F3764"/>
-          <w:sz w:val="17"/>
-        </w:rPr>
-        <w:t>DeliveryStaffListView --&gt; Order</w:t>
-      </w:r>
-    </w:p>
-    <w:p>
-      <w:pPr>
-        <w:spacing w:after="0" w:before="0"/>
-      </w:pPr>
-      <w:r>
-        <w:rPr>
-          <w:rFonts w:ascii="Consolas" w:hAnsi="Consolas"/>
-          <w:color w:val="1F3764"/>
-          <w:sz w:val="17"/>
-        </w:rPr>
-        <w:t>InvoicePrintView --&gt; Invoice</w:t>
-      </w:r>
-    </w:p>
-    <w:p>
-      <w:pPr>
-        <w:spacing w:after="0" w:before="0"/>
-      </w:pPr>
-      <w:r>
-        <w:rPr>
-          <w:rFonts w:ascii="Consolas" w:hAnsi="Consolas"/>
-          <w:color w:val="1F3764"/>
-          <w:sz w:val="17"/>
-        </w:rPr>
-        <w:t>@enduml</w:t>
-      </w:r>
-    </w:p>
-    <w:p/>
+        <w:t>6.7.4. Biểu đồ lớp phân tích</w:t>
+      </w:r>
+    </w:p>
+    <w:p>
+      <w:pPr>
+        <w:jc w:val="center"/>
+      </w:pPr>
+      <w:r>
+        <w:drawing>
+          <wp:inline>
+            <wp:extent cx="4206240" cy="6535428"/>
+            <wp:docPr id="5" name="Picture 5"/>
+            <wp:cNvGraphicFramePr>
+              <a:graphicFrameLocks noChangeAspect="1"/>
+            </wp:cNvGraphicFramePr>
+            <a:graphic>
+              <a:graphicData uri="http://schemas.openxmlformats.org/drawingml/2006/picture">
+                <pic:pic>
+                  <pic:nvPicPr>
+                    <pic:cNvPr id="0" name="class_analysis_bce.png"/>
+                    <pic:cNvPicPr/>
+                  </pic:nvPicPr>
+                  <pic:blipFill>
+                    <a:blip r:embed="rId12"/>
+                    <a:stretch>
+                      <a:fillRect/>
+                    </a:stretch>
+                  </pic:blipFill>
+                  <pic:spPr>
+                    <a:xfrm>
+                      <a:off x="0" y="0"/>
+                      <a:ext cx="4206240" cy="6535428"/>
+                    </a:xfrm>
+                    <a:prstGeom prst="rect"/>
+                  </pic:spPr>
+                </pic:pic>
+              </a:graphicData>
+            </a:graphic>
+          </wp:inline>
+        </w:drawing>
+      </w:r>
+    </w:p>
+    <w:p>
+      <w:pPr>
+        <w:jc w:val="center"/>
+      </w:pPr>
+      <w:r>
+        <w:rPr>
+          <w:i/>
+          <w:sz w:val="20"/>
+        </w:rPr>
+        <w:t>Hình 6.2 - Biểu đồ lớp phân tích Boundary - Entity (Visual Paradigm)</w:t>
+      </w:r>
+    </w:p>
     <w:p>
       <w:pPr>
         <w:pStyle w:val="Heading2"/>
@@ -28333,5418 +26366,60 @@
         <w:pStyle w:val="Heading3"/>
       </w:pPr>
       <w:r>
-        <w:t>6.9.2. PlantUML - Biểu đồ tuần tự phân tích</w:t>
-      </w:r>
-    </w:p>
-    <w:p>
-      <w:pPr>
-        <w:spacing w:after="0" w:before="0"/>
-      </w:pPr>
-      <w:r>
-        <w:rPr>
-          <w:rFonts w:ascii="Consolas" w:hAnsi="Consolas"/>
-          <w:color w:val="1F3764"/>
-          <w:sz w:val="17"/>
-        </w:rPr>
-        <w:t>@startuml</w:t>
-      </w:r>
-    </w:p>
-    <w:p>
-      <w:pPr>
-        <w:spacing w:after="0" w:before="0"/>
-      </w:pPr>
-      <w:r>
-        <w:rPr>
-          <w:rFonts w:ascii="Consolas" w:hAnsi="Consolas"/>
-          <w:color w:val="1F3764"/>
-          <w:sz w:val="17"/>
-        </w:rPr>
-        <w:t>left to right direction</w:t>
-      </w:r>
-    </w:p>
-    <w:p>
-      <w:pPr>
-        <w:spacing w:after="0" w:before="0"/>
-      </w:pPr>
-      <w:r>
-        <w:rPr>
-          <w:rFonts w:ascii="Consolas" w:hAnsi="Consolas"/>
-          <w:color w:val="1F3764"/>
-          <w:sz w:val="17"/>
-        </w:rPr>
-        <w:t>skinparam linetype ortho</w:t>
-      </w:r>
-    </w:p>
-    <w:p>
-      <w:pPr>
-        <w:spacing w:after="0" w:before="0"/>
-      </w:pPr>
-      <w:r>
-        <w:rPr>
-          <w:rFonts w:ascii="Consolas" w:hAnsi="Consolas"/>
-          <w:color w:val="1F3764"/>
-          <w:sz w:val="17"/>
-        </w:rPr>
-        <w:t>skinparam packageStyle rectangle</w:t>
-      </w:r>
-    </w:p>
-    <w:p>
-      <w:pPr>
-        <w:spacing w:after="0" w:before="0"/>
-      </w:pPr>
-      <w:r>
-        <w:rPr>
-          <w:rFonts w:ascii="Consolas" w:hAnsi="Consolas"/>
-          <w:color w:val="1F3764"/>
-          <w:sz w:val="17"/>
-        </w:rPr>
-        <w:t>title Biểu đồ thực thể – Module Duyệt và xuất đơn hàng</w:t>
-      </w:r>
-    </w:p>
-    <w:p>
-      <w:pPr>
-        <w:spacing w:after="0" w:before="0"/>
-      </w:pPr>
-      <w:r>
-        <w:rPr>
-          <w:rFonts w:ascii="Consolas" w:hAnsi="Consolas"/>
-          <w:color w:val="1F3764"/>
-          <w:sz w:val="17"/>
-        </w:rPr>
-        <w:t xml:space="preserve"> </w:t>
-      </w:r>
-    </w:p>
-    <w:p>
-      <w:pPr>
-        <w:spacing w:after="0" w:before="0"/>
-      </w:pPr>
-      <w:r>
-        <w:rPr>
-          <w:rFonts w:ascii="Consolas" w:hAnsi="Consolas"/>
-          <w:color w:val="1F3764"/>
-          <w:sz w:val="17"/>
-        </w:rPr>
-        <w:t>class Customer {</w:t>
-      </w:r>
-    </w:p>
-    <w:p>
-      <w:pPr>
-        <w:spacing w:after="0" w:before="0"/>
-      </w:pPr>
-      <w:r>
-        <w:rPr>
-          <w:rFonts w:ascii="Consolas" w:hAnsi="Consolas"/>
-          <w:color w:val="1F3764"/>
-          <w:sz w:val="17"/>
-        </w:rPr>
-        <w:t xml:space="preserve">  -customerId</w:t>
-      </w:r>
-    </w:p>
-    <w:p>
-      <w:pPr>
-        <w:spacing w:after="0" w:before="0"/>
-      </w:pPr>
-      <w:r>
-        <w:rPr>
-          <w:rFonts w:ascii="Consolas" w:hAnsi="Consolas"/>
-          <w:color w:val="1F3764"/>
-          <w:sz w:val="17"/>
-        </w:rPr>
-        <w:t xml:space="preserve">  -fullName</w:t>
-      </w:r>
-    </w:p>
-    <w:p>
-      <w:pPr>
-        <w:spacing w:after="0" w:before="0"/>
-      </w:pPr>
-      <w:r>
-        <w:rPr>
-          <w:rFonts w:ascii="Consolas" w:hAnsi="Consolas"/>
-          <w:color w:val="1F3764"/>
-          <w:sz w:val="17"/>
-        </w:rPr>
-        <w:t xml:space="preserve">  -phone</w:t>
-      </w:r>
-    </w:p>
-    <w:p>
-      <w:pPr>
-        <w:spacing w:after="0" w:before="0"/>
-      </w:pPr>
-      <w:r>
-        <w:rPr>
-          <w:rFonts w:ascii="Consolas" w:hAnsi="Consolas"/>
-          <w:color w:val="1F3764"/>
-          <w:sz w:val="17"/>
-        </w:rPr>
-        <w:t xml:space="preserve">  -address</w:t>
-      </w:r>
-    </w:p>
-    <w:p>
-      <w:pPr>
-        <w:spacing w:after="0" w:before="0"/>
-      </w:pPr>
-      <w:r>
-        <w:rPr>
-          <w:rFonts w:ascii="Consolas" w:hAnsi="Consolas"/>
-          <w:color w:val="1F3764"/>
-          <w:sz w:val="17"/>
-        </w:rPr>
-        <w:t>}</w:t>
-      </w:r>
-    </w:p>
-    <w:p>
-      <w:pPr>
-        <w:spacing w:after="0" w:before="0"/>
-      </w:pPr>
-      <w:r>
-        <w:rPr>
-          <w:rFonts w:ascii="Consolas" w:hAnsi="Consolas"/>
-          <w:color w:val="1F3764"/>
-          <w:sz w:val="17"/>
-        </w:rPr>
-        <w:t>class SaleStaff {</w:t>
-      </w:r>
-    </w:p>
-    <w:p>
-      <w:pPr>
-        <w:spacing w:after="0" w:before="0"/>
-      </w:pPr>
-      <w:r>
-        <w:rPr>
-          <w:rFonts w:ascii="Consolas" w:hAnsi="Consolas"/>
-          <w:color w:val="1F3764"/>
-          <w:sz w:val="17"/>
-        </w:rPr>
-        <w:t xml:space="preserve">  -staffId</w:t>
-      </w:r>
-    </w:p>
-    <w:p>
-      <w:pPr>
-        <w:spacing w:after="0" w:before="0"/>
-      </w:pPr>
-      <w:r>
-        <w:rPr>
-          <w:rFonts w:ascii="Consolas" w:hAnsi="Consolas"/>
-          <w:color w:val="1F3764"/>
-          <w:sz w:val="17"/>
-        </w:rPr>
-        <w:t xml:space="preserve">  -fullName</w:t>
-      </w:r>
-    </w:p>
-    <w:p>
-      <w:pPr>
-        <w:spacing w:after="0" w:before="0"/>
-      </w:pPr>
-      <w:r>
-        <w:rPr>
-          <w:rFonts w:ascii="Consolas" w:hAnsi="Consolas"/>
-          <w:color w:val="1F3764"/>
-          <w:sz w:val="17"/>
-        </w:rPr>
-        <w:t xml:space="preserve">  -position</w:t>
-      </w:r>
-    </w:p>
-    <w:p>
-      <w:pPr>
-        <w:spacing w:after="0" w:before="0"/>
-      </w:pPr>
-      <w:r>
-        <w:rPr>
-          <w:rFonts w:ascii="Consolas" w:hAnsi="Consolas"/>
-          <w:color w:val="1F3764"/>
-          <w:sz w:val="17"/>
-        </w:rPr>
-        <w:t>}</w:t>
-      </w:r>
-    </w:p>
-    <w:p>
-      <w:pPr>
-        <w:spacing w:after="0" w:before="0"/>
-      </w:pPr>
-      <w:r>
-        <w:rPr>
-          <w:rFonts w:ascii="Consolas" w:hAnsi="Consolas"/>
-          <w:color w:val="1F3764"/>
-          <w:sz w:val="17"/>
-        </w:rPr>
-        <w:t>class DeliveryStaff {</w:t>
-      </w:r>
-    </w:p>
-    <w:p>
-      <w:pPr>
-        <w:spacing w:after="0" w:before="0"/>
-      </w:pPr>
-      <w:r>
-        <w:rPr>
-          <w:rFonts w:ascii="Consolas" w:hAnsi="Consolas"/>
-          <w:color w:val="1F3764"/>
-          <w:sz w:val="17"/>
-        </w:rPr>
-        <w:t xml:space="preserve">  -deliveryStaffId</w:t>
-      </w:r>
-    </w:p>
-    <w:p>
-      <w:pPr>
-        <w:spacing w:after="0" w:before="0"/>
-      </w:pPr>
-      <w:r>
-        <w:rPr>
-          <w:rFonts w:ascii="Consolas" w:hAnsi="Consolas"/>
-          <w:color w:val="1F3764"/>
-          <w:sz w:val="17"/>
-        </w:rPr>
-        <w:t xml:space="preserve">  -fullName</w:t>
-      </w:r>
-    </w:p>
-    <w:p>
-      <w:pPr>
-        <w:spacing w:after="0" w:before="0"/>
-      </w:pPr>
-      <w:r>
-        <w:rPr>
-          <w:rFonts w:ascii="Consolas" w:hAnsi="Consolas"/>
-          <w:color w:val="1F3764"/>
-          <w:sz w:val="17"/>
-        </w:rPr>
-        <w:t xml:space="preserve">  -phone</w:t>
-      </w:r>
-    </w:p>
-    <w:p>
-      <w:pPr>
-        <w:spacing w:after="0" w:before="0"/>
-      </w:pPr>
-      <w:r>
-        <w:rPr>
-          <w:rFonts w:ascii="Consolas" w:hAnsi="Consolas"/>
-          <w:color w:val="1F3764"/>
-          <w:sz w:val="17"/>
-        </w:rPr>
-        <w:t xml:space="preserve">  -status</w:t>
-      </w:r>
-    </w:p>
-    <w:p>
-      <w:pPr>
-        <w:spacing w:after="0" w:before="0"/>
-      </w:pPr>
-      <w:r>
-        <w:rPr>
-          <w:rFonts w:ascii="Consolas" w:hAnsi="Consolas"/>
-          <w:color w:val="1F3764"/>
-          <w:sz w:val="17"/>
-        </w:rPr>
-        <w:t>}</w:t>
-      </w:r>
-    </w:p>
-    <w:p>
-      <w:pPr>
-        <w:spacing w:after="0" w:before="0"/>
-      </w:pPr>
-      <w:r>
-        <w:rPr>
-          <w:rFonts w:ascii="Consolas" w:hAnsi="Consolas"/>
-          <w:color w:val="1F3764"/>
-          <w:sz w:val="17"/>
-        </w:rPr>
-        <w:t>class Order {</w:t>
-      </w:r>
-    </w:p>
-    <w:p>
-      <w:pPr>
-        <w:spacing w:after="0" w:before="0"/>
-      </w:pPr>
-      <w:r>
-        <w:rPr>
-          <w:rFonts w:ascii="Consolas" w:hAnsi="Consolas"/>
-          <w:color w:val="1F3764"/>
-          <w:sz w:val="17"/>
-        </w:rPr>
-        <w:t xml:space="preserve">  -orderId</w:t>
-      </w:r>
-    </w:p>
-    <w:p>
-      <w:pPr>
-        <w:spacing w:after="0" w:before="0"/>
-      </w:pPr>
-      <w:r>
-        <w:rPr>
-          <w:rFonts w:ascii="Consolas" w:hAnsi="Consolas"/>
-          <w:color w:val="1F3764"/>
-          <w:sz w:val="17"/>
-        </w:rPr>
-        <w:t xml:space="preserve">  -orderDate</w:t>
-      </w:r>
-    </w:p>
-    <w:p>
-      <w:pPr>
-        <w:spacing w:after="0" w:before="0"/>
-      </w:pPr>
-      <w:r>
-        <w:rPr>
-          <w:rFonts w:ascii="Consolas" w:hAnsi="Consolas"/>
-          <w:color w:val="1F3764"/>
-          <w:sz w:val="17"/>
-        </w:rPr>
-        <w:t xml:space="preserve">  -shippingAddress</w:t>
-      </w:r>
-    </w:p>
-    <w:p>
-      <w:pPr>
-        <w:spacing w:after="0" w:before="0"/>
-      </w:pPr>
-      <w:r>
-        <w:rPr>
-          <w:rFonts w:ascii="Consolas" w:hAnsi="Consolas"/>
-          <w:color w:val="1F3764"/>
-          <w:sz w:val="17"/>
-        </w:rPr>
-        <w:t xml:space="preserve">  -totalAmount</w:t>
-      </w:r>
-    </w:p>
-    <w:p>
-      <w:pPr>
-        <w:spacing w:after="0" w:before="0"/>
-      </w:pPr>
-      <w:r>
-        <w:rPr>
-          <w:rFonts w:ascii="Consolas" w:hAnsi="Consolas"/>
-          <w:color w:val="1F3764"/>
-          <w:sz w:val="17"/>
-        </w:rPr>
-        <w:t xml:space="preserve">  -status</w:t>
-      </w:r>
-    </w:p>
-    <w:p>
-      <w:pPr>
-        <w:spacing w:after="0" w:before="0"/>
-      </w:pPr>
-      <w:r>
-        <w:rPr>
-          <w:rFonts w:ascii="Consolas" w:hAnsi="Consolas"/>
-          <w:color w:val="1F3764"/>
-          <w:sz w:val="17"/>
-        </w:rPr>
-        <w:t xml:space="preserve">  -approvedAt</w:t>
-      </w:r>
-    </w:p>
-    <w:p>
-      <w:pPr>
-        <w:spacing w:after="0" w:before="0"/>
-      </w:pPr>
-      <w:r>
-        <w:rPr>
-          <w:rFonts w:ascii="Consolas" w:hAnsi="Consolas"/>
-          <w:color w:val="1F3764"/>
-          <w:sz w:val="17"/>
-        </w:rPr>
-        <w:t xml:space="preserve">  -exportedAt</w:t>
-      </w:r>
-    </w:p>
-    <w:p>
-      <w:pPr>
-        <w:spacing w:after="0" w:before="0"/>
-      </w:pPr>
-      <w:r>
-        <w:rPr>
-          <w:rFonts w:ascii="Consolas" w:hAnsi="Consolas"/>
-          <w:color w:val="1F3764"/>
-          <w:sz w:val="17"/>
-        </w:rPr>
-        <w:t>}</w:t>
-      </w:r>
-    </w:p>
-    <w:p>
-      <w:pPr>
-        <w:spacing w:after="0" w:before="0"/>
-      </w:pPr>
-      <w:r>
-        <w:rPr>
-          <w:rFonts w:ascii="Consolas" w:hAnsi="Consolas"/>
-          <w:color w:val="1F3764"/>
-          <w:sz w:val="17"/>
-        </w:rPr>
-        <w:t>class OrderDetail {</w:t>
-      </w:r>
-    </w:p>
-    <w:p>
-      <w:pPr>
-        <w:spacing w:after="0" w:before="0"/>
-      </w:pPr>
-      <w:r>
-        <w:rPr>
-          <w:rFonts w:ascii="Consolas" w:hAnsi="Consolas"/>
-          <w:color w:val="1F3764"/>
-          <w:sz w:val="17"/>
-        </w:rPr>
-        <w:t xml:space="preserve">  -quantity</w:t>
-      </w:r>
-    </w:p>
-    <w:p>
-      <w:pPr>
-        <w:spacing w:after="0" w:before="0"/>
-      </w:pPr>
-      <w:r>
-        <w:rPr>
-          <w:rFonts w:ascii="Consolas" w:hAnsi="Consolas"/>
-          <w:color w:val="1F3764"/>
-          <w:sz w:val="17"/>
-        </w:rPr>
-        <w:t xml:space="preserve">  -unitPrice</w:t>
-      </w:r>
-    </w:p>
-    <w:p>
-      <w:pPr>
-        <w:spacing w:after="0" w:before="0"/>
-      </w:pPr>
-      <w:r>
-        <w:rPr>
-          <w:rFonts w:ascii="Consolas" w:hAnsi="Consolas"/>
-          <w:color w:val="1F3764"/>
-          <w:sz w:val="17"/>
-        </w:rPr>
-        <w:t xml:space="preserve">  -lineAmount</w:t>
-      </w:r>
-    </w:p>
-    <w:p>
-      <w:pPr>
-        <w:spacing w:after="0" w:before="0"/>
-      </w:pPr>
-      <w:r>
-        <w:rPr>
-          <w:rFonts w:ascii="Consolas" w:hAnsi="Consolas"/>
-          <w:color w:val="1F3764"/>
-          <w:sz w:val="17"/>
-        </w:rPr>
-        <w:t>}</w:t>
-      </w:r>
-    </w:p>
-    <w:p>
-      <w:pPr>
-        <w:spacing w:after="0" w:before="0"/>
-      </w:pPr>
-      <w:r>
-        <w:rPr>
-          <w:rFonts w:ascii="Consolas" w:hAnsi="Consolas"/>
-          <w:color w:val="1F3764"/>
-          <w:sz w:val="17"/>
-        </w:rPr>
-        <w:t>class Product {</w:t>
-      </w:r>
-    </w:p>
-    <w:p>
-      <w:pPr>
-        <w:spacing w:after="0" w:before="0"/>
-      </w:pPr>
-      <w:r>
-        <w:rPr>
-          <w:rFonts w:ascii="Consolas" w:hAnsi="Consolas"/>
-          <w:color w:val="1F3764"/>
-          <w:sz w:val="17"/>
-        </w:rPr>
-        <w:t xml:space="preserve">  -productId</w:t>
-      </w:r>
-    </w:p>
-    <w:p>
-      <w:pPr>
-        <w:spacing w:after="0" w:before="0"/>
-      </w:pPr>
-      <w:r>
-        <w:rPr>
-          <w:rFonts w:ascii="Consolas" w:hAnsi="Consolas"/>
-          <w:color w:val="1F3764"/>
-          <w:sz w:val="17"/>
-        </w:rPr>
-        <w:t xml:space="preserve">  -productName</w:t>
-      </w:r>
-    </w:p>
-    <w:p>
-      <w:pPr>
-        <w:spacing w:after="0" w:before="0"/>
-      </w:pPr>
-      <w:r>
-        <w:rPr>
-          <w:rFonts w:ascii="Consolas" w:hAnsi="Consolas"/>
-          <w:color w:val="1F3764"/>
-          <w:sz w:val="17"/>
-        </w:rPr>
-        <w:t xml:space="preserve">  -unit</w:t>
-      </w:r>
-    </w:p>
-    <w:p>
-      <w:pPr>
-        <w:spacing w:after="0" w:before="0"/>
-      </w:pPr>
-      <w:r>
-        <w:rPr>
-          <w:rFonts w:ascii="Consolas" w:hAnsi="Consolas"/>
-          <w:color w:val="1F3764"/>
-          <w:sz w:val="17"/>
-        </w:rPr>
-        <w:t xml:space="preserve">  -salePrice</w:t>
-      </w:r>
-    </w:p>
-    <w:p>
-      <w:pPr>
-        <w:spacing w:after="0" w:before="0"/>
-      </w:pPr>
-      <w:r>
-        <w:rPr>
-          <w:rFonts w:ascii="Consolas" w:hAnsi="Consolas"/>
-          <w:color w:val="1F3764"/>
-          <w:sz w:val="17"/>
-        </w:rPr>
-        <w:t xml:space="preserve">  -stockQuantity</w:t>
-      </w:r>
-    </w:p>
-    <w:p>
-      <w:pPr>
-        <w:spacing w:after="0" w:before="0"/>
-      </w:pPr>
-      <w:r>
-        <w:rPr>
-          <w:rFonts w:ascii="Consolas" w:hAnsi="Consolas"/>
-          <w:color w:val="1F3764"/>
-          <w:sz w:val="17"/>
-        </w:rPr>
-        <w:t xml:space="preserve">  -status</w:t>
-      </w:r>
-    </w:p>
-    <w:p>
-      <w:pPr>
-        <w:spacing w:after="0" w:before="0"/>
-      </w:pPr>
-      <w:r>
-        <w:rPr>
-          <w:rFonts w:ascii="Consolas" w:hAnsi="Consolas"/>
-          <w:color w:val="1F3764"/>
-          <w:sz w:val="17"/>
-        </w:rPr>
-        <w:t>}</w:t>
-      </w:r>
-    </w:p>
-    <w:p>
-      <w:pPr>
-        <w:spacing w:after="0" w:before="0"/>
-      </w:pPr>
-      <w:r>
-        <w:rPr>
-          <w:rFonts w:ascii="Consolas" w:hAnsi="Consolas"/>
-          <w:color w:val="1F3764"/>
-          <w:sz w:val="17"/>
-        </w:rPr>
-        <w:t>class Invoice {</w:t>
-      </w:r>
-    </w:p>
-    <w:p>
-      <w:pPr>
-        <w:spacing w:after="0" w:before="0"/>
-      </w:pPr>
-      <w:r>
-        <w:rPr>
-          <w:rFonts w:ascii="Consolas" w:hAnsi="Consolas"/>
-          <w:color w:val="1F3764"/>
-          <w:sz w:val="17"/>
-        </w:rPr>
-        <w:t xml:space="preserve">  -invoiceId</w:t>
-      </w:r>
-    </w:p>
-    <w:p>
-      <w:pPr>
-        <w:spacing w:after="0" w:before="0"/>
-      </w:pPr>
-      <w:r>
-        <w:rPr>
-          <w:rFonts w:ascii="Consolas" w:hAnsi="Consolas"/>
-          <w:color w:val="1F3764"/>
-          <w:sz w:val="17"/>
-        </w:rPr>
-        <w:t xml:space="preserve">  -issueDate</w:t>
-      </w:r>
-    </w:p>
-    <w:p>
-      <w:pPr>
-        <w:spacing w:after="0" w:before="0"/>
-      </w:pPr>
-      <w:r>
-        <w:rPr>
-          <w:rFonts w:ascii="Consolas" w:hAnsi="Consolas"/>
-          <w:color w:val="1F3764"/>
-          <w:sz w:val="17"/>
-        </w:rPr>
-        <w:t xml:space="preserve">  -totalAmount</w:t>
-      </w:r>
-    </w:p>
-    <w:p>
-      <w:pPr>
-        <w:spacing w:after="0" w:before="0"/>
-      </w:pPr>
-      <w:r>
-        <w:rPr>
-          <w:rFonts w:ascii="Consolas" w:hAnsi="Consolas"/>
-          <w:color w:val="1F3764"/>
-          <w:sz w:val="17"/>
-        </w:rPr>
-        <w:t xml:space="preserve">  -status</w:t>
-      </w:r>
-    </w:p>
-    <w:p>
-      <w:pPr>
-        <w:spacing w:after="0" w:before="0"/>
-      </w:pPr>
-      <w:r>
-        <w:rPr>
-          <w:rFonts w:ascii="Consolas" w:hAnsi="Consolas"/>
-          <w:color w:val="1F3764"/>
-          <w:sz w:val="17"/>
-        </w:rPr>
-        <w:t>}</w:t>
-      </w:r>
-    </w:p>
-    <w:p>
-      <w:pPr>
-        <w:spacing w:after="0" w:before="0"/>
-      </w:pPr>
-      <w:r>
-        <w:rPr>
-          <w:rFonts w:ascii="Consolas" w:hAnsi="Consolas"/>
-          <w:color w:val="1F3764"/>
-          <w:sz w:val="17"/>
-        </w:rPr>
-        <w:t xml:space="preserve"> </w:t>
-      </w:r>
-    </w:p>
-    <w:p>
-      <w:pPr>
-        <w:spacing w:after="0" w:before="0"/>
-      </w:pPr>
-      <w:r>
-        <w:rPr>
-          <w:rFonts w:ascii="Consolas" w:hAnsi="Consolas"/>
-          <w:color w:val="1F3764"/>
-          <w:sz w:val="17"/>
-        </w:rPr>
-        <w:t>Customer "1" -- "n" Order : đặt</w:t>
-      </w:r>
-    </w:p>
-    <w:p>
-      <w:pPr>
-        <w:spacing w:after="0" w:before="0"/>
-      </w:pPr>
-      <w:r>
-        <w:rPr>
-          <w:rFonts w:ascii="Consolas" w:hAnsi="Consolas"/>
-          <w:color w:val="1F3764"/>
-          <w:sz w:val="17"/>
-        </w:rPr>
-        <w:t>SaleStaff "1" -- "n" Order : duyệt và xuất</w:t>
-      </w:r>
-    </w:p>
-    <w:p>
-      <w:pPr>
-        <w:spacing w:after="0" w:before="0"/>
-      </w:pPr>
-      <w:r>
-        <w:rPr>
-          <w:rFonts w:ascii="Consolas" w:hAnsi="Consolas"/>
-          <w:color w:val="1F3764"/>
-          <w:sz w:val="17"/>
-        </w:rPr>
-        <w:t>DeliveryStaff "1" -- "n" Order : được phân công</w:t>
-      </w:r>
-    </w:p>
-    <w:p>
-      <w:pPr>
-        <w:spacing w:after="0" w:before="0"/>
-      </w:pPr>
-      <w:r>
-        <w:rPr>
-          <w:rFonts w:ascii="Consolas" w:hAnsi="Consolas"/>
-          <w:color w:val="1F3764"/>
-          <w:sz w:val="17"/>
-        </w:rPr>
-        <w:t>Order "1" *-- "n" OrderDetail : composition</w:t>
-      </w:r>
-    </w:p>
-    <w:p>
-      <w:pPr>
-        <w:spacing w:after="0" w:before="0"/>
-      </w:pPr>
-      <w:r>
-        <w:rPr>
-          <w:rFonts w:ascii="Consolas" w:hAnsi="Consolas"/>
-          <w:color w:val="1F3764"/>
-          <w:sz w:val="17"/>
-        </w:rPr>
-        <w:t>OrderDetail "n" o-- "1" Product : aggregation</w:t>
-      </w:r>
-    </w:p>
-    <w:p>
-      <w:pPr>
-        <w:spacing w:after="0" w:before="0"/>
-      </w:pPr>
-      <w:r>
-        <w:rPr>
-          <w:rFonts w:ascii="Consolas" w:hAnsi="Consolas"/>
-          <w:color w:val="1F3764"/>
-          <w:sz w:val="17"/>
-        </w:rPr>
-        <w:t>Order "1" -- "1" Invoice : phát hành</w:t>
-      </w:r>
-    </w:p>
-    <w:p>
-      <w:pPr>
-        <w:spacing w:after="0" w:before="0"/>
-      </w:pPr>
-      <w:r>
-        <w:rPr>
-          <w:rFonts w:ascii="Consolas" w:hAnsi="Consolas"/>
-          <w:color w:val="1F3764"/>
-          <w:sz w:val="17"/>
-        </w:rPr>
-        <w:t>@enduml</w:t>
-      </w:r>
-    </w:p>
-    <w:p>
-      <w:pPr>
-        <w:spacing w:after="0" w:before="0"/>
-      </w:pPr>
-      <w:r>
-        <w:rPr>
-          <w:rFonts w:ascii="Consolas" w:hAnsi="Consolas"/>
-          <w:color w:val="1F3764"/>
-          <w:sz w:val="17"/>
-        </w:rPr>
-        <w:t>```</w:t>
-      </w:r>
-    </w:p>
-    <w:p>
-      <w:pPr>
-        <w:spacing w:after="0" w:before="0"/>
-      </w:pPr>
-      <w:r>
-        <w:rPr>
-          <w:rFonts w:ascii="Consolas" w:hAnsi="Consolas"/>
-          <w:color w:val="1F3764"/>
-          <w:sz w:val="17"/>
-        </w:rPr>
-        <w:t xml:space="preserve"> </w:t>
-      </w:r>
-    </w:p>
-    <w:p>
-      <w:pPr>
-        <w:spacing w:after="0" w:before="0"/>
-      </w:pPr>
-      <w:r>
-        <w:rPr>
-          <w:rFonts w:ascii="Consolas" w:hAnsi="Consolas"/>
-          <w:color w:val="1F3764"/>
-          <w:sz w:val="17"/>
-        </w:rPr>
-        <w:t>---</w:t>
-      </w:r>
-    </w:p>
-    <w:p>
-      <w:pPr>
-        <w:spacing w:after="0" w:before="0"/>
-      </w:pPr>
-      <w:r>
-        <w:rPr>
-          <w:rFonts w:ascii="Consolas" w:hAnsi="Consolas"/>
-          <w:color w:val="1F3764"/>
-          <w:sz w:val="17"/>
-        </w:rPr>
-        <w:t xml:space="preserve"> </w:t>
-      </w:r>
-    </w:p>
-    <w:p>
-      <w:pPr>
-        <w:spacing w:after="0" w:before="0"/>
-      </w:pPr>
-      <w:r>
-        <w:rPr>
-          <w:rFonts w:ascii="Consolas" w:hAnsi="Consolas"/>
-          <w:color w:val="1F3764"/>
-          <w:sz w:val="17"/>
-        </w:rPr>
-        <w:t>## 4. Biểu đồ lớp phân tích (BCE)</w:t>
-      </w:r>
-    </w:p>
-    <w:p>
-      <w:pPr>
-        <w:spacing w:after="0" w:before="0"/>
-      </w:pPr>
-      <w:r>
-        <w:rPr>
-          <w:rFonts w:ascii="Consolas" w:hAnsi="Consolas"/>
-          <w:color w:val="1F3764"/>
-          <w:sz w:val="17"/>
-        </w:rPr>
-        <w:t xml:space="preserve"> </w:t>
-      </w:r>
-    </w:p>
-    <w:p>
-      <w:pPr>
-        <w:spacing w:after="0" w:before="0"/>
-      </w:pPr>
-      <w:r>
-        <w:rPr>
-          <w:rFonts w:ascii="Consolas" w:hAnsi="Consolas"/>
-          <w:color w:val="1F3764"/>
-          <w:sz w:val="17"/>
-        </w:rPr>
-        <w:t>### 4.1. Bước 1 + 2 – Lớp Boundary và thành phần giao diện</w:t>
-      </w:r>
-    </w:p>
-    <w:p>
-      <w:pPr>
-        <w:spacing w:after="0" w:before="0"/>
-      </w:pPr>
-      <w:r>
-        <w:rPr>
-          <w:rFonts w:ascii="Consolas" w:hAnsi="Consolas"/>
-          <w:color w:val="1F3764"/>
-          <w:sz w:val="17"/>
-        </w:rPr>
-        <w:t xml:space="preserve"> </w:t>
-      </w:r>
-    </w:p>
-    <w:p>
-      <w:pPr>
-        <w:spacing w:after="0" w:before="0"/>
-      </w:pPr>
-      <w:r>
-        <w:rPr>
-          <w:rFonts w:ascii="Consolas" w:hAnsi="Consolas"/>
-          <w:color w:val="1F3764"/>
-          <w:sz w:val="17"/>
-        </w:rPr>
-        <w:t>| Lớp Boundary | Thành phần |</w:t>
-      </w:r>
-    </w:p>
-    <w:p>
-      <w:pPr>
-        <w:spacing w:after="0" w:before="0"/>
-      </w:pPr>
-      <w:r>
-        <w:rPr>
-          <w:rFonts w:ascii="Consolas" w:hAnsi="Consolas"/>
-          <w:color w:val="1F3764"/>
-          <w:sz w:val="17"/>
-        </w:rPr>
-        <w:t>|---|---|</w:t>
-      </w:r>
-    </w:p>
-    <w:p>
-      <w:pPr>
-        <w:spacing w:after="0" w:before="0"/>
-      </w:pPr>
-      <w:r>
-        <w:rPr>
-          <w:rFonts w:ascii="Consolas" w:hAnsi="Consolas"/>
-          <w:color w:val="1F3764"/>
-          <w:sz w:val="17"/>
-        </w:rPr>
-        <w:t>| `SaleHomeView` | `-subBrowseOrder` |</w:t>
-      </w:r>
-    </w:p>
-    <w:p>
-      <w:pPr>
-        <w:spacing w:after="0" w:before="0"/>
-      </w:pPr>
-      <w:r>
-        <w:rPr>
-          <w:rFonts w:ascii="Consolas" w:hAnsi="Consolas"/>
-          <w:color w:val="1F3764"/>
-          <w:sz w:val="17"/>
-        </w:rPr>
-        <w:t>| `OrderListView` | `-inStatusFilter`, `-subFilter`, `-outsubOrderList` |</w:t>
-      </w:r>
-    </w:p>
-    <w:p>
-      <w:pPr>
-        <w:spacing w:after="0" w:before="0"/>
-      </w:pPr>
-      <w:r>
-        <w:rPr>
-          <w:rFonts w:ascii="Consolas" w:hAnsi="Consolas"/>
-          <w:color w:val="1F3764"/>
-          <w:sz w:val="17"/>
-        </w:rPr>
-        <w:t>| `OrderDetailView` | `-outCustomerInfo`, `-outsubOrderItemList`, `-outTotalAmount`, `-outStatus`, `-subApprove`, `-subAssignDelivery`, `-subExport`, `-subPrintInvoice` |</w:t>
-      </w:r>
-    </w:p>
-    <w:p>
-      <w:pPr>
-        <w:spacing w:after="0" w:before="0"/>
-      </w:pPr>
-      <w:r>
-        <w:rPr>
-          <w:rFonts w:ascii="Consolas" w:hAnsi="Consolas"/>
-          <w:color w:val="1F3764"/>
-          <w:sz w:val="17"/>
-        </w:rPr>
-        <w:t>| `DeliveryStaffListView` | `-outsubDeliveryStaffList`, `-subSaveAssign` |</w:t>
-      </w:r>
-    </w:p>
-    <w:p>
-      <w:pPr>
-        <w:spacing w:after="0" w:before="0"/>
-      </w:pPr>
-      <w:r>
-        <w:rPr>
-          <w:rFonts w:ascii="Consolas" w:hAnsi="Consolas"/>
-          <w:color w:val="1F3764"/>
-          <w:sz w:val="17"/>
-        </w:rPr>
-        <w:t>| `InvoicePrintView` | `-outInvoiceInfo`, `-outsubInvoiceItemList`, `-outTotalAmount`, `-subPrint` |</w:t>
-      </w:r>
-    </w:p>
-    <w:p>
-      <w:pPr>
-        <w:spacing w:after="0" w:before="0"/>
-      </w:pPr>
-      <w:r>
-        <w:rPr>
-          <w:rFonts w:ascii="Consolas" w:hAnsi="Consolas"/>
-          <w:color w:val="1F3764"/>
-          <w:sz w:val="17"/>
-        </w:rPr>
-        <w:t xml:space="preserve"> </w:t>
-      </w:r>
-    </w:p>
-    <w:p>
-      <w:pPr>
-        <w:spacing w:after="0" w:before="0"/>
-      </w:pPr>
-      <w:r>
-        <w:rPr>
-          <w:rFonts w:ascii="Consolas" w:hAnsi="Consolas"/>
-          <w:color w:val="1F3764"/>
-          <w:sz w:val="17"/>
-        </w:rPr>
-        <w:t>### 4.2. Bước 3 – Phương thức và lý do gán vào Entity</w:t>
-      </w:r>
-    </w:p>
-    <w:p>
-      <w:pPr>
-        <w:spacing w:after="0" w:before="0"/>
-      </w:pPr>
-      <w:r>
-        <w:rPr>
-          <w:rFonts w:ascii="Consolas" w:hAnsi="Consolas"/>
-          <w:color w:val="1F3764"/>
-          <w:sz w:val="17"/>
-        </w:rPr>
-        <w:t xml:space="preserve"> </w:t>
-      </w:r>
-    </w:p>
-    <w:p>
-      <w:pPr>
-        <w:spacing w:after="0" w:before="0"/>
-      </w:pPr>
-      <w:r>
-        <w:rPr>
-          <w:rFonts w:ascii="Consolas" w:hAnsi="Consolas"/>
-          <w:color w:val="1F3764"/>
-          <w:sz w:val="17"/>
-        </w:rPr>
-        <w:t>| Phương thức | Entity | Lý do |</w:t>
-      </w:r>
-    </w:p>
-    <w:p>
-      <w:pPr>
-        <w:spacing w:after="0" w:before="0"/>
-      </w:pPr>
-      <w:r>
-        <w:rPr>
-          <w:rFonts w:ascii="Consolas" w:hAnsi="Consolas"/>
-          <w:color w:val="1F3764"/>
-          <w:sz w:val="17"/>
-        </w:rPr>
-        <w:t>|---|---|---|</w:t>
-      </w:r>
-    </w:p>
-    <w:p>
-      <w:pPr>
-        <w:spacing w:after="0" w:before="0"/>
-      </w:pPr>
-      <w:r>
-        <w:rPr>
-          <w:rFonts w:ascii="Consolas" w:hAnsi="Consolas"/>
-          <w:color w:val="1F3764"/>
-          <w:sz w:val="17"/>
-        </w:rPr>
-        <w:t>| `listUnexported()` | `Order` | Đầu ra là danh sách `Order`; `Order` sở hữu `-status` để lọc các đơn chưa xuất |</w:t>
-      </w:r>
-    </w:p>
-    <w:p>
-      <w:pPr>
-        <w:spacing w:after="0" w:before="0"/>
-      </w:pPr>
-      <w:r>
-        <w:rPr>
-          <w:rFonts w:ascii="Consolas" w:hAnsi="Consolas"/>
-          <w:color w:val="1F3764"/>
-          <w:sz w:val="17"/>
-        </w:rPr>
-        <w:t>| `listByOrder()` | `OrderDetail` | Đầu ra là các dòng hàng của một đơn; `OrderDetail` sở hữu `-quantity`, `-unitPrice`, `-lineAmount` |</w:t>
-      </w:r>
-    </w:p>
-    <w:p>
-      <w:pPr>
-        <w:spacing w:after="0" w:before="0"/>
-      </w:pPr>
-      <w:r>
-        <w:rPr>
-          <w:rFonts w:ascii="Consolas" w:hAnsi="Consolas"/>
-          <w:color w:val="1F3764"/>
-          <w:sz w:val="17"/>
-        </w:rPr>
-        <w:t>| `approve()` | `Order` | Cập nhật `-status` sang "Đã duyệt" và ghi `-approvedAt` — đều là thuộc tính của `Order` |</w:t>
-      </w:r>
-    </w:p>
-    <w:p>
-      <w:pPr>
-        <w:spacing w:after="0" w:before="0"/>
-      </w:pPr>
-      <w:r>
-        <w:rPr>
-          <w:rFonts w:ascii="Consolas" w:hAnsi="Consolas"/>
-          <w:color w:val="1F3764"/>
-          <w:sz w:val="17"/>
-        </w:rPr>
-        <w:t>| `listAvailable()` | `DeliveryStaff` | Đầu ra là danh sách `DeliveryStaff`; lọc theo `-status` = "Sẵn sàng" |</w:t>
-      </w:r>
-    </w:p>
-    <w:p>
-      <w:pPr>
-        <w:spacing w:after="0" w:before="0"/>
-      </w:pPr>
-      <w:r>
-        <w:rPr>
-          <w:rFonts w:ascii="Consolas" w:hAnsi="Consolas"/>
-          <w:color w:val="1F3764"/>
-          <w:sz w:val="17"/>
-        </w:rPr>
-        <w:t>| `assignDelivery()` | `Order` | Gán nhân viên giao hàng cho đơn — quan hệ thuộc về `Order` |</w:t>
-      </w:r>
-    </w:p>
-    <w:p>
-      <w:pPr>
-        <w:spacing w:after="0" w:before="0"/>
-      </w:pPr>
-      <w:r>
-        <w:rPr>
-          <w:rFonts w:ascii="Consolas" w:hAnsi="Consolas"/>
-          <w:color w:val="1F3764"/>
-          <w:sz w:val="17"/>
-        </w:rPr>
-        <w:t>| `checkStock()` | `Product` | So sánh `-stockQuantity` với số lượng đặt; `Product` sở hữu tồn kho |</w:t>
-      </w:r>
-    </w:p>
-    <w:p>
-      <w:pPr>
-        <w:spacing w:after="0" w:before="0"/>
-      </w:pPr>
-      <w:r>
-        <w:rPr>
-          <w:rFonts w:ascii="Consolas" w:hAnsi="Consolas"/>
-          <w:color w:val="1F3764"/>
-          <w:sz w:val="17"/>
-        </w:rPr>
-        <w:t>| `decreaseStock()` | `Product` | Trừ `-stockQuantity` của từng sản phẩm |</w:t>
-      </w:r>
-    </w:p>
-    <w:p>
-      <w:pPr>
-        <w:spacing w:after="0" w:before="0"/>
-      </w:pPr>
-      <w:r>
-        <w:rPr>
-          <w:rFonts w:ascii="Consolas" w:hAnsi="Consolas"/>
-          <w:color w:val="1F3764"/>
-          <w:sz w:val="17"/>
-        </w:rPr>
-        <w:t>| `export()` | `Order` | Cập nhật `-status` sang "Đã xuất" và ghi `-exportedAt` |</w:t>
-      </w:r>
-    </w:p>
-    <w:p>
-      <w:pPr>
-        <w:spacing w:after="0" w:before="0"/>
-      </w:pPr>
-      <w:r>
-        <w:rPr>
-          <w:rFonts w:ascii="Consolas" w:hAnsi="Consolas"/>
-          <w:color w:val="1F3764"/>
-          <w:sz w:val="17"/>
-        </w:rPr>
-        <w:t>| `issue()` | `Invoice` | Cập nhật hóa đơn tương ứng: `-issueDate`, `-totalAmount`, `-status` |</w:t>
-      </w:r>
-    </w:p>
-    <w:p>
-      <w:pPr>
-        <w:spacing w:after="0" w:before="0"/>
-      </w:pPr>
-      <w:r>
-        <w:rPr>
-          <w:rFonts w:ascii="Consolas" w:hAnsi="Consolas"/>
-          <w:color w:val="1F3764"/>
-          <w:sz w:val="17"/>
-        </w:rPr>
-        <w:t>| `getInvoiceDetail()` | `Invoice` | Đầu ra là dữ liệu hóa đơn dùng để in |</w:t>
-      </w:r>
-    </w:p>
-    <w:p>
-      <w:pPr>
-        <w:spacing w:after="0" w:before="0"/>
-      </w:pPr>
-      <w:r>
-        <w:rPr>
-          <w:rFonts w:ascii="Consolas" w:hAnsi="Consolas"/>
-          <w:color w:val="1F3764"/>
-          <w:sz w:val="17"/>
-        </w:rPr>
-        <w:t xml:space="preserve"> </w:t>
-      </w:r>
-    </w:p>
-    <w:p>
-      <w:pPr>
-        <w:spacing w:after="0" w:before="0"/>
-      </w:pPr>
-      <w:r>
-        <w:rPr>
-          <w:rFonts w:ascii="Consolas" w:hAnsi="Consolas"/>
-          <w:color w:val="1F3764"/>
-          <w:sz w:val="17"/>
-        </w:rPr>
-        <w:t>### 4.3. Diễn giải chi tiết</w:t>
-      </w:r>
-    </w:p>
-    <w:p>
-      <w:pPr>
-        <w:spacing w:after="0" w:before="0"/>
-      </w:pPr>
-      <w:r>
-        <w:rPr>
-          <w:rFonts w:ascii="Consolas" w:hAnsi="Consolas"/>
-          <w:color w:val="1F3764"/>
-          <w:sz w:val="17"/>
-        </w:rPr>
-        <w:t xml:space="preserve"> </w:t>
-      </w:r>
-    </w:p>
-    <w:p>
-      <w:pPr>
-        <w:spacing w:after="0" w:before="0"/>
-      </w:pPr>
-      <w:r>
-        <w:rPr>
-          <w:rFonts w:ascii="Consolas" w:hAnsi="Consolas"/>
-          <w:color w:val="1F3764"/>
-          <w:sz w:val="17"/>
-        </w:rPr>
-        <w:t>- Sau khi đăng nhập, hệ thống hiển thị giao diện chính của nhân viên bán hàng → đề xuất lớp `SaleHomeView`, có nút `-subBrowseOrder` để vào chức năng duyệt và xuất đơn.</w:t>
-      </w:r>
-    </w:p>
-    <w:p>
-      <w:pPr>
-        <w:spacing w:after="0" w:before="0"/>
-      </w:pPr>
-      <w:r>
-        <w:rPr>
-          <w:rFonts w:ascii="Consolas" w:hAnsi="Consolas"/>
-          <w:color w:val="1F3764"/>
-          <w:sz w:val="17"/>
-        </w:rPr>
-        <w:t>- Nhân viên bán hàng click `-subBrowseOrder` → giao diện danh sách đơn hiện lên → đề xuất lớp `OrderListView`, có `-inStatusFilter` để chọn trạng thái, `-subFilter` để lọc và `-outsubOrderList` để hiển thị các đơn có thể click chọn.</w:t>
-      </w:r>
-    </w:p>
-    <w:p>
-      <w:pPr>
-        <w:spacing w:after="0" w:before="0"/>
-      </w:pPr>
-      <w:r>
-        <w:rPr>
-          <w:rFonts w:ascii="Consolas" w:hAnsi="Consolas"/>
-          <w:color w:val="1F3764"/>
-          <w:sz w:val="17"/>
-        </w:rPr>
-        <w:t>- Nhân viên bán hàng chọn trạng thái "Chưa xuất" và click `-subFilter` → hệ thống cần lấy danh sách đơn chưa xuất → cần chức năng `listUnexported()` của đối tượng `Order` (lớp `Order` sở hữu `-orderId`, `-orderDate`, `-totalAmount`, `-status` nên thực hiện được).</w:t>
-      </w:r>
-    </w:p>
-    <w:p>
-      <w:pPr>
-        <w:spacing w:after="0" w:before="0"/>
-      </w:pPr>
-      <w:r>
-        <w:rPr>
-          <w:rFonts w:ascii="Consolas" w:hAnsi="Consolas"/>
-          <w:color w:val="1F3764"/>
-          <w:sz w:val="17"/>
-        </w:rPr>
-        <w:t>- Nhân viên bán hàng click một dòng đơn → giao diện chi tiết đơn hiện lên → đề xuất lớp `OrderDetailView`, có `-outCustomerInfo`, `-outsubOrderItemList`, `-outTotalAmount`, `-outStatus` cùng các nút `-subApprove`, `-subAssignDelivery`, `-subExport`, `-subPrintInvoice`. Các dòng hàng lấy qua `listByOrder()` của `OrderDetail`.</w:t>
-      </w:r>
-    </w:p>
-    <w:p>
-      <w:pPr>
-        <w:spacing w:after="0" w:before="0"/>
-      </w:pPr>
-      <w:r>
-        <w:rPr>
-          <w:rFonts w:ascii="Consolas" w:hAnsi="Consolas"/>
-          <w:color w:val="1F3764"/>
-          <w:sz w:val="17"/>
-        </w:rPr>
-        <w:t>- Nhân viên bán hàng click `-subApprove` → hệ thống ghi nhận việc duyệt → cần chức năng `approve()` của `Order` (lớp `Order` sở hữu `-status`, `-approvedAt`).</w:t>
-      </w:r>
-    </w:p>
-    <w:p>
-      <w:pPr>
-        <w:spacing w:after="0" w:before="0"/>
-      </w:pPr>
-      <w:r>
-        <w:rPr>
-          <w:rFonts w:ascii="Consolas" w:hAnsi="Consolas"/>
-          <w:color w:val="1F3764"/>
-          <w:sz w:val="17"/>
-        </w:rPr>
-        <w:t>- Nhân viên bán hàng click `-subAssignDelivery` → giao diện chọn nhân viên giao hàng hiện lên → đề xuất lớp `DeliveryStaffListView`, có `-outsubDeliveryStaffList` và `-subSaveAssign`. Danh sách lấy qua `listAvailable()` của `DeliveryStaff` (lớp này sở hữu `-fullName`, `-phone`, `-status`).</w:t>
-      </w:r>
-    </w:p>
-    <w:p>
-      <w:pPr>
-        <w:spacing w:after="0" w:before="0"/>
-      </w:pPr>
-      <w:r>
-        <w:rPr>
-          <w:rFonts w:ascii="Consolas" w:hAnsi="Consolas"/>
-          <w:color w:val="1F3764"/>
-          <w:sz w:val="17"/>
-        </w:rPr>
-        <w:t>- Nhân viên bán hàng chọn một nhân viên giao hàng và click `-subSaveAssign` → hệ thống lưu phân công → cần chức năng `assignDelivery()` của `Order`.</w:t>
-      </w:r>
-    </w:p>
-    <w:p>
-      <w:pPr>
-        <w:spacing w:after="0" w:before="0"/>
-      </w:pPr>
-      <w:r>
-        <w:rPr>
-          <w:rFonts w:ascii="Consolas" w:hAnsi="Consolas"/>
-          <w:color w:val="1F3764"/>
-          <w:sz w:val="17"/>
-        </w:rPr>
-        <w:t>- Nhân viên bán hàng click `-subExport` → hệ thống kiểm tra và trừ tồn kho qua `checkStock()`, `decreaseStock()` của `Product`, cập nhật đơn qua `export()` của `Order`, cập nhật hóa đơn qua `issue()` của `Invoice`, rồi `OrderDetailView` hiển thị thông báo xuất hàng thành công.</w:t>
-      </w:r>
-    </w:p>
-    <w:p>
-      <w:pPr>
-        <w:spacing w:after="0" w:before="0"/>
-      </w:pPr>
-      <w:r>
-        <w:rPr>
-          <w:rFonts w:ascii="Consolas" w:hAnsi="Consolas"/>
-          <w:color w:val="1F3764"/>
-          <w:sz w:val="17"/>
-        </w:rPr>
-        <w:t>- Nhân viên bán hàng click `-subPrintInvoice` → giao diện in hóa đơn hiện lên → đề xuất lớp `InvoicePrintView`, có `-outInvoiceInfo`, `-outsubInvoiceItemList`, `-outTotalAmount`, `-subPrint`. Dữ liệu hóa đơn lấy qua `getInvoiceDetail()` của `Invoice`; nhân viên bán hàng click `-subPrint` để nhận bản in và bàn giao cho nhân viên giao hàng.</w:t>
-      </w:r>
-    </w:p>
-    <w:p>
-      <w:pPr>
-        <w:spacing w:after="0" w:before="0"/>
-      </w:pPr>
-      <w:r>
-        <w:rPr>
-          <w:rFonts w:ascii="Consolas" w:hAnsi="Consolas"/>
-          <w:color w:val="1F3764"/>
-          <w:sz w:val="17"/>
-        </w:rPr>
-        <w:t xml:space="preserve"> </w:t>
-      </w:r>
-    </w:p>
-    <w:p>
-      <w:pPr>
-        <w:spacing w:after="0" w:before="0"/>
-      </w:pPr>
-      <w:r>
-        <w:rPr>
-          <w:rFonts w:ascii="Consolas" w:hAnsi="Consolas"/>
-          <w:color w:val="1F3764"/>
-          <w:sz w:val="17"/>
-        </w:rPr>
-        <w:t>### 4.4. Sơ đồ lớp phân tích</w:t>
-      </w:r>
-    </w:p>
-    <w:p>
-      <w:pPr>
-        <w:spacing w:after="0" w:before="0"/>
-      </w:pPr>
-      <w:r>
-        <w:rPr>
-          <w:rFonts w:ascii="Consolas" w:hAnsi="Consolas"/>
-          <w:color w:val="1F3764"/>
-          <w:sz w:val="17"/>
-        </w:rPr>
-        <w:t xml:space="preserve"> </w:t>
-      </w:r>
-    </w:p>
-    <w:p>
-      <w:pPr>
-        <w:spacing w:after="0" w:before="0"/>
-      </w:pPr>
-      <w:r>
-        <w:rPr>
-          <w:rFonts w:ascii="Consolas" w:hAnsi="Consolas"/>
-          <w:color w:val="1F3764"/>
-          <w:sz w:val="17"/>
-        </w:rPr>
-        <w:t>```plantuml</w:t>
-      </w:r>
-    </w:p>
-    <w:p>
-      <w:pPr>
-        <w:spacing w:after="0" w:before="0"/>
-      </w:pPr>
-      <w:r>
-        <w:rPr>
-          <w:rFonts w:ascii="Consolas" w:hAnsi="Consolas"/>
-          <w:color w:val="1F3764"/>
-          <w:sz w:val="17"/>
-        </w:rPr>
-        <w:t>@startuml</w:t>
-      </w:r>
-    </w:p>
-    <w:p>
-      <w:pPr>
-        <w:spacing w:after="0" w:before="0"/>
-      </w:pPr>
-      <w:r>
-        <w:rPr>
-          <w:rFonts w:ascii="Consolas" w:hAnsi="Consolas"/>
-          <w:color w:val="1F3764"/>
-          <w:sz w:val="17"/>
-        </w:rPr>
-        <w:t>left to right direction</w:t>
-      </w:r>
-    </w:p>
-    <w:p>
-      <w:pPr>
-        <w:spacing w:after="0" w:before="0"/>
-      </w:pPr>
-      <w:r>
-        <w:rPr>
-          <w:rFonts w:ascii="Consolas" w:hAnsi="Consolas"/>
-          <w:color w:val="1F3764"/>
-          <w:sz w:val="17"/>
-        </w:rPr>
-        <w:t>skinparam linetype ortho</w:t>
-      </w:r>
-    </w:p>
-    <w:p>
-      <w:pPr>
-        <w:spacing w:after="0" w:before="0"/>
-      </w:pPr>
-      <w:r>
-        <w:rPr>
-          <w:rFonts w:ascii="Consolas" w:hAnsi="Consolas"/>
-          <w:color w:val="1F3764"/>
-          <w:sz w:val="17"/>
-        </w:rPr>
-        <w:t>skinparam packageStyle rectangle</w:t>
-      </w:r>
-    </w:p>
-    <w:p>
-      <w:pPr>
-        <w:spacing w:after="0" w:before="0"/>
-      </w:pPr>
-      <w:r>
-        <w:rPr>
-          <w:rFonts w:ascii="Consolas" w:hAnsi="Consolas"/>
-          <w:color w:val="1F3764"/>
-          <w:sz w:val="17"/>
-        </w:rPr>
-        <w:t>title Biểu đồ lớp phân tích – UC Approve and Export Order 0</w:t>
-      </w:r>
-    </w:p>
-    <w:p>
-      <w:pPr>
-        <w:spacing w:after="0" w:before="0"/>
-      </w:pPr>
-      <w:r>
-        <w:rPr>
-          <w:rFonts w:ascii="Consolas" w:hAnsi="Consolas"/>
-          <w:color w:val="1F3764"/>
-          <w:sz w:val="17"/>
-        </w:rPr>
-        <w:t xml:space="preserve"> </w:t>
-      </w:r>
-    </w:p>
-    <w:p>
-      <w:pPr>
-        <w:spacing w:after="0" w:before="0"/>
-      </w:pPr>
-      <w:r>
-        <w:rPr>
-          <w:rFonts w:ascii="Consolas" w:hAnsi="Consolas"/>
-          <w:color w:val="1F3764"/>
-          <w:sz w:val="17"/>
-        </w:rPr>
-        <w:t>class SaleHomeView {</w:t>
-      </w:r>
-    </w:p>
-    <w:p>
-      <w:pPr>
-        <w:spacing w:after="0" w:before="0"/>
-      </w:pPr>
-      <w:r>
-        <w:rPr>
-          <w:rFonts w:ascii="Consolas" w:hAnsi="Consolas"/>
-          <w:color w:val="1F3764"/>
-          <w:sz w:val="17"/>
-        </w:rPr>
-        <w:t xml:space="preserve">  -subBrowseOrder</w:t>
-      </w:r>
-    </w:p>
-    <w:p>
-      <w:pPr>
-        <w:spacing w:after="0" w:before="0"/>
-      </w:pPr>
-      <w:r>
-        <w:rPr>
-          <w:rFonts w:ascii="Consolas" w:hAnsi="Consolas"/>
-          <w:color w:val="1F3764"/>
-          <w:sz w:val="17"/>
-        </w:rPr>
-        <w:t>}</w:t>
-      </w:r>
-    </w:p>
-    <w:p>
-      <w:pPr>
-        <w:spacing w:after="0" w:before="0"/>
-      </w:pPr>
-      <w:r>
-        <w:rPr>
-          <w:rFonts w:ascii="Consolas" w:hAnsi="Consolas"/>
-          <w:color w:val="1F3764"/>
-          <w:sz w:val="17"/>
-        </w:rPr>
-        <w:t>class OrderListView {</w:t>
-      </w:r>
-    </w:p>
-    <w:p>
-      <w:pPr>
-        <w:spacing w:after="0" w:before="0"/>
-      </w:pPr>
-      <w:r>
-        <w:rPr>
-          <w:rFonts w:ascii="Consolas" w:hAnsi="Consolas"/>
-          <w:color w:val="1F3764"/>
-          <w:sz w:val="17"/>
-        </w:rPr>
-        <w:t xml:space="preserve">  -inStatusFilter</w:t>
-      </w:r>
-    </w:p>
-    <w:p>
-      <w:pPr>
-        <w:spacing w:after="0" w:before="0"/>
-      </w:pPr>
-      <w:r>
-        <w:rPr>
-          <w:rFonts w:ascii="Consolas" w:hAnsi="Consolas"/>
-          <w:color w:val="1F3764"/>
-          <w:sz w:val="17"/>
-        </w:rPr>
-        <w:t xml:space="preserve">  -subFilter</w:t>
-      </w:r>
-    </w:p>
-    <w:p>
-      <w:pPr>
-        <w:spacing w:after="0" w:before="0"/>
-      </w:pPr>
-      <w:r>
-        <w:rPr>
-          <w:rFonts w:ascii="Consolas" w:hAnsi="Consolas"/>
-          <w:color w:val="1F3764"/>
-          <w:sz w:val="17"/>
-        </w:rPr>
-        <w:t xml:space="preserve">  -outsubOrderList</w:t>
-      </w:r>
-    </w:p>
-    <w:p>
-      <w:pPr>
-        <w:spacing w:after="0" w:before="0"/>
-      </w:pPr>
-      <w:r>
-        <w:rPr>
-          <w:rFonts w:ascii="Consolas" w:hAnsi="Consolas"/>
-          <w:color w:val="1F3764"/>
-          <w:sz w:val="17"/>
-        </w:rPr>
-        <w:t>}</w:t>
-      </w:r>
-    </w:p>
-    <w:p>
-      <w:pPr>
-        <w:spacing w:after="0" w:before="0"/>
-      </w:pPr>
-      <w:r>
-        <w:rPr>
-          <w:rFonts w:ascii="Consolas" w:hAnsi="Consolas"/>
-          <w:color w:val="1F3764"/>
-          <w:sz w:val="17"/>
-        </w:rPr>
-        <w:t>class OrderDetailView {</w:t>
-      </w:r>
-    </w:p>
-    <w:p>
-      <w:pPr>
-        <w:spacing w:after="0" w:before="0"/>
-      </w:pPr>
-      <w:r>
-        <w:rPr>
-          <w:rFonts w:ascii="Consolas" w:hAnsi="Consolas"/>
-          <w:color w:val="1F3764"/>
-          <w:sz w:val="17"/>
-        </w:rPr>
-        <w:t xml:space="preserve">  -outCustomerInfo</w:t>
-      </w:r>
-    </w:p>
-    <w:p>
-      <w:pPr>
-        <w:spacing w:after="0" w:before="0"/>
-      </w:pPr>
-      <w:r>
-        <w:rPr>
-          <w:rFonts w:ascii="Consolas" w:hAnsi="Consolas"/>
-          <w:color w:val="1F3764"/>
-          <w:sz w:val="17"/>
-        </w:rPr>
-        <w:t xml:space="preserve">  -outsubOrderItemList</w:t>
-      </w:r>
-    </w:p>
-    <w:p>
-      <w:pPr>
-        <w:spacing w:after="0" w:before="0"/>
-      </w:pPr>
-      <w:r>
-        <w:rPr>
-          <w:rFonts w:ascii="Consolas" w:hAnsi="Consolas"/>
-          <w:color w:val="1F3764"/>
-          <w:sz w:val="17"/>
-        </w:rPr>
-        <w:t xml:space="preserve">  -outTotalAmount</w:t>
-      </w:r>
-    </w:p>
-    <w:p>
-      <w:pPr>
-        <w:spacing w:after="0" w:before="0"/>
-      </w:pPr>
-      <w:r>
-        <w:rPr>
-          <w:rFonts w:ascii="Consolas" w:hAnsi="Consolas"/>
-          <w:color w:val="1F3764"/>
-          <w:sz w:val="17"/>
-        </w:rPr>
-        <w:t xml:space="preserve">  -outStatus</w:t>
-      </w:r>
-    </w:p>
-    <w:p>
-      <w:pPr>
-        <w:spacing w:after="0" w:before="0"/>
-      </w:pPr>
-      <w:r>
-        <w:rPr>
-          <w:rFonts w:ascii="Consolas" w:hAnsi="Consolas"/>
-          <w:color w:val="1F3764"/>
-          <w:sz w:val="17"/>
-        </w:rPr>
-        <w:t xml:space="preserve">  -subApprove</w:t>
-      </w:r>
-    </w:p>
-    <w:p>
-      <w:pPr>
-        <w:spacing w:after="0" w:before="0"/>
-      </w:pPr>
-      <w:r>
-        <w:rPr>
-          <w:rFonts w:ascii="Consolas" w:hAnsi="Consolas"/>
-          <w:color w:val="1F3764"/>
-          <w:sz w:val="17"/>
-        </w:rPr>
-        <w:t xml:space="preserve">  -subAssignDelivery</w:t>
-      </w:r>
-    </w:p>
-    <w:p>
-      <w:pPr>
-        <w:spacing w:after="0" w:before="0"/>
-      </w:pPr>
-      <w:r>
-        <w:rPr>
-          <w:rFonts w:ascii="Consolas" w:hAnsi="Consolas"/>
-          <w:color w:val="1F3764"/>
-          <w:sz w:val="17"/>
-        </w:rPr>
-        <w:t xml:space="preserve">  -subExport</w:t>
-      </w:r>
-    </w:p>
-    <w:p>
-      <w:pPr>
-        <w:spacing w:after="0" w:before="0"/>
-      </w:pPr>
-      <w:r>
-        <w:rPr>
-          <w:rFonts w:ascii="Consolas" w:hAnsi="Consolas"/>
-          <w:color w:val="1F3764"/>
-          <w:sz w:val="17"/>
-        </w:rPr>
-        <w:t xml:space="preserve">  -subPrintInvoice</w:t>
-      </w:r>
-    </w:p>
-    <w:p>
-      <w:pPr>
-        <w:spacing w:after="0" w:before="0"/>
-      </w:pPr>
-      <w:r>
-        <w:rPr>
-          <w:rFonts w:ascii="Consolas" w:hAnsi="Consolas"/>
-          <w:color w:val="1F3764"/>
-          <w:sz w:val="17"/>
-        </w:rPr>
-        <w:t>}</w:t>
-      </w:r>
-    </w:p>
-    <w:p>
-      <w:pPr>
-        <w:spacing w:after="0" w:before="0"/>
-      </w:pPr>
-      <w:r>
-        <w:rPr>
-          <w:rFonts w:ascii="Consolas" w:hAnsi="Consolas"/>
-          <w:color w:val="1F3764"/>
-          <w:sz w:val="17"/>
-        </w:rPr>
-        <w:t>class DeliveryStaffListView {</w:t>
-      </w:r>
-    </w:p>
-    <w:p>
-      <w:pPr>
-        <w:spacing w:after="0" w:before="0"/>
-      </w:pPr>
-      <w:r>
-        <w:rPr>
-          <w:rFonts w:ascii="Consolas" w:hAnsi="Consolas"/>
-          <w:color w:val="1F3764"/>
-          <w:sz w:val="17"/>
-        </w:rPr>
-        <w:t xml:space="preserve">  -outsubDeliveryStaffList</w:t>
-      </w:r>
-    </w:p>
-    <w:p>
-      <w:pPr>
-        <w:spacing w:after="0" w:before="0"/>
-      </w:pPr>
-      <w:r>
-        <w:rPr>
-          <w:rFonts w:ascii="Consolas" w:hAnsi="Consolas"/>
-          <w:color w:val="1F3764"/>
-          <w:sz w:val="17"/>
-        </w:rPr>
-        <w:t xml:space="preserve">  -subSaveAssign</w:t>
-      </w:r>
-    </w:p>
-    <w:p>
-      <w:pPr>
-        <w:spacing w:after="0" w:before="0"/>
-      </w:pPr>
-      <w:r>
-        <w:rPr>
-          <w:rFonts w:ascii="Consolas" w:hAnsi="Consolas"/>
-          <w:color w:val="1F3764"/>
-          <w:sz w:val="17"/>
-        </w:rPr>
-        <w:t>}</w:t>
-      </w:r>
-    </w:p>
-    <w:p>
-      <w:pPr>
-        <w:spacing w:after="0" w:before="0"/>
-      </w:pPr>
-      <w:r>
-        <w:rPr>
-          <w:rFonts w:ascii="Consolas" w:hAnsi="Consolas"/>
-          <w:color w:val="1F3764"/>
-          <w:sz w:val="17"/>
-        </w:rPr>
-        <w:t>class InvoicePrintView {</w:t>
-      </w:r>
-    </w:p>
-    <w:p>
-      <w:pPr>
-        <w:spacing w:after="0" w:before="0"/>
-      </w:pPr>
-      <w:r>
-        <w:rPr>
-          <w:rFonts w:ascii="Consolas" w:hAnsi="Consolas"/>
-          <w:color w:val="1F3764"/>
-          <w:sz w:val="17"/>
-        </w:rPr>
-        <w:t xml:space="preserve">  -outInvoiceInfo</w:t>
-      </w:r>
-    </w:p>
-    <w:p>
-      <w:pPr>
-        <w:spacing w:after="0" w:before="0"/>
-      </w:pPr>
-      <w:r>
-        <w:rPr>
-          <w:rFonts w:ascii="Consolas" w:hAnsi="Consolas"/>
-          <w:color w:val="1F3764"/>
-          <w:sz w:val="17"/>
-        </w:rPr>
-        <w:t xml:space="preserve">  -outsubInvoiceItemList</w:t>
-      </w:r>
-    </w:p>
-    <w:p>
-      <w:pPr>
-        <w:spacing w:after="0" w:before="0"/>
-      </w:pPr>
-      <w:r>
-        <w:rPr>
-          <w:rFonts w:ascii="Consolas" w:hAnsi="Consolas"/>
-          <w:color w:val="1F3764"/>
-          <w:sz w:val="17"/>
-        </w:rPr>
-        <w:t xml:space="preserve">  -outTotalAmount</w:t>
-      </w:r>
-    </w:p>
-    <w:p>
-      <w:pPr>
-        <w:spacing w:after="0" w:before="0"/>
-      </w:pPr>
-      <w:r>
-        <w:rPr>
-          <w:rFonts w:ascii="Consolas" w:hAnsi="Consolas"/>
-          <w:color w:val="1F3764"/>
-          <w:sz w:val="17"/>
-        </w:rPr>
-        <w:t xml:space="preserve">  -subPrint</w:t>
-      </w:r>
-    </w:p>
-    <w:p>
-      <w:pPr>
-        <w:spacing w:after="0" w:before="0"/>
-      </w:pPr>
-      <w:r>
-        <w:rPr>
-          <w:rFonts w:ascii="Consolas" w:hAnsi="Consolas"/>
-          <w:color w:val="1F3764"/>
-          <w:sz w:val="17"/>
-        </w:rPr>
-        <w:t>}</w:t>
-      </w:r>
-    </w:p>
-    <w:p>
-      <w:pPr>
-        <w:spacing w:after="0" w:before="0"/>
-      </w:pPr>
-      <w:r>
-        <w:rPr>
-          <w:rFonts w:ascii="Consolas" w:hAnsi="Consolas"/>
-          <w:color w:val="1F3764"/>
-          <w:sz w:val="17"/>
-        </w:rPr>
-        <w:t xml:space="preserve"> </w:t>
-      </w:r>
-    </w:p>
-    <w:p>
-      <w:pPr>
-        <w:spacing w:after="0" w:before="0"/>
-      </w:pPr>
-      <w:r>
-        <w:rPr>
-          <w:rFonts w:ascii="Consolas" w:hAnsi="Consolas"/>
-          <w:color w:val="1F3764"/>
-          <w:sz w:val="17"/>
-        </w:rPr>
-        <w:t>class Order {</w:t>
-      </w:r>
-    </w:p>
-    <w:p>
-      <w:pPr>
-        <w:spacing w:after="0" w:before="0"/>
-      </w:pPr>
-      <w:r>
-        <w:rPr>
-          <w:rFonts w:ascii="Consolas" w:hAnsi="Consolas"/>
-          <w:color w:val="1F3764"/>
-          <w:sz w:val="17"/>
-        </w:rPr>
-        <w:t xml:space="preserve">  -orderId</w:t>
-      </w:r>
-    </w:p>
-    <w:p>
-      <w:pPr>
-        <w:spacing w:after="0" w:before="0"/>
-      </w:pPr>
-      <w:r>
-        <w:rPr>
-          <w:rFonts w:ascii="Consolas" w:hAnsi="Consolas"/>
-          <w:color w:val="1F3764"/>
-          <w:sz w:val="17"/>
-        </w:rPr>
-        <w:t xml:space="preserve">  -orderDate</w:t>
-      </w:r>
-    </w:p>
-    <w:p>
-      <w:pPr>
-        <w:spacing w:after="0" w:before="0"/>
-      </w:pPr>
-      <w:r>
-        <w:rPr>
-          <w:rFonts w:ascii="Consolas" w:hAnsi="Consolas"/>
-          <w:color w:val="1F3764"/>
-          <w:sz w:val="17"/>
-        </w:rPr>
-        <w:t xml:space="preserve">  -shippingAddress</w:t>
-      </w:r>
-    </w:p>
-    <w:p>
-      <w:pPr>
-        <w:spacing w:after="0" w:before="0"/>
-      </w:pPr>
-      <w:r>
-        <w:rPr>
-          <w:rFonts w:ascii="Consolas" w:hAnsi="Consolas"/>
-          <w:color w:val="1F3764"/>
-          <w:sz w:val="17"/>
-        </w:rPr>
-        <w:t xml:space="preserve">  -totalAmount</w:t>
-      </w:r>
-    </w:p>
-    <w:p>
-      <w:pPr>
-        <w:spacing w:after="0" w:before="0"/>
-      </w:pPr>
-      <w:r>
-        <w:rPr>
-          <w:rFonts w:ascii="Consolas" w:hAnsi="Consolas"/>
-          <w:color w:val="1F3764"/>
-          <w:sz w:val="17"/>
-        </w:rPr>
-        <w:t xml:space="preserve">  -status</w:t>
-      </w:r>
-    </w:p>
-    <w:p>
-      <w:pPr>
-        <w:spacing w:after="0" w:before="0"/>
-      </w:pPr>
-      <w:r>
-        <w:rPr>
-          <w:rFonts w:ascii="Consolas" w:hAnsi="Consolas"/>
-          <w:color w:val="1F3764"/>
-          <w:sz w:val="17"/>
-        </w:rPr>
-        <w:t xml:space="preserve">  -approvedAt</w:t>
-      </w:r>
-    </w:p>
-    <w:p>
-      <w:pPr>
-        <w:spacing w:after="0" w:before="0"/>
-      </w:pPr>
-      <w:r>
-        <w:rPr>
-          <w:rFonts w:ascii="Consolas" w:hAnsi="Consolas"/>
-          <w:color w:val="1F3764"/>
-          <w:sz w:val="17"/>
-        </w:rPr>
-        <w:t xml:space="preserve">  -exportedAt</w:t>
-      </w:r>
-    </w:p>
-    <w:p>
-      <w:pPr>
-        <w:spacing w:after="0" w:before="0"/>
-      </w:pPr>
-      <w:r>
-        <w:rPr>
-          <w:rFonts w:ascii="Consolas" w:hAnsi="Consolas"/>
-          <w:color w:val="1F3764"/>
-          <w:sz w:val="17"/>
-        </w:rPr>
-        <w:t xml:space="preserve">  +listUnexported()</w:t>
-      </w:r>
-    </w:p>
-    <w:p>
-      <w:pPr>
-        <w:spacing w:after="0" w:before="0"/>
-      </w:pPr>
-      <w:r>
-        <w:rPr>
-          <w:rFonts w:ascii="Consolas" w:hAnsi="Consolas"/>
-          <w:color w:val="1F3764"/>
-          <w:sz w:val="17"/>
-        </w:rPr>
-        <w:t xml:space="preserve">  +approve()</w:t>
-      </w:r>
-    </w:p>
-    <w:p>
-      <w:pPr>
-        <w:spacing w:after="0" w:before="0"/>
-      </w:pPr>
-      <w:r>
-        <w:rPr>
-          <w:rFonts w:ascii="Consolas" w:hAnsi="Consolas"/>
-          <w:color w:val="1F3764"/>
-          <w:sz w:val="17"/>
-        </w:rPr>
-        <w:t xml:space="preserve">  +assignDelivery()</w:t>
-      </w:r>
-    </w:p>
-    <w:p>
-      <w:pPr>
-        <w:spacing w:after="0" w:before="0"/>
-      </w:pPr>
-      <w:r>
-        <w:rPr>
-          <w:rFonts w:ascii="Consolas" w:hAnsi="Consolas"/>
-          <w:color w:val="1F3764"/>
-          <w:sz w:val="17"/>
-        </w:rPr>
-        <w:t xml:space="preserve">  +export()</w:t>
-      </w:r>
-    </w:p>
-    <w:p>
-      <w:pPr>
-        <w:spacing w:after="0" w:before="0"/>
-      </w:pPr>
-      <w:r>
-        <w:rPr>
-          <w:rFonts w:ascii="Consolas" w:hAnsi="Consolas"/>
-          <w:color w:val="1F3764"/>
-          <w:sz w:val="17"/>
-        </w:rPr>
-        <w:t>}</w:t>
-      </w:r>
-    </w:p>
-    <w:p>
-      <w:pPr>
-        <w:spacing w:after="0" w:before="0"/>
-      </w:pPr>
-      <w:r>
-        <w:rPr>
-          <w:rFonts w:ascii="Consolas" w:hAnsi="Consolas"/>
-          <w:color w:val="1F3764"/>
-          <w:sz w:val="17"/>
-        </w:rPr>
-        <w:t>class OrderDetail {</w:t>
-      </w:r>
-    </w:p>
-    <w:p>
-      <w:pPr>
-        <w:spacing w:after="0" w:before="0"/>
-      </w:pPr>
-      <w:r>
-        <w:rPr>
-          <w:rFonts w:ascii="Consolas" w:hAnsi="Consolas"/>
-          <w:color w:val="1F3764"/>
-          <w:sz w:val="17"/>
-        </w:rPr>
-        <w:t xml:space="preserve">  -quantity</w:t>
-      </w:r>
-    </w:p>
-    <w:p>
-      <w:pPr>
-        <w:spacing w:after="0" w:before="0"/>
-      </w:pPr>
-      <w:r>
-        <w:rPr>
-          <w:rFonts w:ascii="Consolas" w:hAnsi="Consolas"/>
-          <w:color w:val="1F3764"/>
-          <w:sz w:val="17"/>
-        </w:rPr>
-        <w:t xml:space="preserve">  -unitPrice</w:t>
-      </w:r>
-    </w:p>
-    <w:p>
-      <w:pPr>
-        <w:spacing w:after="0" w:before="0"/>
-      </w:pPr>
-      <w:r>
-        <w:rPr>
-          <w:rFonts w:ascii="Consolas" w:hAnsi="Consolas"/>
-          <w:color w:val="1F3764"/>
-          <w:sz w:val="17"/>
-        </w:rPr>
-        <w:t xml:space="preserve">  -lineAmount</w:t>
-      </w:r>
-    </w:p>
-    <w:p>
-      <w:pPr>
-        <w:spacing w:after="0" w:before="0"/>
-      </w:pPr>
-      <w:r>
-        <w:rPr>
-          <w:rFonts w:ascii="Consolas" w:hAnsi="Consolas"/>
-          <w:color w:val="1F3764"/>
-          <w:sz w:val="17"/>
-        </w:rPr>
-        <w:t xml:space="preserve">  +listByOrder()</w:t>
-      </w:r>
-    </w:p>
-    <w:p>
-      <w:pPr>
-        <w:spacing w:after="0" w:before="0"/>
-      </w:pPr>
-      <w:r>
-        <w:rPr>
-          <w:rFonts w:ascii="Consolas" w:hAnsi="Consolas"/>
-          <w:color w:val="1F3764"/>
-          <w:sz w:val="17"/>
-        </w:rPr>
-        <w:t>}</w:t>
-      </w:r>
-    </w:p>
-    <w:p>
-      <w:pPr>
-        <w:spacing w:after="0" w:before="0"/>
-      </w:pPr>
-      <w:r>
-        <w:rPr>
-          <w:rFonts w:ascii="Consolas" w:hAnsi="Consolas"/>
-          <w:color w:val="1F3764"/>
-          <w:sz w:val="17"/>
-        </w:rPr>
-        <w:t>class Product {</w:t>
-      </w:r>
-    </w:p>
-    <w:p>
-      <w:pPr>
-        <w:spacing w:after="0" w:before="0"/>
-      </w:pPr>
-      <w:r>
-        <w:rPr>
-          <w:rFonts w:ascii="Consolas" w:hAnsi="Consolas"/>
-          <w:color w:val="1F3764"/>
-          <w:sz w:val="17"/>
-        </w:rPr>
-        <w:t xml:space="preserve">  -productId</w:t>
-      </w:r>
-    </w:p>
-    <w:p>
-      <w:pPr>
-        <w:spacing w:after="0" w:before="0"/>
-      </w:pPr>
-      <w:r>
-        <w:rPr>
-          <w:rFonts w:ascii="Consolas" w:hAnsi="Consolas"/>
-          <w:color w:val="1F3764"/>
-          <w:sz w:val="17"/>
-        </w:rPr>
-        <w:t xml:space="preserve">  -productName</w:t>
-      </w:r>
-    </w:p>
-    <w:p>
-      <w:pPr>
-        <w:spacing w:after="0" w:before="0"/>
-      </w:pPr>
-      <w:r>
-        <w:rPr>
-          <w:rFonts w:ascii="Consolas" w:hAnsi="Consolas"/>
-          <w:color w:val="1F3764"/>
-          <w:sz w:val="17"/>
-        </w:rPr>
-        <w:t xml:space="preserve">  -unit</w:t>
-      </w:r>
-    </w:p>
-    <w:p>
-      <w:pPr>
-        <w:spacing w:after="0" w:before="0"/>
-      </w:pPr>
-      <w:r>
-        <w:rPr>
-          <w:rFonts w:ascii="Consolas" w:hAnsi="Consolas"/>
-          <w:color w:val="1F3764"/>
-          <w:sz w:val="17"/>
-        </w:rPr>
-        <w:t xml:space="preserve">  -salePrice</w:t>
-      </w:r>
-    </w:p>
-    <w:p>
-      <w:pPr>
-        <w:spacing w:after="0" w:before="0"/>
-      </w:pPr>
-      <w:r>
-        <w:rPr>
-          <w:rFonts w:ascii="Consolas" w:hAnsi="Consolas"/>
-          <w:color w:val="1F3764"/>
-          <w:sz w:val="17"/>
-        </w:rPr>
-        <w:t xml:space="preserve">  -stockQuantity</w:t>
-      </w:r>
-    </w:p>
-    <w:p>
-      <w:pPr>
-        <w:spacing w:after="0" w:before="0"/>
-      </w:pPr>
-      <w:r>
-        <w:rPr>
-          <w:rFonts w:ascii="Consolas" w:hAnsi="Consolas"/>
-          <w:color w:val="1F3764"/>
-          <w:sz w:val="17"/>
-        </w:rPr>
-        <w:t xml:space="preserve">  +checkStock()</w:t>
-      </w:r>
-    </w:p>
-    <w:p>
-      <w:pPr>
-        <w:spacing w:after="0" w:before="0"/>
-      </w:pPr>
-      <w:r>
-        <w:rPr>
-          <w:rFonts w:ascii="Consolas" w:hAnsi="Consolas"/>
-          <w:color w:val="1F3764"/>
-          <w:sz w:val="17"/>
-        </w:rPr>
-        <w:t xml:space="preserve">  +decreaseStock()</w:t>
-      </w:r>
-    </w:p>
-    <w:p>
-      <w:pPr>
-        <w:spacing w:after="0" w:before="0"/>
-      </w:pPr>
-      <w:r>
-        <w:rPr>
-          <w:rFonts w:ascii="Consolas" w:hAnsi="Consolas"/>
-          <w:color w:val="1F3764"/>
-          <w:sz w:val="17"/>
-        </w:rPr>
-        <w:t>}</w:t>
-      </w:r>
-    </w:p>
-    <w:p>
-      <w:pPr>
-        <w:spacing w:after="0" w:before="0"/>
-      </w:pPr>
-      <w:r>
-        <w:rPr>
-          <w:rFonts w:ascii="Consolas" w:hAnsi="Consolas"/>
-          <w:color w:val="1F3764"/>
-          <w:sz w:val="17"/>
-        </w:rPr>
-        <w:t>class DeliveryStaff {</w:t>
-      </w:r>
-    </w:p>
-    <w:p>
-      <w:pPr>
-        <w:spacing w:after="0" w:before="0"/>
-      </w:pPr>
-      <w:r>
-        <w:rPr>
-          <w:rFonts w:ascii="Consolas" w:hAnsi="Consolas"/>
-          <w:color w:val="1F3764"/>
-          <w:sz w:val="17"/>
-        </w:rPr>
-        <w:t xml:space="preserve">  -deliveryStaffId</w:t>
-      </w:r>
-    </w:p>
-    <w:p>
-      <w:pPr>
-        <w:spacing w:after="0" w:before="0"/>
-      </w:pPr>
-      <w:r>
-        <w:rPr>
-          <w:rFonts w:ascii="Consolas" w:hAnsi="Consolas"/>
-          <w:color w:val="1F3764"/>
-          <w:sz w:val="17"/>
-        </w:rPr>
-        <w:t xml:space="preserve">  -fullName</w:t>
-      </w:r>
-    </w:p>
-    <w:p>
-      <w:pPr>
-        <w:spacing w:after="0" w:before="0"/>
-      </w:pPr>
-      <w:r>
-        <w:rPr>
-          <w:rFonts w:ascii="Consolas" w:hAnsi="Consolas"/>
-          <w:color w:val="1F3764"/>
-          <w:sz w:val="17"/>
-        </w:rPr>
-        <w:t xml:space="preserve">  -phone</w:t>
-      </w:r>
-    </w:p>
-    <w:p>
-      <w:pPr>
-        <w:spacing w:after="0" w:before="0"/>
-      </w:pPr>
-      <w:r>
-        <w:rPr>
-          <w:rFonts w:ascii="Consolas" w:hAnsi="Consolas"/>
-          <w:color w:val="1F3764"/>
-          <w:sz w:val="17"/>
-        </w:rPr>
-        <w:t xml:space="preserve">  -status</w:t>
-      </w:r>
-    </w:p>
-    <w:p>
-      <w:pPr>
-        <w:spacing w:after="0" w:before="0"/>
-      </w:pPr>
-      <w:r>
-        <w:rPr>
-          <w:rFonts w:ascii="Consolas" w:hAnsi="Consolas"/>
-          <w:color w:val="1F3764"/>
-          <w:sz w:val="17"/>
-        </w:rPr>
-        <w:t xml:space="preserve">  +listAvailable()</w:t>
-      </w:r>
-    </w:p>
-    <w:p>
-      <w:pPr>
-        <w:spacing w:after="0" w:before="0"/>
-      </w:pPr>
-      <w:r>
-        <w:rPr>
-          <w:rFonts w:ascii="Consolas" w:hAnsi="Consolas"/>
-          <w:color w:val="1F3764"/>
-          <w:sz w:val="17"/>
-        </w:rPr>
-        <w:t>}</w:t>
-      </w:r>
-    </w:p>
-    <w:p>
-      <w:pPr>
-        <w:spacing w:after="0" w:before="0"/>
-      </w:pPr>
-      <w:r>
-        <w:rPr>
-          <w:rFonts w:ascii="Consolas" w:hAnsi="Consolas"/>
-          <w:color w:val="1F3764"/>
-          <w:sz w:val="17"/>
-        </w:rPr>
-        <w:t>class Invoice {</w:t>
-      </w:r>
-    </w:p>
-    <w:p>
-      <w:pPr>
-        <w:spacing w:after="0" w:before="0"/>
-      </w:pPr>
-      <w:r>
-        <w:rPr>
-          <w:rFonts w:ascii="Consolas" w:hAnsi="Consolas"/>
-          <w:color w:val="1F3764"/>
-          <w:sz w:val="17"/>
-        </w:rPr>
-        <w:t xml:space="preserve">  -invoiceId</w:t>
-      </w:r>
-    </w:p>
-    <w:p>
-      <w:pPr>
-        <w:spacing w:after="0" w:before="0"/>
-      </w:pPr>
-      <w:r>
-        <w:rPr>
-          <w:rFonts w:ascii="Consolas" w:hAnsi="Consolas"/>
-          <w:color w:val="1F3764"/>
-          <w:sz w:val="17"/>
-        </w:rPr>
-        <w:t xml:space="preserve">  -issueDate</w:t>
-      </w:r>
-    </w:p>
-    <w:p>
-      <w:pPr>
-        <w:spacing w:after="0" w:before="0"/>
-      </w:pPr>
-      <w:r>
-        <w:rPr>
-          <w:rFonts w:ascii="Consolas" w:hAnsi="Consolas"/>
-          <w:color w:val="1F3764"/>
-          <w:sz w:val="17"/>
-        </w:rPr>
-        <w:t xml:space="preserve">  -totalAmount</w:t>
-      </w:r>
-    </w:p>
-    <w:p>
-      <w:pPr>
-        <w:spacing w:after="0" w:before="0"/>
-      </w:pPr>
-      <w:r>
-        <w:rPr>
-          <w:rFonts w:ascii="Consolas" w:hAnsi="Consolas"/>
-          <w:color w:val="1F3764"/>
-          <w:sz w:val="17"/>
-        </w:rPr>
-        <w:t xml:space="preserve">  -status</w:t>
-      </w:r>
-    </w:p>
-    <w:p>
-      <w:pPr>
-        <w:spacing w:after="0" w:before="0"/>
-      </w:pPr>
-      <w:r>
-        <w:rPr>
-          <w:rFonts w:ascii="Consolas" w:hAnsi="Consolas"/>
-          <w:color w:val="1F3764"/>
-          <w:sz w:val="17"/>
-        </w:rPr>
-        <w:t xml:space="preserve">  +issue()</w:t>
-      </w:r>
-    </w:p>
-    <w:p>
-      <w:pPr>
-        <w:spacing w:after="0" w:before="0"/>
-      </w:pPr>
-      <w:r>
-        <w:rPr>
-          <w:rFonts w:ascii="Consolas" w:hAnsi="Consolas"/>
-          <w:color w:val="1F3764"/>
-          <w:sz w:val="17"/>
-        </w:rPr>
-        <w:t xml:space="preserve">  +getInvoiceDetail()</w:t>
-      </w:r>
-    </w:p>
-    <w:p>
-      <w:pPr>
-        <w:spacing w:after="0" w:before="0"/>
-      </w:pPr>
-      <w:r>
-        <w:rPr>
-          <w:rFonts w:ascii="Consolas" w:hAnsi="Consolas"/>
-          <w:color w:val="1F3764"/>
-          <w:sz w:val="17"/>
-        </w:rPr>
-        <w:t>}</w:t>
-      </w:r>
-    </w:p>
-    <w:p>
-      <w:pPr>
-        <w:spacing w:after="0" w:before="0"/>
-      </w:pPr>
-      <w:r>
-        <w:rPr>
-          <w:rFonts w:ascii="Consolas" w:hAnsi="Consolas"/>
-          <w:color w:val="1F3764"/>
-          <w:sz w:val="17"/>
-        </w:rPr>
-        <w:t>class Customer {</w:t>
-      </w:r>
-    </w:p>
-    <w:p>
-      <w:pPr>
-        <w:spacing w:after="0" w:before="0"/>
-      </w:pPr>
-      <w:r>
-        <w:rPr>
-          <w:rFonts w:ascii="Consolas" w:hAnsi="Consolas"/>
-          <w:color w:val="1F3764"/>
-          <w:sz w:val="17"/>
-        </w:rPr>
-        <w:t xml:space="preserve">  -customerId</w:t>
-      </w:r>
-    </w:p>
-    <w:p>
-      <w:pPr>
-        <w:spacing w:after="0" w:before="0"/>
-      </w:pPr>
-      <w:r>
-        <w:rPr>
-          <w:rFonts w:ascii="Consolas" w:hAnsi="Consolas"/>
-          <w:color w:val="1F3764"/>
-          <w:sz w:val="17"/>
-        </w:rPr>
-        <w:t xml:space="preserve">  -fullName</w:t>
-      </w:r>
-    </w:p>
-    <w:p>
-      <w:pPr>
-        <w:spacing w:after="0" w:before="0"/>
-      </w:pPr>
-      <w:r>
-        <w:rPr>
-          <w:rFonts w:ascii="Consolas" w:hAnsi="Consolas"/>
-          <w:color w:val="1F3764"/>
-          <w:sz w:val="17"/>
-        </w:rPr>
-        <w:t xml:space="preserve">  -phone</w:t>
-      </w:r>
-    </w:p>
-    <w:p>
-      <w:pPr>
-        <w:spacing w:after="0" w:before="0"/>
-      </w:pPr>
-      <w:r>
-        <w:rPr>
-          <w:rFonts w:ascii="Consolas" w:hAnsi="Consolas"/>
-          <w:color w:val="1F3764"/>
-          <w:sz w:val="17"/>
-        </w:rPr>
-        <w:t xml:space="preserve">  -address</w:t>
-      </w:r>
-    </w:p>
-    <w:p>
-      <w:pPr>
-        <w:spacing w:after="0" w:before="0"/>
-      </w:pPr>
-      <w:r>
-        <w:rPr>
-          <w:rFonts w:ascii="Consolas" w:hAnsi="Consolas"/>
-          <w:color w:val="1F3764"/>
-          <w:sz w:val="17"/>
-        </w:rPr>
-        <w:t>}</w:t>
-      </w:r>
-    </w:p>
-    <w:p>
-      <w:pPr>
-        <w:spacing w:after="0" w:before="0"/>
-      </w:pPr>
-      <w:r>
-        <w:rPr>
-          <w:rFonts w:ascii="Consolas" w:hAnsi="Consolas"/>
-          <w:color w:val="1F3764"/>
-          <w:sz w:val="17"/>
-        </w:rPr>
-        <w:t xml:space="preserve"> </w:t>
-      </w:r>
-    </w:p>
-    <w:p>
-      <w:pPr>
-        <w:spacing w:after="0" w:before="0"/>
-      </w:pPr>
-      <w:r>
-        <w:rPr>
-          <w:rFonts w:ascii="Consolas" w:hAnsi="Consolas"/>
-          <w:color w:val="1F3764"/>
-          <w:sz w:val="17"/>
-        </w:rPr>
-        <w:t>SaleHomeView --&gt; OrderListView</w:t>
-      </w:r>
-    </w:p>
-    <w:p>
-      <w:pPr>
-        <w:spacing w:after="0" w:before="0"/>
-      </w:pPr>
-      <w:r>
-        <w:rPr>
-          <w:rFonts w:ascii="Consolas" w:hAnsi="Consolas"/>
-          <w:color w:val="1F3764"/>
-          <w:sz w:val="17"/>
-        </w:rPr>
-        <w:t>OrderListView --&gt; OrderDetailView</w:t>
-      </w:r>
-    </w:p>
-    <w:p>
-      <w:pPr>
-        <w:spacing w:after="0" w:before="0"/>
-      </w:pPr>
-      <w:r>
-        <w:rPr>
-          <w:rFonts w:ascii="Consolas" w:hAnsi="Consolas"/>
-          <w:color w:val="1F3764"/>
-          <w:sz w:val="17"/>
-        </w:rPr>
-        <w:t>OrderDetailView --&gt; DeliveryStaffListView</w:t>
-      </w:r>
-    </w:p>
-    <w:p>
-      <w:pPr>
-        <w:spacing w:after="0" w:before="0"/>
-      </w:pPr>
-      <w:r>
-        <w:rPr>
-          <w:rFonts w:ascii="Consolas" w:hAnsi="Consolas"/>
-          <w:color w:val="1F3764"/>
-          <w:sz w:val="17"/>
-        </w:rPr>
-        <w:t>OrderDetailView --&gt; InvoicePrintView</w:t>
-      </w:r>
-    </w:p>
-    <w:p>
-      <w:pPr>
-        <w:spacing w:after="0" w:before="0"/>
-      </w:pPr>
-      <w:r>
-        <w:rPr>
-          <w:rFonts w:ascii="Consolas" w:hAnsi="Consolas"/>
-          <w:color w:val="1F3764"/>
-          <w:sz w:val="17"/>
-        </w:rPr>
-        <w:t xml:space="preserve"> </w:t>
-      </w:r>
-    </w:p>
-    <w:p>
-      <w:pPr>
-        <w:spacing w:after="0" w:before="0"/>
-      </w:pPr>
-      <w:r>
-        <w:rPr>
-          <w:rFonts w:ascii="Consolas" w:hAnsi="Consolas"/>
-          <w:color w:val="1F3764"/>
-          <w:sz w:val="17"/>
-        </w:rPr>
-        <w:t>OrderListView --&gt; Order</w:t>
-      </w:r>
-    </w:p>
-    <w:p>
-      <w:pPr>
-        <w:spacing w:after="0" w:before="0"/>
-      </w:pPr>
-      <w:r>
-        <w:rPr>
-          <w:rFonts w:ascii="Consolas" w:hAnsi="Consolas"/>
-          <w:color w:val="1F3764"/>
-          <w:sz w:val="17"/>
-        </w:rPr>
-        <w:t>OrderDetailView --&gt; OrderDetail</w:t>
-      </w:r>
-    </w:p>
-    <w:p>
-      <w:pPr>
-        <w:spacing w:after="0" w:before="0"/>
-      </w:pPr>
-      <w:r>
-        <w:rPr>
-          <w:rFonts w:ascii="Consolas" w:hAnsi="Consolas"/>
-          <w:color w:val="1F3764"/>
-          <w:sz w:val="17"/>
-        </w:rPr>
-        <w:t>OrderDetailView --&gt; Order</w:t>
-      </w:r>
-    </w:p>
-    <w:p>
-      <w:pPr>
-        <w:spacing w:after="0" w:before="0"/>
-      </w:pPr>
-      <w:r>
-        <w:rPr>
-          <w:rFonts w:ascii="Consolas" w:hAnsi="Consolas"/>
-          <w:color w:val="1F3764"/>
-          <w:sz w:val="17"/>
-        </w:rPr>
-        <w:t>OrderDetailView --&gt; Product</w:t>
-      </w:r>
-    </w:p>
-    <w:p>
-      <w:pPr>
-        <w:spacing w:after="0" w:before="0"/>
-      </w:pPr>
-      <w:r>
-        <w:rPr>
-          <w:rFonts w:ascii="Consolas" w:hAnsi="Consolas"/>
-          <w:color w:val="1F3764"/>
-          <w:sz w:val="17"/>
-        </w:rPr>
-        <w:t>OrderDetailView --&gt; Invoice</w:t>
-      </w:r>
-    </w:p>
-    <w:p>
-      <w:pPr>
-        <w:spacing w:after="0" w:before="0"/>
-      </w:pPr>
-      <w:r>
-        <w:rPr>
-          <w:rFonts w:ascii="Consolas" w:hAnsi="Consolas"/>
-          <w:color w:val="1F3764"/>
-          <w:sz w:val="17"/>
-        </w:rPr>
-        <w:t>OrderDetailView --&gt; Customer</w:t>
-      </w:r>
-    </w:p>
-    <w:p>
-      <w:pPr>
-        <w:spacing w:after="0" w:before="0"/>
-      </w:pPr>
-      <w:r>
-        <w:rPr>
-          <w:rFonts w:ascii="Consolas" w:hAnsi="Consolas"/>
-          <w:color w:val="1F3764"/>
-          <w:sz w:val="17"/>
-        </w:rPr>
-        <w:t>DeliveryStaffListView --&gt; DeliveryStaff</w:t>
-      </w:r>
-    </w:p>
-    <w:p>
-      <w:pPr>
-        <w:spacing w:after="0" w:before="0"/>
-      </w:pPr>
-      <w:r>
-        <w:rPr>
-          <w:rFonts w:ascii="Consolas" w:hAnsi="Consolas"/>
-          <w:color w:val="1F3764"/>
-          <w:sz w:val="17"/>
-        </w:rPr>
-        <w:t>DeliveryStaffListView --&gt; Order</w:t>
-      </w:r>
-    </w:p>
-    <w:p>
-      <w:pPr>
-        <w:spacing w:after="0" w:before="0"/>
-      </w:pPr>
-      <w:r>
-        <w:rPr>
-          <w:rFonts w:ascii="Consolas" w:hAnsi="Consolas"/>
-          <w:color w:val="1F3764"/>
-          <w:sz w:val="17"/>
-        </w:rPr>
-        <w:t>InvoicePrintView --&gt; Invoice</w:t>
-      </w:r>
-    </w:p>
-    <w:p>
-      <w:pPr>
-        <w:spacing w:after="0" w:before="0"/>
-      </w:pPr>
-      <w:r>
-        <w:rPr>
-          <w:rFonts w:ascii="Consolas" w:hAnsi="Consolas"/>
-          <w:color w:val="1F3764"/>
-          <w:sz w:val="17"/>
-        </w:rPr>
-        <w:t>@enduml</w:t>
-      </w:r>
-    </w:p>
-    <w:p>
-      <w:pPr>
-        <w:spacing w:after="0" w:before="0"/>
-      </w:pPr>
-      <w:r>
-        <w:rPr>
-          <w:rFonts w:ascii="Consolas" w:hAnsi="Consolas"/>
-          <w:color w:val="1F3764"/>
-          <w:sz w:val="17"/>
-        </w:rPr>
-        <w:t>```</w:t>
-      </w:r>
-    </w:p>
-    <w:p>
-      <w:pPr>
-        <w:spacing w:after="0" w:before="0"/>
-      </w:pPr>
-      <w:r>
-        <w:rPr>
-          <w:rFonts w:ascii="Consolas" w:hAnsi="Consolas"/>
-          <w:color w:val="1F3764"/>
-          <w:sz w:val="17"/>
-        </w:rPr>
-        <w:t xml:space="preserve"> </w:t>
-      </w:r>
-    </w:p>
-    <w:p>
-      <w:pPr>
-        <w:spacing w:after="0" w:before="0"/>
-      </w:pPr>
-      <w:r>
-        <w:rPr>
-          <w:rFonts w:ascii="Consolas" w:hAnsi="Consolas"/>
-          <w:color w:val="1F3764"/>
-          <w:sz w:val="17"/>
-        </w:rPr>
-        <w:t>---</w:t>
-      </w:r>
-    </w:p>
-    <w:p>
-      <w:pPr>
-        <w:spacing w:after="0" w:before="0"/>
-      </w:pPr>
-      <w:r>
-        <w:rPr>
-          <w:rFonts w:ascii="Consolas" w:hAnsi="Consolas"/>
-          <w:color w:val="1F3764"/>
-          <w:sz w:val="17"/>
-        </w:rPr>
-        <w:t xml:space="preserve"> </w:t>
-      </w:r>
-    </w:p>
-    <w:p>
-      <w:pPr>
-        <w:spacing w:after="0" w:before="0"/>
-      </w:pPr>
-      <w:r>
-        <w:rPr>
-          <w:rFonts w:ascii="Consolas" w:hAnsi="Consolas"/>
-          <w:color w:val="1F3764"/>
-          <w:sz w:val="17"/>
-        </w:rPr>
-        <w:t>## 5. Biểu đồ trạng thái</w:t>
-      </w:r>
-    </w:p>
-    <w:p>
-      <w:pPr>
-        <w:spacing w:after="0" w:before="0"/>
-      </w:pPr>
-      <w:r>
-        <w:rPr>
-          <w:rFonts w:ascii="Consolas" w:hAnsi="Consolas"/>
-          <w:color w:val="1F3764"/>
-          <w:sz w:val="17"/>
-        </w:rPr>
-        <w:t xml:space="preserve"> </w:t>
-      </w:r>
-    </w:p>
-    <w:p>
-      <w:pPr>
-        <w:spacing w:after="0" w:before="0"/>
-      </w:pPr>
-      <w:r>
-        <w:rPr>
-          <w:rFonts w:ascii="Consolas" w:hAnsi="Consolas"/>
-          <w:color w:val="1F3764"/>
-          <w:sz w:val="17"/>
-        </w:rPr>
-        <w:t>Đối tượng có trạng thái thay đổi trong module là `Order` (hóa đơn `Invoice` đi theo trạng thái của đơn).</w:t>
-      </w:r>
-    </w:p>
-    <w:p>
-      <w:pPr>
-        <w:spacing w:after="0" w:before="0"/>
-      </w:pPr>
-      <w:r>
-        <w:rPr>
-          <w:rFonts w:ascii="Consolas" w:hAnsi="Consolas"/>
-          <w:color w:val="1F3764"/>
-          <w:sz w:val="17"/>
-        </w:rPr>
-        <w:t xml:space="preserve"> </w:t>
-      </w:r>
-    </w:p>
-    <w:p>
-      <w:pPr>
-        <w:spacing w:after="0" w:before="0"/>
-      </w:pPr>
-      <w:r>
-        <w:rPr>
-          <w:rFonts w:ascii="Consolas" w:hAnsi="Consolas"/>
-          <w:color w:val="1F3764"/>
-          <w:sz w:val="17"/>
-        </w:rPr>
-        <w:t>```plantuml</w:t>
-      </w:r>
-    </w:p>
-    <w:p>
-      <w:pPr>
-        <w:spacing w:after="0" w:before="0"/>
-      </w:pPr>
-      <w:r>
-        <w:rPr>
-          <w:rFonts w:ascii="Consolas" w:hAnsi="Consolas"/>
-          <w:color w:val="1F3764"/>
-          <w:sz w:val="17"/>
-        </w:rPr>
-        <w:t>@startuml</w:t>
-      </w:r>
-    </w:p>
-    <w:p>
-      <w:pPr>
-        <w:spacing w:after="0" w:before="0"/>
-      </w:pPr>
-      <w:r>
-        <w:rPr>
-          <w:rFonts w:ascii="Consolas" w:hAnsi="Consolas"/>
-          <w:color w:val="1F3764"/>
-          <w:sz w:val="17"/>
-        </w:rPr>
-        <w:t>title Biểu đồ trạng thái – Order (Module duyệt và xuất đơn hàng)</w:t>
-      </w:r>
-    </w:p>
-    <w:p>
-      <w:pPr>
-        <w:spacing w:after="0" w:before="0"/>
-      </w:pPr>
-      <w:r>
-        <w:rPr>
-          <w:rFonts w:ascii="Consolas" w:hAnsi="Consolas"/>
-          <w:color w:val="1F3764"/>
-          <w:sz w:val="17"/>
-        </w:rPr>
-        <w:t xml:space="preserve"> </w:t>
-      </w:r>
-    </w:p>
-    <w:p>
-      <w:pPr>
-        <w:spacing w:after="0" w:before="0"/>
-      </w:pPr>
-      <w:r>
-        <w:rPr>
-          <w:rFonts w:ascii="Consolas" w:hAnsi="Consolas"/>
-          <w:color w:val="1F3764"/>
-          <w:sz w:val="17"/>
-        </w:rPr>
-        <w:t>[*] --&gt; Pending : khách hàng đặt đơn trực tuyến</w:t>
-      </w:r>
-    </w:p>
-    <w:p>
-      <w:pPr>
-        <w:spacing w:after="0" w:before="0"/>
-      </w:pPr>
-      <w:r>
-        <w:rPr>
-          <w:rFonts w:ascii="Consolas" w:hAnsi="Consolas"/>
-          <w:color w:val="1F3764"/>
-          <w:sz w:val="17"/>
-        </w:rPr>
-        <w:t xml:space="preserve"> </w:t>
-      </w:r>
-    </w:p>
-    <w:p>
-      <w:pPr>
-        <w:spacing w:after="0" w:before="0"/>
-      </w:pPr>
-      <w:r>
-        <w:rPr>
-          <w:rFonts w:ascii="Consolas" w:hAnsi="Consolas"/>
-          <w:color w:val="1F3764"/>
-          <w:sz w:val="17"/>
-        </w:rPr>
-        <w:t>state Pending</w:t>
-      </w:r>
-    </w:p>
-    <w:p>
-      <w:pPr>
-        <w:spacing w:after="0" w:before="0"/>
-      </w:pPr>
-      <w:r>
-        <w:rPr>
-          <w:rFonts w:ascii="Consolas" w:hAnsi="Consolas"/>
-          <w:color w:val="1F3764"/>
-          <w:sz w:val="17"/>
-        </w:rPr>
-        <w:t>state Approved</w:t>
-      </w:r>
-    </w:p>
-    <w:p>
-      <w:pPr>
-        <w:spacing w:after="0" w:before="0"/>
-      </w:pPr>
-      <w:r>
-        <w:rPr>
-          <w:rFonts w:ascii="Consolas" w:hAnsi="Consolas"/>
-          <w:color w:val="1F3764"/>
-          <w:sz w:val="17"/>
-        </w:rPr>
-        <w:t>state ReadyForExport</w:t>
-      </w:r>
-    </w:p>
-    <w:p>
-      <w:pPr>
-        <w:spacing w:after="0" w:before="0"/>
-      </w:pPr>
-      <w:r>
-        <w:rPr>
-          <w:rFonts w:ascii="Consolas" w:hAnsi="Consolas"/>
-          <w:color w:val="1F3764"/>
-          <w:sz w:val="17"/>
-        </w:rPr>
-        <w:t>state Exported</w:t>
-      </w:r>
-    </w:p>
-    <w:p>
-      <w:pPr>
-        <w:spacing w:after="0" w:before="0"/>
-      </w:pPr>
-      <w:r>
-        <w:rPr>
-          <w:rFonts w:ascii="Consolas" w:hAnsi="Consolas"/>
-          <w:color w:val="1F3764"/>
-          <w:sz w:val="17"/>
-        </w:rPr>
-        <w:t>state Delivering</w:t>
-      </w:r>
-    </w:p>
-    <w:p>
-      <w:pPr>
-        <w:spacing w:after="0" w:before="0"/>
-      </w:pPr>
-      <w:r>
-        <w:rPr>
-          <w:rFonts w:ascii="Consolas" w:hAnsi="Consolas"/>
-          <w:color w:val="1F3764"/>
-          <w:sz w:val="17"/>
-        </w:rPr>
-        <w:t>state Delivered</w:t>
-      </w:r>
-    </w:p>
-    <w:p>
-      <w:pPr>
-        <w:spacing w:after="0" w:before="0"/>
-      </w:pPr>
-      <w:r>
-        <w:rPr>
-          <w:rFonts w:ascii="Consolas" w:hAnsi="Consolas"/>
-          <w:color w:val="1F3764"/>
-          <w:sz w:val="17"/>
-        </w:rPr>
-        <w:t>state Cancelled</w:t>
-      </w:r>
-    </w:p>
-    <w:p>
-      <w:pPr>
-        <w:spacing w:after="0" w:before="0"/>
-      </w:pPr>
-      <w:r>
-        <w:rPr>
-          <w:rFonts w:ascii="Consolas" w:hAnsi="Consolas"/>
-          <w:color w:val="1F3764"/>
-          <w:sz w:val="17"/>
-        </w:rPr>
-        <w:t xml:space="preserve"> </w:t>
-      </w:r>
-    </w:p>
-    <w:p>
-      <w:pPr>
-        <w:spacing w:after="0" w:before="0"/>
-      </w:pPr>
-      <w:r>
-        <w:rPr>
-          <w:rFonts w:ascii="Consolas" w:hAnsi="Consolas"/>
-          <w:color w:val="1F3764"/>
-          <w:sz w:val="17"/>
-        </w:rPr>
-        <w:t>Pending --&gt; Approved : approve() / lưu nhân viên duyệt và thời điểm duyệt</w:t>
-      </w:r>
-    </w:p>
-    <w:p>
-      <w:pPr>
-        <w:spacing w:after="0" w:before="0"/>
-      </w:pPr>
-      <w:r>
-        <w:rPr>
-          <w:rFonts w:ascii="Consolas" w:hAnsi="Consolas"/>
-          <w:color w:val="1F3764"/>
-          <w:sz w:val="17"/>
-        </w:rPr>
-        <w:t>Pending --&gt; Cancelled : hủy đơn</w:t>
-      </w:r>
-    </w:p>
-    <w:p>
-      <w:pPr>
-        <w:spacing w:after="0" w:before="0"/>
-      </w:pPr>
-      <w:r>
-        <w:rPr>
-          <w:rFonts w:ascii="Consolas" w:hAnsi="Consolas"/>
-          <w:color w:val="1F3764"/>
-          <w:sz w:val="17"/>
-        </w:rPr>
-        <w:t>Approved --&gt; Approved : đóng gói hàng hóa</w:t>
-      </w:r>
-    </w:p>
-    <w:p>
-      <w:pPr>
-        <w:spacing w:after="0" w:before="0"/>
-      </w:pPr>
-      <w:r>
-        <w:rPr>
-          <w:rFonts w:ascii="Consolas" w:hAnsi="Consolas"/>
-          <w:color w:val="1F3764"/>
-          <w:sz w:val="17"/>
-        </w:rPr>
-        <w:t>Approved --&gt; ReadyForExport : assignDelivery() / lưu nhân viên giao hàng</w:t>
-      </w:r>
-    </w:p>
-    <w:p>
-      <w:pPr>
-        <w:spacing w:after="0" w:before="0"/>
-      </w:pPr>
-      <w:r>
-        <w:rPr>
-          <w:rFonts w:ascii="Consolas" w:hAnsi="Consolas"/>
-          <w:color w:val="1F3764"/>
-          <w:sz w:val="17"/>
-        </w:rPr>
-        <w:t>Approved --&gt; Cancelled : hủy đơn</w:t>
-      </w:r>
-    </w:p>
-    <w:p>
-      <w:pPr>
-        <w:spacing w:after="0" w:before="0"/>
-      </w:pPr>
-      <w:r>
-        <w:rPr>
-          <w:rFonts w:ascii="Consolas" w:hAnsi="Consolas"/>
-          <w:color w:val="1F3764"/>
-          <w:sz w:val="17"/>
-        </w:rPr>
-        <w:t>ReadyForExport --&gt; ReadyForExport : export() [thiếu tồn kho] / từ chối xuất, giữ nguyên tồn kho</w:t>
-      </w:r>
-    </w:p>
-    <w:p>
-      <w:pPr>
-        <w:spacing w:after="0" w:before="0"/>
-      </w:pPr>
-      <w:r>
-        <w:rPr>
-          <w:rFonts w:ascii="Consolas" w:hAnsi="Consolas"/>
-          <w:color w:val="1F3764"/>
-          <w:sz w:val="17"/>
-        </w:rPr>
-        <w:t>ReadyForExport --&gt; Exported : export() [đủ tồn kho] / trừ tồn kho, lưu thời điểm xuất, cập nhật hóa đơn</w:t>
-      </w:r>
-    </w:p>
-    <w:p>
-      <w:pPr>
-        <w:spacing w:after="0" w:before="0"/>
-      </w:pPr>
-      <w:r>
-        <w:rPr>
-          <w:rFonts w:ascii="Consolas" w:hAnsi="Consolas"/>
-          <w:color w:val="1F3764"/>
-          <w:sz w:val="17"/>
-        </w:rPr>
-        <w:t>Exported --&gt; Delivering : bàn giao hàng và hóa đơn cho nhân viên giao hàng</w:t>
-      </w:r>
-    </w:p>
-    <w:p>
-      <w:pPr>
-        <w:spacing w:after="0" w:before="0"/>
-      </w:pPr>
-      <w:r>
-        <w:rPr>
-          <w:rFonts w:ascii="Consolas" w:hAnsi="Consolas"/>
-          <w:color w:val="1F3764"/>
-          <w:sz w:val="17"/>
-        </w:rPr>
-        <w:t>Delivering --&gt; Delivered : khách hàng nhận hàng</w:t>
-      </w:r>
-    </w:p>
-    <w:p>
-      <w:pPr>
-        <w:spacing w:after="0" w:before="0"/>
-      </w:pPr>
-      <w:r>
-        <w:rPr>
-          <w:rFonts w:ascii="Consolas" w:hAnsi="Consolas"/>
-          <w:color w:val="1F3764"/>
-          <w:sz w:val="17"/>
-        </w:rPr>
-        <w:t>Delivered --&gt; [*]</w:t>
-      </w:r>
-    </w:p>
-    <w:p>
-      <w:pPr>
-        <w:spacing w:after="0" w:before="0"/>
-      </w:pPr>
-      <w:r>
-        <w:rPr>
-          <w:rFonts w:ascii="Consolas" w:hAnsi="Consolas"/>
-          <w:color w:val="1F3764"/>
-          <w:sz w:val="17"/>
-        </w:rPr>
-        <w:t>Cancelled --&gt; [*]</w:t>
-      </w:r>
-    </w:p>
-    <w:p>
-      <w:pPr>
-        <w:spacing w:after="0" w:before="0"/>
-      </w:pPr>
-      <w:r>
-        <w:rPr>
-          <w:rFonts w:ascii="Consolas" w:hAnsi="Consolas"/>
-          <w:color w:val="1F3764"/>
-          <w:sz w:val="17"/>
-        </w:rPr>
-        <w:t>@enduml</w:t>
-      </w:r>
-    </w:p>
-    <w:p>
-      <w:pPr>
-        <w:spacing w:after="0" w:before="0"/>
-      </w:pPr>
-      <w:r>
-        <w:rPr>
-          <w:rFonts w:ascii="Consolas" w:hAnsi="Consolas"/>
-          <w:color w:val="1F3764"/>
-          <w:sz w:val="17"/>
-        </w:rPr>
-        <w:t>```</w:t>
-      </w:r>
-    </w:p>
-    <w:p>
-      <w:pPr>
-        <w:spacing w:after="0" w:before="0"/>
-      </w:pPr>
-      <w:r>
-        <w:rPr>
-          <w:rFonts w:ascii="Consolas" w:hAnsi="Consolas"/>
-          <w:color w:val="1F3764"/>
-          <w:sz w:val="17"/>
-        </w:rPr>
-        <w:t xml:space="preserve"> </w:t>
-      </w:r>
-    </w:p>
-    <w:p>
-      <w:pPr>
-        <w:spacing w:after="0" w:before="0"/>
-      </w:pPr>
-      <w:r>
-        <w:rPr>
-          <w:rFonts w:ascii="Consolas" w:hAnsi="Consolas"/>
-          <w:color w:val="1F3764"/>
-          <w:sz w:val="17"/>
-        </w:rPr>
-        <w:t>**Ràng buộc trạng thái:**</w:t>
-      </w:r>
-    </w:p>
-    <w:p>
-      <w:pPr>
-        <w:spacing w:after="0" w:before="0"/>
-      </w:pPr>
-      <w:r>
-        <w:rPr>
-          <w:rFonts w:ascii="Consolas" w:hAnsi="Consolas"/>
-          <w:color w:val="1F3764"/>
-          <w:sz w:val="17"/>
-        </w:rPr>
-        <w:t xml:space="preserve"> </w:t>
-      </w:r>
-    </w:p>
-    <w:p>
-      <w:pPr>
-        <w:spacing w:after="0" w:before="0"/>
-      </w:pPr>
-      <w:r>
-        <w:rPr>
-          <w:rFonts w:ascii="Consolas" w:hAnsi="Consolas"/>
-          <w:color w:val="1F3764"/>
-          <w:sz w:val="17"/>
-        </w:rPr>
-        <w:t>| Ràng buộc | Nội dung |</w:t>
-      </w:r>
-    </w:p>
-    <w:p>
-      <w:pPr>
-        <w:spacing w:after="0" w:before="0"/>
-      </w:pPr>
-      <w:r>
-        <w:rPr>
-          <w:rFonts w:ascii="Consolas" w:hAnsi="Consolas"/>
-          <w:color w:val="1F3764"/>
-          <w:sz w:val="17"/>
-        </w:rPr>
-        <w:t>|---|---|</w:t>
-      </w:r>
-    </w:p>
-    <w:p>
-      <w:pPr>
-        <w:spacing w:after="0" w:before="0"/>
-      </w:pPr>
-      <w:r>
-        <w:rPr>
-          <w:rFonts w:ascii="Consolas" w:hAnsi="Consolas"/>
-          <w:color w:val="1F3764"/>
-          <w:sz w:val="17"/>
-        </w:rPr>
-        <w:t>| BR03 | Từ `Exported` không quay lại `ReadyForExport` — một đơn chỉ được xuất một lần |</w:t>
-      </w:r>
-    </w:p>
-    <w:p>
-      <w:pPr>
-        <w:spacing w:after="0" w:before="0"/>
-      </w:pPr>
-      <w:r>
-        <w:rPr>
-          <w:rFonts w:ascii="Consolas" w:hAnsi="Consolas"/>
-          <w:color w:val="1F3764"/>
-          <w:sz w:val="17"/>
-        </w:rPr>
-        <w:t>| BR04 | Chuyển `ReadyForExport → Exported` chỉ hợp lệ khi mọi sản phẩm đủ tồn kho |</w:t>
-      </w:r>
-    </w:p>
-    <w:p>
-      <w:pPr>
-        <w:spacing w:after="0" w:before="0"/>
-      </w:pPr>
-      <w:r>
-        <w:rPr>
-          <w:rFonts w:ascii="Consolas" w:hAnsi="Consolas"/>
-          <w:color w:val="1F3764"/>
-          <w:sz w:val="17"/>
-        </w:rPr>
-        <w:t>| BR06 | Không có đường đi trực tiếp `Approved → Exported`: phải qua `ReadyForExport` (đã chọn nhân viên giao hàng) |</w:t>
-      </w:r>
-    </w:p>
-    <w:p>
-      <w:pPr>
-        <w:spacing w:after="0" w:before="0"/>
-      </w:pPr>
-      <w:r>
-        <w:rPr>
-          <w:rFonts w:ascii="Consolas" w:hAnsi="Consolas"/>
-          <w:color w:val="1F3764"/>
-          <w:sz w:val="17"/>
-        </w:rPr>
-        <w:t>| BR07 | Không có đường đi `Pending → Exported` hay `Pending → Delivered` |</w:t>
-      </w:r>
-    </w:p>
-    <w:p>
-      <w:pPr>
-        <w:spacing w:after="0" w:before="0"/>
-      </w:pPr>
-      <w:r>
-        <w:rPr>
-          <w:rFonts w:ascii="Consolas" w:hAnsi="Consolas"/>
-          <w:color w:val="1F3764"/>
-          <w:sz w:val="17"/>
-        </w:rPr>
-        <w:t>| — | `Cancelled` chỉ đến được từ `Pending` hoặc `Approved`; đơn đã xuất không được hủy trong phạm vi module |</w:t>
-      </w:r>
-    </w:p>
-    <w:p>
-      <w:pPr>
-        <w:spacing w:after="0" w:before="0"/>
-      </w:pPr>
-      <w:r>
-        <w:rPr>
-          <w:rFonts w:ascii="Consolas" w:hAnsi="Consolas"/>
-          <w:color w:val="1F3764"/>
-          <w:sz w:val="17"/>
-        </w:rPr>
-        <w:t xml:space="preserve"> </w:t>
-      </w:r>
-    </w:p>
-    <w:p>
-      <w:pPr>
-        <w:spacing w:after="0" w:before="0"/>
-      </w:pPr>
-      <w:r>
-        <w:rPr>
-          <w:rFonts w:ascii="Consolas" w:hAnsi="Consolas"/>
-          <w:color w:val="1F3764"/>
-          <w:sz w:val="17"/>
-        </w:rPr>
-        <w:t>---</w:t>
-      </w:r>
-    </w:p>
-    <w:p>
-      <w:pPr>
-        <w:spacing w:after="0" w:before="0"/>
-      </w:pPr>
-      <w:r>
-        <w:rPr>
-          <w:rFonts w:ascii="Consolas" w:hAnsi="Consolas"/>
-          <w:color w:val="1F3764"/>
-          <w:sz w:val="17"/>
-        </w:rPr>
-        <w:t xml:space="preserve"> </w:t>
-      </w:r>
-    </w:p>
-    <w:p>
-      <w:pPr>
-        <w:spacing w:after="0" w:before="0"/>
-      </w:pPr>
-      <w:r>
-        <w:rPr>
-          <w:rFonts w:ascii="Consolas" w:hAnsi="Consolas"/>
-          <w:color w:val="1F3764"/>
-          <w:sz w:val="17"/>
-        </w:rPr>
-        <w:t>## 6. Kịch bản chi tiết (phiên bản 2.0)</w:t>
-      </w:r>
-    </w:p>
-    <w:p>
-      <w:pPr>
-        <w:spacing w:after="0" w:before="0"/>
-      </w:pPr>
-      <w:r>
-        <w:rPr>
-          <w:rFonts w:ascii="Consolas" w:hAnsi="Consolas"/>
-          <w:color w:val="1F3764"/>
-          <w:sz w:val="17"/>
-        </w:rPr>
-        <w:t xml:space="preserve"> </w:t>
-      </w:r>
-    </w:p>
-    <w:p>
-      <w:pPr>
-        <w:spacing w:after="0" w:before="0"/>
-      </w:pPr>
-      <w:r>
-        <w:rPr>
-          <w:rFonts w:ascii="Consolas" w:hAnsi="Consolas"/>
-          <w:color w:val="1F3764"/>
-          <w:sz w:val="17"/>
-        </w:rPr>
-        <w:t>### 6.1. Kịch bản phiên bản 2 – UC Approve and Export Order 0 (51 bước)</w:t>
-      </w:r>
-    </w:p>
-    <w:p>
-      <w:pPr>
-        <w:spacing w:after="0" w:before="0"/>
-      </w:pPr>
-      <w:r>
-        <w:rPr>
-          <w:rFonts w:ascii="Consolas" w:hAnsi="Consolas"/>
-          <w:color w:val="1F3764"/>
-          <w:sz w:val="17"/>
-        </w:rPr>
-        <w:t xml:space="preserve"> </w:t>
-      </w:r>
-    </w:p>
-    <w:p>
-      <w:pPr>
-        <w:spacing w:after="0" w:before="0"/>
-      </w:pPr>
-      <w:r>
-        <w:rPr>
-          <w:rFonts w:ascii="Consolas" w:hAnsi="Consolas"/>
-          <w:color w:val="1F3764"/>
-          <w:sz w:val="17"/>
-        </w:rPr>
-        <w:t>1. Nhân viên bán hàng click nút `subBrowseOrder` trên giao diện `SaleHomeView` để vào chức năng duyệt và xuất đơn hàng.</w:t>
-      </w:r>
-    </w:p>
-    <w:p>
-      <w:pPr>
-        <w:spacing w:after="0" w:before="0"/>
-      </w:pPr>
-      <w:r>
-        <w:rPr>
-          <w:rFonts w:ascii="Consolas" w:hAnsi="Consolas"/>
-          <w:color w:val="1F3764"/>
-          <w:sz w:val="17"/>
-        </w:rPr>
-        <w:t>2. Lớp `SaleHomeView` gọi lớp `OrderListView`.</w:t>
-      </w:r>
-    </w:p>
-    <w:p>
-      <w:pPr>
-        <w:spacing w:after="0" w:before="0"/>
-      </w:pPr>
-      <w:r>
-        <w:rPr>
-          <w:rFonts w:ascii="Consolas" w:hAnsi="Consolas"/>
-          <w:color w:val="1F3764"/>
-          <w:sz w:val="17"/>
-        </w:rPr>
-        <w:t>3. Nhân viên bán hàng chọn trạng thái "Chưa xuất" tại `inStatusFilter` và click nút `subFilter` trên `OrderListView`.</w:t>
-      </w:r>
-    </w:p>
-    <w:p>
-      <w:pPr>
-        <w:spacing w:after="0" w:before="0"/>
-      </w:pPr>
-      <w:r>
-        <w:rPr>
-          <w:rFonts w:ascii="Consolas" w:hAnsi="Consolas"/>
-          <w:color w:val="1F3764"/>
-          <w:sz w:val="17"/>
-        </w:rPr>
-        <w:t>4. Lớp `OrderListView` gọi lớp `Order` để lấy danh sách đơn.</w:t>
-      </w:r>
-    </w:p>
-    <w:p>
-      <w:pPr>
-        <w:spacing w:after="0" w:before="0"/>
-      </w:pPr>
-      <w:r>
-        <w:rPr>
-          <w:rFonts w:ascii="Consolas" w:hAnsi="Consolas"/>
-          <w:color w:val="1F3764"/>
-          <w:sz w:val="17"/>
-        </w:rPr>
-        <w:t>5. Lớp `Order` gọi phương thức `listUnexported()`.</w:t>
-      </w:r>
-    </w:p>
-    <w:p>
-      <w:pPr>
-        <w:spacing w:after="0" w:before="0"/>
-      </w:pPr>
-      <w:r>
-        <w:rPr>
-          <w:rFonts w:ascii="Consolas" w:hAnsi="Consolas"/>
-          <w:color w:val="1F3764"/>
-          <w:sz w:val="17"/>
-        </w:rPr>
-        <w:t>6. Lớp `Order` trả danh sách đơn chưa xuất về cho `OrderListView`.</w:t>
-      </w:r>
-    </w:p>
-    <w:p>
-      <w:pPr>
-        <w:spacing w:after="0" w:before="0"/>
-      </w:pPr>
-      <w:r>
-        <w:rPr>
-          <w:rFonts w:ascii="Consolas" w:hAnsi="Consolas"/>
-          <w:color w:val="1F3764"/>
-          <w:sz w:val="17"/>
-        </w:rPr>
-        <w:t>7. Lớp `OrderListView` hiển thị danh sách đơn chưa xuất cho nhân viên bán hàng.</w:t>
-      </w:r>
-    </w:p>
-    <w:p>
-      <w:pPr>
-        <w:spacing w:after="0" w:before="0"/>
-      </w:pPr>
-      <w:r>
-        <w:rPr>
-          <w:rFonts w:ascii="Consolas" w:hAnsi="Consolas"/>
-          <w:color w:val="1F3764"/>
-          <w:sz w:val="17"/>
-        </w:rPr>
-        <w:t>8. Nhân viên bán hàng click dòng đơn DH1024 trong `outsubOrderList`.</w:t>
-      </w:r>
-    </w:p>
-    <w:p>
-      <w:pPr>
-        <w:spacing w:after="0" w:before="0"/>
-      </w:pPr>
-      <w:r>
-        <w:rPr>
-          <w:rFonts w:ascii="Consolas" w:hAnsi="Consolas"/>
-          <w:color w:val="1F3764"/>
-          <w:sz w:val="17"/>
-        </w:rPr>
-        <w:t>9. Lớp `OrderListView` gọi lớp `OrderDetailView`.</w:t>
-      </w:r>
-    </w:p>
-    <w:p>
-      <w:pPr>
-        <w:spacing w:after="0" w:before="0"/>
-      </w:pPr>
-      <w:r>
-        <w:rPr>
-          <w:rFonts w:ascii="Consolas" w:hAnsi="Consolas"/>
-          <w:color w:val="1F3764"/>
-          <w:sz w:val="17"/>
-        </w:rPr>
-        <w:t>10. Lớp `OrderDetailView` gọi lớp `OrderDetail` để lấy các dòng hàng của đơn.</w:t>
-      </w:r>
-    </w:p>
-    <w:p>
-      <w:pPr>
-        <w:spacing w:after="0" w:before="0"/>
-      </w:pPr>
-      <w:r>
-        <w:rPr>
-          <w:rFonts w:ascii="Consolas" w:hAnsi="Consolas"/>
-          <w:color w:val="1F3764"/>
-          <w:sz w:val="17"/>
-        </w:rPr>
-        <w:t>11. Lớp `OrderDetail` gọi phương thức `listByOrder()`.</w:t>
-      </w:r>
-    </w:p>
-    <w:p>
-      <w:pPr>
-        <w:spacing w:after="0" w:before="0"/>
-      </w:pPr>
-      <w:r>
-        <w:rPr>
-          <w:rFonts w:ascii="Consolas" w:hAnsi="Consolas"/>
-          <w:color w:val="1F3764"/>
-          <w:sz w:val="17"/>
-        </w:rPr>
-        <w:t>12. Lớp `OrderDetail` trả các dòng chi tiết đơn hàng về cho `OrderDetailView`.</w:t>
-      </w:r>
-    </w:p>
-    <w:p>
-      <w:pPr>
-        <w:spacing w:after="0" w:before="0"/>
-      </w:pPr>
-      <w:r>
-        <w:rPr>
-          <w:rFonts w:ascii="Consolas" w:hAnsi="Consolas"/>
-          <w:color w:val="1F3764"/>
-          <w:sz w:val="17"/>
-        </w:rPr>
-        <w:t>13. Lớp `OrderDetailView` hiển thị thông tin khách hàng, danh sách sản phẩm, tổng tiền và trạng thái đơn cho nhân viên bán hàng.</w:t>
-      </w:r>
-    </w:p>
-    <w:p>
-      <w:pPr>
-        <w:spacing w:after="0" w:before="0"/>
-      </w:pPr>
-      <w:r>
-        <w:rPr>
-          <w:rFonts w:ascii="Consolas" w:hAnsi="Consolas"/>
-          <w:color w:val="1F3764"/>
-          <w:sz w:val="17"/>
-        </w:rPr>
-        <w:t>14. Nhân viên bán hàng kiểm tra đơn và click nút `subApprove`.</w:t>
-      </w:r>
-    </w:p>
-    <w:p>
-      <w:pPr>
-        <w:spacing w:after="0" w:before="0"/>
-      </w:pPr>
-      <w:r>
-        <w:rPr>
-          <w:rFonts w:ascii="Consolas" w:hAnsi="Consolas"/>
-          <w:color w:val="1F3764"/>
-          <w:sz w:val="17"/>
-        </w:rPr>
-        <w:t>15. Lớp `OrderDetailView` gọi lớp `Order` để duyệt đơn.</w:t>
-      </w:r>
-    </w:p>
-    <w:p>
-      <w:pPr>
-        <w:spacing w:after="0" w:before="0"/>
-      </w:pPr>
-      <w:r>
-        <w:rPr>
-          <w:rFonts w:ascii="Consolas" w:hAnsi="Consolas"/>
-          <w:color w:val="1F3764"/>
-          <w:sz w:val="17"/>
-        </w:rPr>
-        <w:t>16. Lớp `Order` gọi phương thức `approve()`.</w:t>
-      </w:r>
-    </w:p>
-    <w:p>
-      <w:pPr>
-        <w:spacing w:after="0" w:before="0"/>
-      </w:pPr>
-      <w:r>
-        <w:rPr>
-          <w:rFonts w:ascii="Consolas" w:hAnsi="Consolas"/>
-          <w:color w:val="1F3764"/>
-          <w:sz w:val="17"/>
-        </w:rPr>
-        <w:t>17. Lớp `Order` trả kết quả duyệt thành công về cho `OrderDetailView`.</w:t>
-      </w:r>
-    </w:p>
-    <w:p>
-      <w:pPr>
-        <w:spacing w:after="0" w:before="0"/>
-      </w:pPr>
-      <w:r>
-        <w:rPr>
-          <w:rFonts w:ascii="Consolas" w:hAnsi="Consolas"/>
-          <w:color w:val="1F3764"/>
-          <w:sz w:val="17"/>
-        </w:rPr>
-        <w:t>18. Lớp `OrderDetailView` hiển thị trạng thái mới "Đã duyệt" cho nhân viên bán hàng.</w:t>
-      </w:r>
-    </w:p>
-    <w:p>
-      <w:pPr>
-        <w:spacing w:after="0" w:before="0"/>
-      </w:pPr>
-      <w:r>
-        <w:rPr>
-          <w:rFonts w:ascii="Consolas" w:hAnsi="Consolas"/>
-          <w:color w:val="1F3764"/>
-          <w:sz w:val="17"/>
-        </w:rPr>
-        <w:t>19. Nhân viên bán hàng đóng gói hàng hóa theo đơn rồi click nút `subAssignDelivery`.</w:t>
-      </w:r>
-    </w:p>
-    <w:p>
-      <w:pPr>
-        <w:spacing w:after="0" w:before="0"/>
-      </w:pPr>
-      <w:r>
-        <w:rPr>
-          <w:rFonts w:ascii="Consolas" w:hAnsi="Consolas"/>
-          <w:color w:val="1F3764"/>
-          <w:sz w:val="17"/>
-        </w:rPr>
-        <w:t>20. Lớp `OrderDetailView` gọi lớp `DeliveryStaffListView`.</w:t>
-      </w:r>
-    </w:p>
-    <w:p>
-      <w:pPr>
-        <w:spacing w:after="0" w:before="0"/>
-      </w:pPr>
-      <w:r>
-        <w:rPr>
-          <w:rFonts w:ascii="Consolas" w:hAnsi="Consolas"/>
-          <w:color w:val="1F3764"/>
-          <w:sz w:val="17"/>
-        </w:rPr>
-        <w:t>21. Lớp `DeliveryStaffListView` gọi lớp `DeliveryStaff` để lấy danh sách nhân viên giao hàng.</w:t>
-      </w:r>
-    </w:p>
-    <w:p>
-      <w:pPr>
-        <w:spacing w:after="0" w:before="0"/>
-      </w:pPr>
-      <w:r>
-        <w:rPr>
-          <w:rFonts w:ascii="Consolas" w:hAnsi="Consolas"/>
-          <w:color w:val="1F3764"/>
-          <w:sz w:val="17"/>
-        </w:rPr>
-        <w:t>22. Lớp `DeliveryStaff` gọi phương thức `listAvailable()`.</w:t>
-      </w:r>
-    </w:p>
-    <w:p>
-      <w:pPr>
-        <w:spacing w:after="0" w:before="0"/>
-      </w:pPr>
-      <w:r>
-        <w:rPr>
-          <w:rFonts w:ascii="Consolas" w:hAnsi="Consolas"/>
-          <w:color w:val="1F3764"/>
-          <w:sz w:val="17"/>
-        </w:rPr>
-        <w:t>23. Lớp `DeliveryStaff` trả danh sách nhân viên giao hàng sẵn sàng về cho `DeliveryStaffListView`.</w:t>
-      </w:r>
-    </w:p>
-    <w:p>
-      <w:pPr>
-        <w:spacing w:after="0" w:before="0"/>
-      </w:pPr>
-      <w:r>
-        <w:rPr>
-          <w:rFonts w:ascii="Consolas" w:hAnsi="Consolas"/>
-          <w:color w:val="1F3764"/>
-          <w:sz w:val="17"/>
-        </w:rPr>
-        <w:t>24. Lớp `DeliveryStaffListView` hiển thị danh sách nhân viên giao hàng cho nhân viên bán hàng.</w:t>
-      </w:r>
-    </w:p>
-    <w:p>
-      <w:pPr>
-        <w:spacing w:after="0" w:before="0"/>
-      </w:pPr>
-      <w:r>
-        <w:rPr>
-          <w:rFonts w:ascii="Consolas" w:hAnsi="Consolas"/>
-          <w:color w:val="1F3764"/>
-          <w:sz w:val="17"/>
-        </w:rPr>
-        <w:t>25. Nhân viên bán hàng chọn nhân viên giao hàng GH03 và click nút `subSaveAssign`.</w:t>
-      </w:r>
-    </w:p>
-    <w:p>
-      <w:pPr>
-        <w:spacing w:after="0" w:before="0"/>
-      </w:pPr>
-      <w:r>
-        <w:rPr>
-          <w:rFonts w:ascii="Consolas" w:hAnsi="Consolas"/>
-          <w:color w:val="1F3764"/>
-          <w:sz w:val="17"/>
-        </w:rPr>
-        <w:t>26. Lớp `DeliveryStaffListView` gọi lớp `Order` để lưu phân công.</w:t>
-      </w:r>
-    </w:p>
-    <w:p>
-      <w:pPr>
-        <w:spacing w:after="0" w:before="0"/>
-      </w:pPr>
-      <w:r>
-        <w:rPr>
-          <w:rFonts w:ascii="Consolas" w:hAnsi="Consolas"/>
-          <w:color w:val="1F3764"/>
-          <w:sz w:val="17"/>
-        </w:rPr>
-        <w:t>27. Lớp `Order` gọi phương thức `assignDelivery()`.</w:t>
-      </w:r>
-    </w:p>
-    <w:p>
-      <w:pPr>
-        <w:spacing w:after="0" w:before="0"/>
-      </w:pPr>
-      <w:r>
-        <w:rPr>
-          <w:rFonts w:ascii="Consolas" w:hAnsi="Consolas"/>
-          <w:color w:val="1F3764"/>
-          <w:sz w:val="17"/>
-        </w:rPr>
-        <w:t>28. Lớp `Order` trả kết quả lưu phân công về cho `DeliveryStaffListView`.</w:t>
-      </w:r>
-    </w:p>
-    <w:p>
-      <w:pPr>
-        <w:spacing w:after="0" w:before="0"/>
-      </w:pPr>
-      <w:r>
-        <w:rPr>
-          <w:rFonts w:ascii="Consolas" w:hAnsi="Consolas"/>
-          <w:color w:val="1F3764"/>
-          <w:sz w:val="17"/>
-        </w:rPr>
-        <w:t>29. Lớp `DeliveryStaffListView` hiển thị thông báo đã phân công nhân viên giao hàng cho nhân viên bán hàng.</w:t>
-      </w:r>
-    </w:p>
-    <w:p>
-      <w:pPr>
-        <w:spacing w:after="0" w:before="0"/>
-      </w:pPr>
-      <w:r>
-        <w:rPr>
-          <w:rFonts w:ascii="Consolas" w:hAnsi="Consolas"/>
-          <w:color w:val="1F3764"/>
-          <w:sz w:val="17"/>
-        </w:rPr>
-        <w:t>30. Nhân viên bán hàng click nút `subExport` trên `OrderDetailView`.</w:t>
-      </w:r>
-    </w:p>
-    <w:p>
-      <w:pPr>
-        <w:spacing w:after="0" w:before="0"/>
-      </w:pPr>
-      <w:r>
-        <w:rPr>
-          <w:rFonts w:ascii="Consolas" w:hAnsi="Consolas"/>
-          <w:color w:val="1F3764"/>
-          <w:sz w:val="17"/>
-        </w:rPr>
-        <w:t>31. Lớp `OrderDetailView` gọi lớp `Product` để kiểm tra tồn kho.</w:t>
-      </w:r>
-    </w:p>
-    <w:p>
-      <w:pPr>
-        <w:spacing w:after="0" w:before="0"/>
-      </w:pPr>
-      <w:r>
-        <w:rPr>
-          <w:rFonts w:ascii="Consolas" w:hAnsi="Consolas"/>
-          <w:color w:val="1F3764"/>
-          <w:sz w:val="17"/>
-        </w:rPr>
-        <w:t>32. Lớp `Product` gọi phương thức `checkStock()`.</w:t>
-      </w:r>
-    </w:p>
-    <w:p>
-      <w:pPr>
-        <w:spacing w:after="0" w:before="0"/>
-      </w:pPr>
-      <w:r>
-        <w:rPr>
-          <w:rFonts w:ascii="Consolas" w:hAnsi="Consolas"/>
-          <w:color w:val="1F3764"/>
-          <w:sz w:val="17"/>
-        </w:rPr>
-        <w:t>33. Lớp `Product` trả kết quả đủ tồn kho về cho `OrderDetailView`.</w:t>
-      </w:r>
-    </w:p>
-    <w:p>
-      <w:pPr>
-        <w:spacing w:after="0" w:before="0"/>
-      </w:pPr>
-      <w:r>
-        <w:rPr>
-          <w:rFonts w:ascii="Consolas" w:hAnsi="Consolas"/>
-          <w:color w:val="1F3764"/>
-          <w:sz w:val="17"/>
-        </w:rPr>
-        <w:t>34. Lớp `OrderDetailView` gọi lớp `Product` để trừ tồn kho.</w:t>
-      </w:r>
-    </w:p>
-    <w:p>
-      <w:pPr>
-        <w:spacing w:after="0" w:before="0"/>
-      </w:pPr>
-      <w:r>
-        <w:rPr>
-          <w:rFonts w:ascii="Consolas" w:hAnsi="Consolas"/>
-          <w:color w:val="1F3764"/>
-          <w:sz w:val="17"/>
-        </w:rPr>
-        <w:t>35. Lớp `Product` gọi phương thức `decreaseStock()`.</w:t>
-      </w:r>
-    </w:p>
-    <w:p>
-      <w:pPr>
-        <w:spacing w:after="0" w:before="0"/>
-      </w:pPr>
-      <w:r>
-        <w:rPr>
-          <w:rFonts w:ascii="Consolas" w:hAnsi="Consolas"/>
-          <w:color w:val="1F3764"/>
-          <w:sz w:val="17"/>
-        </w:rPr>
-        <w:t>36. Lớp `Product` trả kết quả trừ tồn kho thành công về cho `OrderDetailView`.</w:t>
-      </w:r>
-    </w:p>
-    <w:p>
-      <w:pPr>
-        <w:spacing w:after="0" w:before="0"/>
-      </w:pPr>
-      <w:r>
-        <w:rPr>
-          <w:rFonts w:ascii="Consolas" w:hAnsi="Consolas"/>
-          <w:color w:val="1F3764"/>
-          <w:sz w:val="17"/>
-        </w:rPr>
-        <w:t>37. Lớp `OrderDetailView` gọi lớp `Order` để xuất đơn.</w:t>
-      </w:r>
-    </w:p>
-    <w:p>
-      <w:pPr>
-        <w:spacing w:after="0" w:before="0"/>
-      </w:pPr>
-      <w:r>
-        <w:rPr>
-          <w:rFonts w:ascii="Consolas" w:hAnsi="Consolas"/>
-          <w:color w:val="1F3764"/>
-          <w:sz w:val="17"/>
-        </w:rPr>
-        <w:t>38. Lớp `Order` gọi phương thức `export()`.</w:t>
-      </w:r>
-    </w:p>
-    <w:p>
-      <w:pPr>
-        <w:spacing w:after="0" w:before="0"/>
-      </w:pPr>
-      <w:r>
-        <w:rPr>
-          <w:rFonts w:ascii="Consolas" w:hAnsi="Consolas"/>
-          <w:color w:val="1F3764"/>
-          <w:sz w:val="17"/>
-        </w:rPr>
-        <w:t>39. Lớp `Order` trả kết quả xuất đơn thành công về cho `OrderDetailView`.</w:t>
-      </w:r>
-    </w:p>
-    <w:p>
-      <w:pPr>
-        <w:spacing w:after="0" w:before="0"/>
-      </w:pPr>
-      <w:r>
-        <w:rPr>
-          <w:rFonts w:ascii="Consolas" w:hAnsi="Consolas"/>
-          <w:color w:val="1F3764"/>
-          <w:sz w:val="17"/>
-        </w:rPr>
-        <w:t>40. Lớp `OrderDetailView` gọi lớp `Invoice` để cập nhật hóa đơn.</w:t>
-      </w:r>
-    </w:p>
-    <w:p>
-      <w:pPr>
-        <w:spacing w:after="0" w:before="0"/>
-      </w:pPr>
-      <w:r>
-        <w:rPr>
-          <w:rFonts w:ascii="Consolas" w:hAnsi="Consolas"/>
-          <w:color w:val="1F3764"/>
-          <w:sz w:val="17"/>
-        </w:rPr>
-        <w:t>41. Lớp `Invoice` gọi phương thức `issue()`.</w:t>
-      </w:r>
-    </w:p>
-    <w:p>
-      <w:pPr>
-        <w:spacing w:after="0" w:before="0"/>
-      </w:pPr>
-      <w:r>
-        <w:rPr>
-          <w:rFonts w:ascii="Consolas" w:hAnsi="Consolas"/>
-          <w:color w:val="1F3764"/>
-          <w:sz w:val="17"/>
-        </w:rPr>
-        <w:t>42. Lớp `Invoice` trả kết quả cập nhật hóa đơn về cho `OrderDetailView`.</w:t>
-      </w:r>
-    </w:p>
-    <w:p>
-      <w:pPr>
-        <w:spacing w:after="0" w:before="0"/>
-      </w:pPr>
-      <w:r>
-        <w:rPr>
-          <w:rFonts w:ascii="Consolas" w:hAnsi="Consolas"/>
-          <w:color w:val="1F3764"/>
-          <w:sz w:val="17"/>
-        </w:rPr>
-        <w:t>43. Lớp `OrderDetailView` hiển thị thông báo "Xuất hàng thành công" cho nhân viên bán hàng.</w:t>
-      </w:r>
-    </w:p>
-    <w:p>
-      <w:pPr>
-        <w:spacing w:after="0" w:before="0"/>
-      </w:pPr>
-      <w:r>
-        <w:rPr>
-          <w:rFonts w:ascii="Consolas" w:hAnsi="Consolas"/>
-          <w:color w:val="1F3764"/>
-          <w:sz w:val="17"/>
-        </w:rPr>
-        <w:t>44. Nhân viên bán hàng click nút `subPrintInvoice`.</w:t>
-      </w:r>
-    </w:p>
-    <w:p>
-      <w:pPr>
-        <w:spacing w:after="0" w:before="0"/>
-      </w:pPr>
-      <w:r>
-        <w:rPr>
-          <w:rFonts w:ascii="Consolas" w:hAnsi="Consolas"/>
-          <w:color w:val="1F3764"/>
-          <w:sz w:val="17"/>
-        </w:rPr>
-        <w:t>45. Lớp `OrderDetailView` gọi lớp `InvoicePrintView`.</w:t>
-      </w:r>
-    </w:p>
-    <w:p>
-      <w:pPr>
-        <w:spacing w:after="0" w:before="0"/>
-      </w:pPr>
-      <w:r>
-        <w:rPr>
-          <w:rFonts w:ascii="Consolas" w:hAnsi="Consolas"/>
-          <w:color w:val="1F3764"/>
-          <w:sz w:val="17"/>
-        </w:rPr>
-        <w:t>46. Lớp `InvoicePrintView` gọi lớp `Invoice` để lấy dữ liệu hóa đơn.</w:t>
-      </w:r>
-    </w:p>
-    <w:p>
-      <w:pPr>
-        <w:spacing w:after="0" w:before="0"/>
-      </w:pPr>
-      <w:r>
-        <w:rPr>
-          <w:rFonts w:ascii="Consolas" w:hAnsi="Consolas"/>
-          <w:color w:val="1F3764"/>
-          <w:sz w:val="17"/>
-        </w:rPr>
-        <w:t>47. Lớp `Invoice` gọi phương thức `getInvoiceDetail()`.</w:t>
-      </w:r>
-    </w:p>
-    <w:p>
-      <w:pPr>
-        <w:spacing w:after="0" w:before="0"/>
-      </w:pPr>
-      <w:r>
-        <w:rPr>
-          <w:rFonts w:ascii="Consolas" w:hAnsi="Consolas"/>
-          <w:color w:val="1F3764"/>
-          <w:sz w:val="17"/>
-        </w:rPr>
-        <w:t>48. Lớp `Invoice` trả dữ liệu hóa đơn về cho `InvoicePrintView`.</w:t>
-      </w:r>
-    </w:p>
-    <w:p>
-      <w:pPr>
-        <w:spacing w:after="0" w:before="0"/>
-      </w:pPr>
-      <w:r>
-        <w:rPr>
-          <w:rFonts w:ascii="Consolas" w:hAnsi="Consolas"/>
-          <w:color w:val="1F3764"/>
-          <w:sz w:val="17"/>
-        </w:rPr>
-        <w:t>49. Lớp `InvoicePrintView` hiển thị bản xem trước hóa đơn cho nhân viên bán hàng.</w:t>
-      </w:r>
-    </w:p>
-    <w:p>
-      <w:pPr>
-        <w:spacing w:after="0" w:before="0"/>
-      </w:pPr>
-      <w:r>
-        <w:rPr>
-          <w:rFonts w:ascii="Consolas" w:hAnsi="Consolas"/>
-          <w:color w:val="1F3764"/>
-          <w:sz w:val="17"/>
-        </w:rPr>
-        <w:t>50. Nhân viên bán hàng click nút `subPrint`.</w:t>
-      </w:r>
-    </w:p>
-    <w:p>
-      <w:pPr>
-        <w:spacing w:after="0" w:before="0"/>
-      </w:pPr>
-      <w:r>
-        <w:rPr>
-          <w:rFonts w:ascii="Consolas" w:hAnsi="Consolas"/>
-          <w:color w:val="1F3764"/>
-          <w:sz w:val="17"/>
-        </w:rPr>
-        <w:t>51. Lớp `InvoicePrintView` hiển thị bản in hóa đơn để nhân viên bán hàng nhận và bàn giao cùng kiện hàng cho nhân viên giao hàng.</w:t>
-      </w:r>
-    </w:p>
-    <w:p>
-      <w:pPr>
-        <w:spacing w:after="0" w:before="0"/>
-      </w:pPr>
-      <w:r>
-        <w:rPr>
-          <w:rFonts w:ascii="Consolas" w:hAnsi="Consolas"/>
-          <w:color w:val="1F3764"/>
-          <w:sz w:val="17"/>
-        </w:rPr>
-        <w:t xml:space="preserve"> </w:t>
-      </w:r>
-    </w:p>
-    <w:p>
-      <w:pPr>
-        <w:spacing w:after="0" w:before="0"/>
-      </w:pPr>
-      <w:r>
-        <w:rPr>
-          <w:rFonts w:ascii="Consolas" w:hAnsi="Consolas"/>
-          <w:color w:val="1F3764"/>
-          <w:sz w:val="17"/>
-        </w:rPr>
-        <w:t>### 6.2. Biểu đồ tuần tự phân tích</w:t>
-      </w:r>
-    </w:p>
-    <w:p>
-      <w:pPr>
-        <w:spacing w:after="0" w:before="0"/>
-      </w:pPr>
-      <w:r>
-        <w:rPr>
-          <w:rFonts w:ascii="Consolas" w:hAnsi="Consolas"/>
-          <w:color w:val="1F3764"/>
-          <w:sz w:val="17"/>
-        </w:rPr>
-        <w:t xml:space="preserve"> </w:t>
-      </w:r>
-    </w:p>
-    <w:p>
-      <w:pPr>
-        <w:spacing w:after="0" w:before="0"/>
-      </w:pPr>
-      <w:r>
-        <w:rPr>
-          <w:rFonts w:ascii="Consolas" w:hAnsi="Consolas"/>
-          <w:color w:val="1F3764"/>
-          <w:sz w:val="17"/>
-        </w:rPr>
-        <w:t>```plantuml</w:t>
-      </w:r>
-    </w:p>
-    <w:p>
-      <w:pPr>
-        <w:spacing w:after="0" w:before="0"/>
-      </w:pPr>
-      <w:r>
-        <w:rPr>
-          <w:rFonts w:ascii="Consolas" w:hAnsi="Consolas"/>
-          <w:color w:val="1F3764"/>
-          <w:sz w:val="17"/>
-        </w:rPr>
-        <w:t>@startuml</w:t>
-      </w:r>
-    </w:p>
-    <w:p>
-      <w:pPr>
-        <w:spacing w:after="0" w:before="0"/>
-      </w:pPr>
-      <w:r>
-        <w:rPr>
-          <w:rFonts w:ascii="Consolas" w:hAnsi="Consolas"/>
-          <w:color w:val="1F3764"/>
-          <w:sz w:val="17"/>
-        </w:rPr>
-        <w:t>' --- Main flow only — no alt blocks ---</w:t>
-      </w:r>
-    </w:p>
-    <w:p>
-      <w:pPr>
-        <w:spacing w:after="0" w:before="0"/>
-      </w:pPr>
-      <w:r>
-        <w:rPr>
-          <w:rFonts w:ascii="Consolas" w:hAnsi="Consolas"/>
-          <w:color w:val="1F3764"/>
-          <w:sz w:val="17"/>
-        </w:rPr>
-        <w:t>skinparam shadowing false</w:t>
-      </w:r>
-    </w:p>
-    <w:p>
-      <w:pPr>
-        <w:spacing w:after="0" w:before="0"/>
-      </w:pPr>
-      <w:r>
-        <w:rPr>
-          <w:rFonts w:ascii="Consolas" w:hAnsi="Consolas"/>
-          <w:color w:val="1F3764"/>
-          <w:sz w:val="17"/>
-        </w:rPr>
-        <w:t>skinparam SequenceMessageAlign left</w:t>
-      </w:r>
-    </w:p>
-    <w:p>
-      <w:pPr>
-        <w:spacing w:after="0" w:before="0"/>
-      </w:pPr>
-      <w:r>
-        <w:rPr>
-          <w:rFonts w:ascii="Consolas" w:hAnsi="Consolas"/>
-          <w:color w:val="1F3764"/>
-          <w:sz w:val="17"/>
-        </w:rPr>
-        <w:t>skinparam defaultFontName "Dialog"</w:t>
-      </w:r>
-    </w:p>
-    <w:p>
-      <w:pPr>
-        <w:spacing w:after="0" w:before="0"/>
-      </w:pPr>
-      <w:r>
-        <w:rPr>
-          <w:rFonts w:ascii="Consolas" w:hAnsi="Consolas"/>
-          <w:color w:val="1F3764"/>
-          <w:sz w:val="17"/>
-        </w:rPr>
-        <w:t>skinparam SequenceLifeLineBackgroundColor #7AD2FF</w:t>
-      </w:r>
-    </w:p>
-    <w:p>
-      <w:pPr>
-        <w:spacing w:after="0" w:before="0"/>
-      </w:pPr>
-      <w:r>
-        <w:rPr>
-          <w:rFonts w:ascii="Consolas" w:hAnsi="Consolas"/>
-          <w:color w:val="1F3764"/>
-          <w:sz w:val="17"/>
-        </w:rPr>
-        <w:t>skinparam SequenceLifeLineBorderColor #000000</w:t>
-      </w:r>
-    </w:p>
-    <w:p>
-      <w:pPr>
-        <w:spacing w:after="0" w:before="0"/>
-      </w:pPr>
-      <w:r>
-        <w:rPr>
-          <w:rFonts w:ascii="Consolas" w:hAnsi="Consolas"/>
-          <w:color w:val="1F3764"/>
-          <w:sz w:val="17"/>
-        </w:rPr>
-        <w:t xml:space="preserve"> </w:t>
-      </w:r>
-    </w:p>
-    <w:p>
-      <w:pPr>
-        <w:spacing w:after="0" w:before="0"/>
-      </w:pPr>
-      <w:r>
-        <w:rPr>
-          <w:rFonts w:ascii="Consolas" w:hAnsi="Consolas"/>
-          <w:color w:val="1F3764"/>
-          <w:sz w:val="17"/>
-        </w:rPr>
-        <w:t>title Approve and Export Order 0 - Analysis Sequence (51 steps)</w:t>
-      </w:r>
-    </w:p>
-    <w:p>
-      <w:pPr>
-        <w:spacing w:after="0" w:before="0"/>
-      </w:pPr>
-      <w:r>
-        <w:rPr>
-          <w:rFonts w:ascii="Consolas" w:hAnsi="Consolas"/>
-          <w:color w:val="1F3764"/>
-          <w:sz w:val="17"/>
-        </w:rPr>
-        <w:t xml:space="preserve"> </w:t>
-      </w:r>
-    </w:p>
-    <w:p>
-      <w:pPr>
-        <w:spacing w:after="0" w:before="0"/>
-      </w:pPr>
-      <w:r>
-        <w:rPr>
-          <w:rFonts w:ascii="Consolas" w:hAnsi="Consolas"/>
-          <w:color w:val="1F3764"/>
-          <w:sz w:val="17"/>
-        </w:rPr>
-        <w:t>actor "Sale Staff" as Actor</w:t>
-      </w:r>
-    </w:p>
-    <w:p>
-      <w:pPr>
-        <w:spacing w:after="0" w:before="0"/>
-      </w:pPr>
-      <w:r>
-        <w:rPr>
-          <w:rFonts w:ascii="Consolas" w:hAnsi="Consolas"/>
-          <w:color w:val="1F3764"/>
-          <w:sz w:val="17"/>
-        </w:rPr>
-        <w:t>boundary SaleHomeView</w:t>
-      </w:r>
-    </w:p>
-    <w:p>
-      <w:pPr>
-        <w:spacing w:after="0" w:before="0"/>
-      </w:pPr>
-      <w:r>
-        <w:rPr>
-          <w:rFonts w:ascii="Consolas" w:hAnsi="Consolas"/>
-          <w:color w:val="1F3764"/>
-          <w:sz w:val="17"/>
-        </w:rPr>
-        <w:t>boundary OrderListView</w:t>
-      </w:r>
-    </w:p>
-    <w:p>
-      <w:pPr>
-        <w:spacing w:after="0" w:before="0"/>
-      </w:pPr>
-      <w:r>
-        <w:rPr>
-          <w:rFonts w:ascii="Consolas" w:hAnsi="Consolas"/>
-          <w:color w:val="1F3764"/>
-          <w:sz w:val="17"/>
-        </w:rPr>
-        <w:t>boundary OrderDetailView</w:t>
-      </w:r>
-    </w:p>
-    <w:p>
-      <w:pPr>
-        <w:spacing w:after="0" w:before="0"/>
-      </w:pPr>
-      <w:r>
-        <w:rPr>
-          <w:rFonts w:ascii="Consolas" w:hAnsi="Consolas"/>
-          <w:color w:val="1F3764"/>
-          <w:sz w:val="17"/>
-        </w:rPr>
-        <w:t>boundary DeliveryStaffListView</w:t>
-      </w:r>
-    </w:p>
-    <w:p>
-      <w:pPr>
-        <w:spacing w:after="0" w:before="0"/>
-      </w:pPr>
-      <w:r>
-        <w:rPr>
-          <w:rFonts w:ascii="Consolas" w:hAnsi="Consolas"/>
-          <w:color w:val="1F3764"/>
-          <w:sz w:val="17"/>
-        </w:rPr>
-        <w:t>boundary InvoicePrintView</w:t>
-      </w:r>
-    </w:p>
-    <w:p>
-      <w:pPr>
-        <w:spacing w:after="0" w:before="0"/>
-      </w:pPr>
-      <w:r>
-        <w:rPr>
-          <w:rFonts w:ascii="Consolas" w:hAnsi="Consolas"/>
-          <w:color w:val="1F3764"/>
-          <w:sz w:val="17"/>
-        </w:rPr>
-        <w:t>entity Order</w:t>
-      </w:r>
-    </w:p>
-    <w:p>
-      <w:pPr>
-        <w:spacing w:after="0" w:before="0"/>
-      </w:pPr>
-      <w:r>
-        <w:rPr>
-          <w:rFonts w:ascii="Consolas" w:hAnsi="Consolas"/>
-          <w:color w:val="1F3764"/>
-          <w:sz w:val="17"/>
-        </w:rPr>
-        <w:t>entity OrderDetail</w:t>
-      </w:r>
-    </w:p>
-    <w:p>
-      <w:pPr>
-        <w:spacing w:after="0" w:before="0"/>
-      </w:pPr>
-      <w:r>
-        <w:rPr>
-          <w:rFonts w:ascii="Consolas" w:hAnsi="Consolas"/>
-          <w:color w:val="1F3764"/>
-          <w:sz w:val="17"/>
-        </w:rPr>
-        <w:t>entity DeliveryStaff</w:t>
-      </w:r>
-    </w:p>
-    <w:p>
-      <w:pPr>
-        <w:spacing w:after="0" w:before="0"/>
-      </w:pPr>
-      <w:r>
-        <w:rPr>
-          <w:rFonts w:ascii="Consolas" w:hAnsi="Consolas"/>
-          <w:color w:val="1F3764"/>
-          <w:sz w:val="17"/>
-        </w:rPr>
-        <w:t>entity Product</w:t>
-      </w:r>
-    </w:p>
-    <w:p>
-      <w:pPr>
-        <w:spacing w:after="0" w:before="0"/>
-      </w:pPr>
-      <w:r>
-        <w:rPr>
-          <w:rFonts w:ascii="Consolas" w:hAnsi="Consolas"/>
-          <w:color w:val="1F3764"/>
-          <w:sz w:val="17"/>
-        </w:rPr>
-        <w:t>entity Invoice</w:t>
-      </w:r>
-    </w:p>
-    <w:p>
-      <w:pPr>
-        <w:spacing w:after="0" w:before="0"/>
-      </w:pPr>
-      <w:r>
-        <w:rPr>
-          <w:rFonts w:ascii="Consolas" w:hAnsi="Consolas"/>
-          <w:color w:val="1F3764"/>
-          <w:sz w:val="17"/>
-        </w:rPr>
-        <w:t xml:space="preserve"> </w:t>
-      </w:r>
-    </w:p>
-    <w:p>
-      <w:pPr>
-        <w:spacing w:after="0" w:before="0"/>
-      </w:pPr>
-      <w:r>
-        <w:rPr>
-          <w:rFonts w:ascii="Consolas" w:hAnsi="Consolas"/>
-          <w:color w:val="1F3764"/>
-          <w:sz w:val="17"/>
-        </w:rPr>
-        <w:t>Actor -&gt; SaleHomeView : 1: click subBrowseOrder</w:t>
-      </w:r>
-    </w:p>
-    <w:p>
-      <w:pPr>
-        <w:spacing w:after="0" w:before="0"/>
-      </w:pPr>
-      <w:r>
-        <w:rPr>
-          <w:rFonts w:ascii="Consolas" w:hAnsi="Consolas"/>
-          <w:color w:val="1F3764"/>
-          <w:sz w:val="17"/>
-        </w:rPr>
-        <w:t>activate SaleHomeView</w:t>
-      </w:r>
-    </w:p>
-    <w:p>
-      <w:pPr>
-        <w:spacing w:after="0" w:before="0"/>
-      </w:pPr>
-      <w:r>
-        <w:rPr>
-          <w:rFonts w:ascii="Consolas" w:hAnsi="Consolas"/>
-          <w:color w:val="1F3764"/>
-          <w:sz w:val="17"/>
-        </w:rPr>
-        <w:t>SaleHomeView -&gt; OrderListView : 2: call</w:t>
-      </w:r>
-    </w:p>
-    <w:p>
-      <w:pPr>
-        <w:spacing w:after="0" w:before="0"/>
-      </w:pPr>
-      <w:r>
-        <w:rPr>
-          <w:rFonts w:ascii="Consolas" w:hAnsi="Consolas"/>
-          <w:color w:val="1F3764"/>
-          <w:sz w:val="17"/>
-        </w:rPr>
-        <w:t>activate OrderListView</w:t>
-      </w:r>
-    </w:p>
-    <w:p>
-      <w:pPr>
-        <w:spacing w:after="0" w:before="0"/>
-      </w:pPr>
-      <w:r>
-        <w:rPr>
-          <w:rFonts w:ascii="Consolas" w:hAnsi="Consolas"/>
-          <w:color w:val="1F3764"/>
-          <w:sz w:val="17"/>
-        </w:rPr>
-        <w:t>Actor -&gt; OrderListView : 3: select status + click subFilter</w:t>
-      </w:r>
-    </w:p>
-    <w:p>
-      <w:pPr>
-        <w:spacing w:after="0" w:before="0"/>
-      </w:pPr>
-      <w:r>
-        <w:rPr>
-          <w:rFonts w:ascii="Consolas" w:hAnsi="Consolas"/>
-          <w:color w:val="1F3764"/>
-          <w:sz w:val="17"/>
-        </w:rPr>
-        <w:t>OrderListView -&gt; Order : 4: call</w:t>
-      </w:r>
-    </w:p>
-    <w:p>
-      <w:pPr>
-        <w:spacing w:after="0" w:before="0"/>
-      </w:pPr>
-      <w:r>
-        <w:rPr>
-          <w:rFonts w:ascii="Consolas" w:hAnsi="Consolas"/>
-          <w:color w:val="1F3764"/>
-          <w:sz w:val="17"/>
-        </w:rPr>
-        <w:t>activate Order</w:t>
-      </w:r>
-    </w:p>
-    <w:p>
-      <w:pPr>
-        <w:spacing w:after="0" w:before="0"/>
-      </w:pPr>
-      <w:r>
-        <w:rPr>
-          <w:rFonts w:ascii="Consolas" w:hAnsi="Consolas"/>
-          <w:color w:val="1F3764"/>
-          <w:sz w:val="17"/>
-        </w:rPr>
-        <w:t>Order -&gt; Order : 5: listUnexported()</w:t>
-      </w:r>
-    </w:p>
-    <w:p>
-      <w:pPr>
-        <w:spacing w:after="0" w:before="0"/>
-      </w:pPr>
-      <w:r>
-        <w:rPr>
-          <w:rFonts w:ascii="Consolas" w:hAnsi="Consolas"/>
-          <w:color w:val="1F3764"/>
-          <w:sz w:val="17"/>
-        </w:rPr>
-        <w:t>Order --&gt; OrderListView : 6: return</w:t>
-      </w:r>
-    </w:p>
-    <w:p>
-      <w:pPr>
-        <w:spacing w:after="0" w:before="0"/>
-      </w:pPr>
-      <w:r>
-        <w:rPr>
-          <w:rFonts w:ascii="Consolas" w:hAnsi="Consolas"/>
-          <w:color w:val="1F3764"/>
-          <w:sz w:val="17"/>
-        </w:rPr>
-        <w:t>deactivate Order</w:t>
-      </w:r>
-    </w:p>
-    <w:p>
-      <w:pPr>
-        <w:spacing w:after="0" w:before="0"/>
-      </w:pPr>
-      <w:r>
-        <w:rPr>
-          <w:rFonts w:ascii="Consolas" w:hAnsi="Consolas"/>
-          <w:color w:val="1F3764"/>
-          <w:sz w:val="17"/>
-        </w:rPr>
-        <w:t>OrderListView --&gt; Actor : 7: display</w:t>
-      </w:r>
-    </w:p>
-    <w:p>
-      <w:pPr>
-        <w:spacing w:after="0" w:before="0"/>
-      </w:pPr>
-      <w:r>
-        <w:rPr>
-          <w:rFonts w:ascii="Consolas" w:hAnsi="Consolas"/>
-          <w:color w:val="1F3764"/>
-          <w:sz w:val="17"/>
-        </w:rPr>
-        <w:t>Actor -&gt; OrderListView : 8: click order row</w:t>
-      </w:r>
-    </w:p>
-    <w:p>
-      <w:pPr>
-        <w:spacing w:after="0" w:before="0"/>
-      </w:pPr>
-      <w:r>
-        <w:rPr>
-          <w:rFonts w:ascii="Consolas" w:hAnsi="Consolas"/>
-          <w:color w:val="1F3764"/>
-          <w:sz w:val="17"/>
-        </w:rPr>
-        <w:t>OrderListView -&gt; OrderDetailView : 9: call</w:t>
-      </w:r>
-    </w:p>
-    <w:p>
-      <w:pPr>
-        <w:spacing w:after="0" w:before="0"/>
-      </w:pPr>
-      <w:r>
-        <w:rPr>
-          <w:rFonts w:ascii="Consolas" w:hAnsi="Consolas"/>
-          <w:color w:val="1F3764"/>
-          <w:sz w:val="17"/>
-        </w:rPr>
-        <w:t>activate OrderDetailView</w:t>
-      </w:r>
-    </w:p>
-    <w:p>
-      <w:pPr>
-        <w:spacing w:after="0" w:before="0"/>
-      </w:pPr>
-      <w:r>
-        <w:rPr>
-          <w:rFonts w:ascii="Consolas" w:hAnsi="Consolas"/>
-          <w:color w:val="1F3764"/>
-          <w:sz w:val="17"/>
-        </w:rPr>
-        <w:t>OrderDetailView -&gt; OrderDetail : 10: call</w:t>
-      </w:r>
-    </w:p>
-    <w:p>
-      <w:pPr>
-        <w:spacing w:after="0" w:before="0"/>
-      </w:pPr>
-      <w:r>
-        <w:rPr>
-          <w:rFonts w:ascii="Consolas" w:hAnsi="Consolas"/>
-          <w:color w:val="1F3764"/>
-          <w:sz w:val="17"/>
-        </w:rPr>
-        <w:t>activate OrderDetail</w:t>
-      </w:r>
-    </w:p>
-    <w:p>
-      <w:pPr>
-        <w:spacing w:after="0" w:before="0"/>
-      </w:pPr>
-      <w:r>
-        <w:rPr>
-          <w:rFonts w:ascii="Consolas" w:hAnsi="Consolas"/>
-          <w:color w:val="1F3764"/>
-          <w:sz w:val="17"/>
-        </w:rPr>
-        <w:t>OrderDetail -&gt; OrderDetail : 11: listByOrder()</w:t>
-      </w:r>
-    </w:p>
-    <w:p>
-      <w:pPr>
-        <w:spacing w:after="0" w:before="0"/>
-      </w:pPr>
-      <w:r>
-        <w:rPr>
-          <w:rFonts w:ascii="Consolas" w:hAnsi="Consolas"/>
-          <w:color w:val="1F3764"/>
-          <w:sz w:val="17"/>
-        </w:rPr>
-        <w:t>OrderDetail --&gt; OrderDetailView : 12: return</w:t>
-      </w:r>
-    </w:p>
-    <w:p>
-      <w:pPr>
-        <w:spacing w:after="0" w:before="0"/>
-      </w:pPr>
-      <w:r>
-        <w:rPr>
-          <w:rFonts w:ascii="Consolas" w:hAnsi="Consolas"/>
-          <w:color w:val="1F3764"/>
-          <w:sz w:val="17"/>
-        </w:rPr>
-        <w:t>deactivate OrderDetail</w:t>
-      </w:r>
-    </w:p>
-    <w:p>
-      <w:pPr>
-        <w:spacing w:after="0" w:before="0"/>
-      </w:pPr>
-      <w:r>
-        <w:rPr>
-          <w:rFonts w:ascii="Consolas" w:hAnsi="Consolas"/>
-          <w:color w:val="1F3764"/>
-          <w:sz w:val="17"/>
-        </w:rPr>
-        <w:t>OrderDetailView --&gt; Actor : 13: display</w:t>
-      </w:r>
-    </w:p>
-    <w:p>
-      <w:pPr>
-        <w:spacing w:after="0" w:before="0"/>
-      </w:pPr>
-      <w:r>
-        <w:rPr>
-          <w:rFonts w:ascii="Consolas" w:hAnsi="Consolas"/>
-          <w:color w:val="1F3764"/>
-          <w:sz w:val="17"/>
-        </w:rPr>
-        <w:t>Actor -&gt; OrderDetailView : 14: click subApprove</w:t>
-      </w:r>
-    </w:p>
-    <w:p>
-      <w:pPr>
-        <w:spacing w:after="0" w:before="0"/>
-      </w:pPr>
-      <w:r>
-        <w:rPr>
-          <w:rFonts w:ascii="Consolas" w:hAnsi="Consolas"/>
-          <w:color w:val="1F3764"/>
-          <w:sz w:val="17"/>
-        </w:rPr>
-        <w:t>OrderDetailView -&gt; Order : 15: call</w:t>
-      </w:r>
-    </w:p>
-    <w:p>
-      <w:pPr>
-        <w:spacing w:after="0" w:before="0"/>
-      </w:pPr>
-      <w:r>
-        <w:rPr>
-          <w:rFonts w:ascii="Consolas" w:hAnsi="Consolas"/>
-          <w:color w:val="1F3764"/>
-          <w:sz w:val="17"/>
-        </w:rPr>
-        <w:t>activate Order</w:t>
-      </w:r>
-    </w:p>
-    <w:p>
-      <w:pPr>
-        <w:spacing w:after="0" w:before="0"/>
-      </w:pPr>
-      <w:r>
-        <w:rPr>
-          <w:rFonts w:ascii="Consolas" w:hAnsi="Consolas"/>
-          <w:color w:val="1F3764"/>
-          <w:sz w:val="17"/>
-        </w:rPr>
-        <w:t>Order -&gt; Order : 16: approve()</w:t>
-      </w:r>
-    </w:p>
-    <w:p>
-      <w:pPr>
-        <w:spacing w:after="0" w:before="0"/>
-      </w:pPr>
-      <w:r>
-        <w:rPr>
-          <w:rFonts w:ascii="Consolas" w:hAnsi="Consolas"/>
-          <w:color w:val="1F3764"/>
-          <w:sz w:val="17"/>
-        </w:rPr>
-        <w:t>Order --&gt; OrderDetailView : 17: return</w:t>
-      </w:r>
-    </w:p>
-    <w:p>
-      <w:pPr>
-        <w:spacing w:after="0" w:before="0"/>
-      </w:pPr>
-      <w:r>
-        <w:rPr>
-          <w:rFonts w:ascii="Consolas" w:hAnsi="Consolas"/>
-          <w:color w:val="1F3764"/>
-          <w:sz w:val="17"/>
-        </w:rPr>
-        <w:t>deactivate Order</w:t>
-      </w:r>
-    </w:p>
-    <w:p>
-      <w:pPr>
-        <w:spacing w:after="0" w:before="0"/>
-      </w:pPr>
-      <w:r>
-        <w:rPr>
-          <w:rFonts w:ascii="Consolas" w:hAnsi="Consolas"/>
-          <w:color w:val="1F3764"/>
-          <w:sz w:val="17"/>
-        </w:rPr>
-        <w:t>OrderDetailView --&gt; Actor : 18: display</w:t>
-      </w:r>
-    </w:p>
-    <w:p>
-      <w:pPr>
-        <w:spacing w:after="0" w:before="0"/>
-      </w:pPr>
-      <w:r>
-        <w:rPr>
-          <w:rFonts w:ascii="Consolas" w:hAnsi="Consolas"/>
-          <w:color w:val="1F3764"/>
-          <w:sz w:val="17"/>
-        </w:rPr>
-        <w:t>Actor -&gt; OrderDetailView : 19: click subAssignDelivery</w:t>
-      </w:r>
-    </w:p>
-    <w:p>
-      <w:pPr>
-        <w:spacing w:after="0" w:before="0"/>
-      </w:pPr>
-      <w:r>
-        <w:rPr>
-          <w:rFonts w:ascii="Consolas" w:hAnsi="Consolas"/>
-          <w:color w:val="1F3764"/>
-          <w:sz w:val="17"/>
-        </w:rPr>
-        <w:t>OrderDetailView -&gt; DeliveryStaffListView : 20: call</w:t>
-      </w:r>
-    </w:p>
-    <w:p>
-      <w:pPr>
-        <w:spacing w:after="0" w:before="0"/>
-      </w:pPr>
-      <w:r>
-        <w:rPr>
-          <w:rFonts w:ascii="Consolas" w:hAnsi="Consolas"/>
-          <w:color w:val="1F3764"/>
-          <w:sz w:val="17"/>
-        </w:rPr>
-        <w:t>activate DeliveryStaffListView</w:t>
-      </w:r>
-    </w:p>
-    <w:p>
-      <w:pPr>
-        <w:spacing w:after="0" w:before="0"/>
-      </w:pPr>
-      <w:r>
-        <w:rPr>
-          <w:rFonts w:ascii="Consolas" w:hAnsi="Consolas"/>
-          <w:color w:val="1F3764"/>
-          <w:sz w:val="17"/>
-        </w:rPr>
-        <w:t>DeliveryStaffListView -&gt; DeliveryStaff : 21: call</w:t>
-      </w:r>
-    </w:p>
-    <w:p>
-      <w:pPr>
-        <w:spacing w:after="0" w:before="0"/>
-      </w:pPr>
-      <w:r>
-        <w:rPr>
-          <w:rFonts w:ascii="Consolas" w:hAnsi="Consolas"/>
-          <w:color w:val="1F3764"/>
-          <w:sz w:val="17"/>
-        </w:rPr>
-        <w:t>activate DeliveryStaff</w:t>
-      </w:r>
-    </w:p>
-    <w:p>
-      <w:pPr>
-        <w:spacing w:after="0" w:before="0"/>
-      </w:pPr>
-      <w:r>
-        <w:rPr>
-          <w:rFonts w:ascii="Consolas" w:hAnsi="Consolas"/>
-          <w:color w:val="1F3764"/>
-          <w:sz w:val="17"/>
-        </w:rPr>
-        <w:t>DeliveryStaff -&gt; DeliveryStaff : 22: listAvailable()</w:t>
-      </w:r>
-    </w:p>
-    <w:p>
-      <w:pPr>
-        <w:spacing w:after="0" w:before="0"/>
-      </w:pPr>
-      <w:r>
-        <w:rPr>
-          <w:rFonts w:ascii="Consolas" w:hAnsi="Consolas"/>
-          <w:color w:val="1F3764"/>
-          <w:sz w:val="17"/>
-        </w:rPr>
-        <w:t>DeliveryStaff --&gt; DeliveryStaffListView : 23: return</w:t>
-      </w:r>
-    </w:p>
-    <w:p>
-      <w:pPr>
-        <w:spacing w:after="0" w:before="0"/>
-      </w:pPr>
-      <w:r>
-        <w:rPr>
-          <w:rFonts w:ascii="Consolas" w:hAnsi="Consolas"/>
-          <w:color w:val="1F3764"/>
-          <w:sz w:val="17"/>
-        </w:rPr>
-        <w:t>deactivate DeliveryStaff</w:t>
-      </w:r>
-    </w:p>
-    <w:p>
-      <w:pPr>
-        <w:spacing w:after="0" w:before="0"/>
-      </w:pPr>
-      <w:r>
-        <w:rPr>
-          <w:rFonts w:ascii="Consolas" w:hAnsi="Consolas"/>
-          <w:color w:val="1F3764"/>
-          <w:sz w:val="17"/>
-        </w:rPr>
-        <w:t>DeliveryStaffListView --&gt; Actor : 24: display</w:t>
-      </w:r>
-    </w:p>
-    <w:p>
-      <w:pPr>
-        <w:spacing w:after="0" w:before="0"/>
-      </w:pPr>
-      <w:r>
-        <w:rPr>
-          <w:rFonts w:ascii="Consolas" w:hAnsi="Consolas"/>
-          <w:color w:val="1F3764"/>
-          <w:sz w:val="17"/>
-        </w:rPr>
-        <w:t>Actor -&gt; DeliveryStaffListView : 25: select staff row + click subSaveAssign</w:t>
-      </w:r>
-    </w:p>
-    <w:p>
-      <w:pPr>
-        <w:spacing w:after="0" w:before="0"/>
-      </w:pPr>
-      <w:r>
-        <w:rPr>
-          <w:rFonts w:ascii="Consolas" w:hAnsi="Consolas"/>
-          <w:color w:val="1F3764"/>
-          <w:sz w:val="17"/>
-        </w:rPr>
-        <w:t>DeliveryStaffListView -&gt; Order : 26: call</w:t>
-      </w:r>
-    </w:p>
-    <w:p>
-      <w:pPr>
-        <w:spacing w:after="0" w:before="0"/>
-      </w:pPr>
-      <w:r>
-        <w:rPr>
-          <w:rFonts w:ascii="Consolas" w:hAnsi="Consolas"/>
-          <w:color w:val="1F3764"/>
-          <w:sz w:val="17"/>
-        </w:rPr>
-        <w:t>activate Order</w:t>
-      </w:r>
-    </w:p>
-    <w:p>
-      <w:pPr>
-        <w:spacing w:after="0" w:before="0"/>
-      </w:pPr>
-      <w:r>
-        <w:rPr>
-          <w:rFonts w:ascii="Consolas" w:hAnsi="Consolas"/>
-          <w:color w:val="1F3764"/>
-          <w:sz w:val="17"/>
-        </w:rPr>
-        <w:t>Order -&gt; Order : 27: assignDelivery()</w:t>
-      </w:r>
-    </w:p>
-    <w:p>
-      <w:pPr>
-        <w:spacing w:after="0" w:before="0"/>
-      </w:pPr>
-      <w:r>
-        <w:rPr>
-          <w:rFonts w:ascii="Consolas" w:hAnsi="Consolas"/>
-          <w:color w:val="1F3764"/>
-          <w:sz w:val="17"/>
-        </w:rPr>
-        <w:t>Order --&gt; DeliveryStaffListView : 28: return</w:t>
-      </w:r>
-    </w:p>
-    <w:p>
-      <w:pPr>
-        <w:spacing w:after="0" w:before="0"/>
-      </w:pPr>
-      <w:r>
-        <w:rPr>
-          <w:rFonts w:ascii="Consolas" w:hAnsi="Consolas"/>
-          <w:color w:val="1F3764"/>
-          <w:sz w:val="17"/>
-        </w:rPr>
-        <w:t>deactivate Order</w:t>
-      </w:r>
-    </w:p>
-    <w:p>
-      <w:pPr>
-        <w:spacing w:after="0" w:before="0"/>
-      </w:pPr>
-      <w:r>
-        <w:rPr>
-          <w:rFonts w:ascii="Consolas" w:hAnsi="Consolas"/>
-          <w:color w:val="1F3764"/>
-          <w:sz w:val="17"/>
-        </w:rPr>
-        <w:t>DeliveryStaffListView --&gt; Actor : 29: display</w:t>
-      </w:r>
-    </w:p>
-    <w:p>
-      <w:pPr>
-        <w:spacing w:after="0" w:before="0"/>
-      </w:pPr>
-      <w:r>
-        <w:rPr>
-          <w:rFonts w:ascii="Consolas" w:hAnsi="Consolas"/>
-          <w:color w:val="1F3764"/>
-          <w:sz w:val="17"/>
-        </w:rPr>
-        <w:t>deactivate DeliveryStaffListView</w:t>
-      </w:r>
-    </w:p>
-    <w:p>
-      <w:pPr>
-        <w:spacing w:after="0" w:before="0"/>
-      </w:pPr>
-      <w:r>
-        <w:rPr>
-          <w:rFonts w:ascii="Consolas" w:hAnsi="Consolas"/>
-          <w:color w:val="1F3764"/>
-          <w:sz w:val="17"/>
-        </w:rPr>
-        <w:t>Actor -&gt; OrderDetailView : 30: click subExport</w:t>
-      </w:r>
-    </w:p>
-    <w:p>
-      <w:pPr>
-        <w:spacing w:after="0" w:before="0"/>
-      </w:pPr>
-      <w:r>
-        <w:rPr>
-          <w:rFonts w:ascii="Consolas" w:hAnsi="Consolas"/>
-          <w:color w:val="1F3764"/>
-          <w:sz w:val="17"/>
-        </w:rPr>
-        <w:t>OrderDetailView -&gt; Product : 31: call</w:t>
-      </w:r>
-    </w:p>
-    <w:p>
-      <w:pPr>
-        <w:spacing w:after="0" w:before="0"/>
-      </w:pPr>
-      <w:r>
-        <w:rPr>
-          <w:rFonts w:ascii="Consolas" w:hAnsi="Consolas"/>
-          <w:color w:val="1F3764"/>
-          <w:sz w:val="17"/>
-        </w:rPr>
-        <w:t>activate Product</w:t>
-      </w:r>
-    </w:p>
-    <w:p>
-      <w:pPr>
-        <w:spacing w:after="0" w:before="0"/>
-      </w:pPr>
-      <w:r>
-        <w:rPr>
-          <w:rFonts w:ascii="Consolas" w:hAnsi="Consolas"/>
-          <w:color w:val="1F3764"/>
-          <w:sz w:val="17"/>
-        </w:rPr>
-        <w:t>Product -&gt; Product : 32: checkStock()</w:t>
-      </w:r>
-    </w:p>
-    <w:p>
-      <w:pPr>
-        <w:spacing w:after="0" w:before="0"/>
-      </w:pPr>
-      <w:r>
-        <w:rPr>
-          <w:rFonts w:ascii="Consolas" w:hAnsi="Consolas"/>
-          <w:color w:val="1F3764"/>
-          <w:sz w:val="17"/>
-        </w:rPr>
-        <w:t>Product --&gt; OrderDetailView : 33: return</w:t>
-      </w:r>
-    </w:p>
-    <w:p>
-      <w:pPr>
-        <w:spacing w:after="0" w:before="0"/>
-      </w:pPr>
-      <w:r>
-        <w:rPr>
-          <w:rFonts w:ascii="Consolas" w:hAnsi="Consolas"/>
-          <w:color w:val="1F3764"/>
-          <w:sz w:val="17"/>
-        </w:rPr>
-        <w:t>deactivate Product</w:t>
-      </w:r>
-    </w:p>
-    <w:p>
-      <w:pPr>
-        <w:spacing w:after="0" w:before="0"/>
-      </w:pPr>
-      <w:r>
-        <w:rPr>
-          <w:rFonts w:ascii="Consolas" w:hAnsi="Consolas"/>
-          <w:color w:val="1F3764"/>
-          <w:sz w:val="17"/>
-        </w:rPr>
-        <w:t>OrderDetailView -&gt; Product : 34: call</w:t>
-      </w:r>
-    </w:p>
-    <w:p>
-      <w:pPr>
-        <w:spacing w:after="0" w:before="0"/>
-      </w:pPr>
-      <w:r>
-        <w:rPr>
-          <w:rFonts w:ascii="Consolas" w:hAnsi="Consolas"/>
-          <w:color w:val="1F3764"/>
-          <w:sz w:val="17"/>
-        </w:rPr>
-        <w:t>activate Product</w:t>
-      </w:r>
-    </w:p>
-    <w:p>
-      <w:pPr>
-        <w:spacing w:after="0" w:before="0"/>
-      </w:pPr>
-      <w:r>
-        <w:rPr>
-          <w:rFonts w:ascii="Consolas" w:hAnsi="Consolas"/>
-          <w:color w:val="1F3764"/>
-          <w:sz w:val="17"/>
-        </w:rPr>
-        <w:t>Product -&gt; Product : 35: decreaseStock()</w:t>
-      </w:r>
-    </w:p>
-    <w:p>
-      <w:pPr>
-        <w:spacing w:after="0" w:before="0"/>
-      </w:pPr>
-      <w:r>
-        <w:rPr>
-          <w:rFonts w:ascii="Consolas" w:hAnsi="Consolas"/>
-          <w:color w:val="1F3764"/>
-          <w:sz w:val="17"/>
-        </w:rPr>
-        <w:t>Product --&gt; OrderDetailView : 36: return</w:t>
-      </w:r>
-    </w:p>
-    <w:p>
-      <w:pPr>
-        <w:spacing w:after="0" w:before="0"/>
-      </w:pPr>
-      <w:r>
-        <w:rPr>
-          <w:rFonts w:ascii="Consolas" w:hAnsi="Consolas"/>
-          <w:color w:val="1F3764"/>
-          <w:sz w:val="17"/>
-        </w:rPr>
-        <w:t>deactivate Product</w:t>
-      </w:r>
-    </w:p>
-    <w:p>
-      <w:pPr>
-        <w:spacing w:after="0" w:before="0"/>
-      </w:pPr>
-      <w:r>
-        <w:rPr>
-          <w:rFonts w:ascii="Consolas" w:hAnsi="Consolas"/>
-          <w:color w:val="1F3764"/>
-          <w:sz w:val="17"/>
-        </w:rPr>
-        <w:t>OrderDetailView -&gt; Order : 37: call</w:t>
-      </w:r>
-    </w:p>
-    <w:p>
-      <w:pPr>
-        <w:spacing w:after="0" w:before="0"/>
-      </w:pPr>
-      <w:r>
-        <w:rPr>
-          <w:rFonts w:ascii="Consolas" w:hAnsi="Consolas"/>
-          <w:color w:val="1F3764"/>
-          <w:sz w:val="17"/>
-        </w:rPr>
-        <w:t>activate Order</w:t>
-      </w:r>
-    </w:p>
-    <w:p>
-      <w:pPr>
-        <w:spacing w:after="0" w:before="0"/>
-      </w:pPr>
-      <w:r>
-        <w:rPr>
-          <w:rFonts w:ascii="Consolas" w:hAnsi="Consolas"/>
-          <w:color w:val="1F3764"/>
-          <w:sz w:val="17"/>
-        </w:rPr>
-        <w:t>Order -&gt; Order : 38: export()</w:t>
-      </w:r>
-    </w:p>
-    <w:p>
-      <w:pPr>
-        <w:spacing w:after="0" w:before="0"/>
-      </w:pPr>
-      <w:r>
-        <w:rPr>
-          <w:rFonts w:ascii="Consolas" w:hAnsi="Consolas"/>
-          <w:color w:val="1F3764"/>
-          <w:sz w:val="17"/>
-        </w:rPr>
-        <w:t>Order --&gt; OrderDetailView : 39: return</w:t>
-      </w:r>
-    </w:p>
-    <w:p>
-      <w:pPr>
-        <w:spacing w:after="0" w:before="0"/>
-      </w:pPr>
-      <w:r>
-        <w:rPr>
-          <w:rFonts w:ascii="Consolas" w:hAnsi="Consolas"/>
-          <w:color w:val="1F3764"/>
-          <w:sz w:val="17"/>
-        </w:rPr>
-        <w:t>deactivate Order</w:t>
-      </w:r>
-    </w:p>
-    <w:p>
-      <w:pPr>
-        <w:spacing w:after="0" w:before="0"/>
-      </w:pPr>
-      <w:r>
-        <w:rPr>
-          <w:rFonts w:ascii="Consolas" w:hAnsi="Consolas"/>
-          <w:color w:val="1F3764"/>
-          <w:sz w:val="17"/>
-        </w:rPr>
-        <w:t>OrderDetailView -&gt; Invoice : 40: call</w:t>
-      </w:r>
-    </w:p>
-    <w:p>
-      <w:pPr>
-        <w:spacing w:after="0" w:before="0"/>
-      </w:pPr>
-      <w:r>
-        <w:rPr>
-          <w:rFonts w:ascii="Consolas" w:hAnsi="Consolas"/>
-          <w:color w:val="1F3764"/>
-          <w:sz w:val="17"/>
-        </w:rPr>
-        <w:t>activate Invoice</w:t>
-      </w:r>
-    </w:p>
-    <w:p>
-      <w:pPr>
-        <w:spacing w:after="0" w:before="0"/>
-      </w:pPr>
-      <w:r>
-        <w:rPr>
-          <w:rFonts w:ascii="Consolas" w:hAnsi="Consolas"/>
-          <w:color w:val="1F3764"/>
-          <w:sz w:val="17"/>
-        </w:rPr>
-        <w:t>Invoice -&gt; Invoice : 41: issue()</w:t>
-      </w:r>
-    </w:p>
-    <w:p>
-      <w:pPr>
-        <w:spacing w:after="0" w:before="0"/>
-      </w:pPr>
-      <w:r>
-        <w:rPr>
-          <w:rFonts w:ascii="Consolas" w:hAnsi="Consolas"/>
-          <w:color w:val="1F3764"/>
-          <w:sz w:val="17"/>
-        </w:rPr>
-        <w:t>Invoice --&gt; OrderDetailView : 42: return</w:t>
-      </w:r>
-    </w:p>
-    <w:p>
-      <w:pPr>
-        <w:spacing w:after="0" w:before="0"/>
-      </w:pPr>
-      <w:r>
-        <w:rPr>
-          <w:rFonts w:ascii="Consolas" w:hAnsi="Consolas"/>
-          <w:color w:val="1F3764"/>
-          <w:sz w:val="17"/>
-        </w:rPr>
-        <w:t>deactivate Invoice</w:t>
-      </w:r>
-    </w:p>
-    <w:p>
-      <w:pPr>
-        <w:spacing w:after="0" w:before="0"/>
-      </w:pPr>
-      <w:r>
-        <w:rPr>
-          <w:rFonts w:ascii="Consolas" w:hAnsi="Consolas"/>
-          <w:color w:val="1F3764"/>
-          <w:sz w:val="17"/>
-        </w:rPr>
-        <w:t>OrderDetailView --&gt; Actor : 43: showMessage("exported")</w:t>
-      </w:r>
-    </w:p>
-    <w:p>
-      <w:pPr>
-        <w:spacing w:after="0" w:before="0"/>
-      </w:pPr>
-      <w:r>
-        <w:rPr>
-          <w:rFonts w:ascii="Consolas" w:hAnsi="Consolas"/>
-          <w:color w:val="1F3764"/>
-          <w:sz w:val="17"/>
-        </w:rPr>
-        <w:t>Actor -&gt; OrderDetailView : 44: click subPrintInvoice</w:t>
-      </w:r>
-    </w:p>
-    <w:p>
-      <w:pPr>
-        <w:spacing w:after="0" w:before="0"/>
-      </w:pPr>
-      <w:r>
-        <w:rPr>
-          <w:rFonts w:ascii="Consolas" w:hAnsi="Consolas"/>
-          <w:color w:val="1F3764"/>
-          <w:sz w:val="17"/>
-        </w:rPr>
-        <w:t>OrderDetailView -&gt; InvoicePrintView : 45: call</w:t>
-      </w:r>
-    </w:p>
-    <w:p>
-      <w:pPr>
-        <w:spacing w:after="0" w:before="0"/>
-      </w:pPr>
-      <w:r>
-        <w:rPr>
-          <w:rFonts w:ascii="Consolas" w:hAnsi="Consolas"/>
-          <w:color w:val="1F3764"/>
-          <w:sz w:val="17"/>
-        </w:rPr>
-        <w:t>activate InvoicePrintView</w:t>
-      </w:r>
-    </w:p>
-    <w:p>
-      <w:pPr>
-        <w:spacing w:after="0" w:before="0"/>
-      </w:pPr>
-      <w:r>
-        <w:rPr>
-          <w:rFonts w:ascii="Consolas" w:hAnsi="Consolas"/>
-          <w:color w:val="1F3764"/>
-          <w:sz w:val="17"/>
-        </w:rPr>
-        <w:t>InvoicePrintView -&gt; Invoice : 46: call</w:t>
-      </w:r>
-    </w:p>
-    <w:p>
-      <w:pPr>
-        <w:spacing w:after="0" w:before="0"/>
-      </w:pPr>
-      <w:r>
-        <w:rPr>
-          <w:rFonts w:ascii="Consolas" w:hAnsi="Consolas"/>
-          <w:color w:val="1F3764"/>
-          <w:sz w:val="17"/>
-        </w:rPr>
-        <w:t>activate Invoice</w:t>
-      </w:r>
-    </w:p>
-    <w:p>
-      <w:pPr>
-        <w:spacing w:after="0" w:before="0"/>
-      </w:pPr>
-      <w:r>
-        <w:rPr>
-          <w:rFonts w:ascii="Consolas" w:hAnsi="Consolas"/>
-          <w:color w:val="1F3764"/>
-          <w:sz w:val="17"/>
-        </w:rPr>
-        <w:t>Invoice -&gt; Invoice : 47: getInvoiceDetail()</w:t>
-      </w:r>
-    </w:p>
-    <w:p>
-      <w:pPr>
-        <w:spacing w:after="0" w:before="0"/>
-      </w:pPr>
-      <w:r>
-        <w:rPr>
-          <w:rFonts w:ascii="Consolas" w:hAnsi="Consolas"/>
-          <w:color w:val="1F3764"/>
-          <w:sz w:val="17"/>
-        </w:rPr>
-        <w:t>Invoice --&gt; InvoicePrintView : 48: return</w:t>
-      </w:r>
-    </w:p>
-    <w:p>
-      <w:pPr>
-        <w:spacing w:after="0" w:before="0"/>
-      </w:pPr>
-      <w:r>
-        <w:rPr>
-          <w:rFonts w:ascii="Consolas" w:hAnsi="Consolas"/>
-          <w:color w:val="1F3764"/>
-          <w:sz w:val="17"/>
-        </w:rPr>
-        <w:t>deactivate Invoice</w:t>
-      </w:r>
-    </w:p>
-    <w:p>
-      <w:pPr>
-        <w:spacing w:after="0" w:before="0"/>
-      </w:pPr>
-      <w:r>
-        <w:rPr>
-          <w:rFonts w:ascii="Consolas" w:hAnsi="Consolas"/>
-          <w:color w:val="1F3764"/>
-          <w:sz w:val="17"/>
-        </w:rPr>
-        <w:t>InvoicePrintView --&gt; Actor : 49: display</w:t>
-      </w:r>
-    </w:p>
-    <w:p>
-      <w:pPr>
-        <w:spacing w:after="0" w:before="0"/>
-      </w:pPr>
-      <w:r>
-        <w:rPr>
-          <w:rFonts w:ascii="Consolas" w:hAnsi="Consolas"/>
-          <w:color w:val="1F3764"/>
-          <w:sz w:val="17"/>
-        </w:rPr>
-        <w:t>Actor -&gt; InvoicePrintView : 50: click subPrint</w:t>
-      </w:r>
-    </w:p>
-    <w:p>
-      <w:pPr>
-        <w:spacing w:after="0" w:before="0"/>
-      </w:pPr>
-      <w:r>
-        <w:rPr>
-          <w:rFonts w:ascii="Consolas" w:hAnsi="Consolas"/>
-          <w:color w:val="1F3764"/>
-          <w:sz w:val="17"/>
-        </w:rPr>
-        <w:t>InvoicePrintView --&gt; Actor : 51: display</w:t>
-      </w:r>
-    </w:p>
-    <w:p>
-      <w:pPr>
-        <w:spacing w:after="0" w:before="0"/>
-      </w:pPr>
-      <w:r>
-        <w:rPr>
-          <w:rFonts w:ascii="Consolas" w:hAnsi="Consolas"/>
-          <w:color w:val="1F3764"/>
-          <w:sz w:val="17"/>
-        </w:rPr>
-        <w:t>deactivate InvoicePrintView</w:t>
-      </w:r>
-    </w:p>
-    <w:p>
-      <w:pPr>
-        <w:spacing w:after="0" w:before="0"/>
-      </w:pPr>
-      <w:r>
-        <w:rPr>
-          <w:rFonts w:ascii="Consolas" w:hAnsi="Consolas"/>
-          <w:color w:val="1F3764"/>
-          <w:sz w:val="17"/>
-        </w:rPr>
-        <w:t>deactivate OrderDetailView</w:t>
-      </w:r>
-    </w:p>
-    <w:p>
-      <w:pPr>
-        <w:spacing w:after="0" w:before="0"/>
-      </w:pPr>
-      <w:r>
-        <w:rPr>
-          <w:rFonts w:ascii="Consolas" w:hAnsi="Consolas"/>
-          <w:color w:val="1F3764"/>
-          <w:sz w:val="17"/>
-        </w:rPr>
-        <w:t>deactivate OrderListView</w:t>
-      </w:r>
-    </w:p>
-    <w:p>
-      <w:pPr>
-        <w:spacing w:after="0" w:before="0"/>
-      </w:pPr>
-      <w:r>
-        <w:rPr>
-          <w:rFonts w:ascii="Consolas" w:hAnsi="Consolas"/>
-          <w:color w:val="1F3764"/>
-          <w:sz w:val="17"/>
-        </w:rPr>
-        <w:t>deactivate SaleHomeView</w:t>
-      </w:r>
-    </w:p>
-    <w:p>
-      <w:pPr>
-        <w:spacing w:after="0" w:before="0"/>
-      </w:pPr>
-      <w:r>
-        <w:rPr>
-          <w:rFonts w:ascii="Consolas" w:hAnsi="Consolas"/>
-          <w:color w:val="1F3764"/>
-          <w:sz w:val="17"/>
-        </w:rPr>
-        <w:t>@enduml</w:t>
-      </w:r>
-    </w:p>
-    <w:p/>
+        <w:t>6.9.2. Biểu đồ tuần tự phân tích</w:t>
+      </w:r>
+    </w:p>
+    <w:p>
+      <w:pPr>
+        <w:jc w:val="center"/>
+      </w:pPr>
+      <w:r>
+        <w:drawing>
+          <wp:inline>
+            <wp:extent cx="5760720" cy="6413445"/>
+            <wp:docPr id="6" name="Picture 6"/>
+            <wp:cNvGraphicFramePr>
+              <a:graphicFrameLocks noChangeAspect="1"/>
+            </wp:cNvGraphicFramePr>
+            <a:graphic>
+              <a:graphicData uri="http://schemas.openxmlformats.org/drawingml/2006/picture">
+                <pic:pic>
+                  <pic:nvPicPr>
+                    <pic:cNvPr id="0" name="sequence_analysis.png"/>
+                    <pic:cNvPicPr/>
+                  </pic:nvPicPr>
+                  <pic:blipFill>
+                    <a:blip r:embed="rId13"/>
+                    <a:stretch>
+                      <a:fillRect/>
+                    </a:stretch>
+                  </pic:blipFill>
+                  <pic:spPr>
+                    <a:xfrm>
+                      <a:off x="0" y="0"/>
+                      <a:ext cx="5760720" cy="6413445"/>
+                    </a:xfrm>
+                    <a:prstGeom prst="rect"/>
+                  </pic:spPr>
+                </pic:pic>
+              </a:graphicData>
+            </a:graphic>
+          </wp:inline>
+        </w:drawing>
+      </w:r>
+    </w:p>
+    <w:p>
+      <w:pPr>
+        <w:jc w:val="center"/>
+      </w:pPr>
+      <w:r>
+        <w:rPr>
+          <w:i/>
+          <w:sz w:val="20"/>
+        </w:rPr>
+        <w:t>Hình 6.3 - Biểu đồ tuần tự phân tích, 51 bước (Visual Paradigm)</w:t>
+      </w:r>
+    </w:p>
     <w:p>
       <w:pPr>
         <w:pStyle w:val="Heading3"/>

--- a/34_B23DCAT280.docx
+++ b/34_B23DCAT280.docx
@@ -25443,330 +25443,55 @@
     </w:p>
     <w:p>
       <w:pPr>
-        <w:spacing w:after="0" w:before="0"/>
-      </w:pPr>
-      <w:r>
-        <w:rPr>
-          <w:rFonts w:ascii="Consolas" w:hAnsi="Consolas"/>
-          <w:color w:val="1F3764"/>
-          <w:sz w:val="17"/>
-        </w:rPr>
-        <w:t>@startuml</w:t>
-      </w:r>
-    </w:p>
-    <w:p>
-      <w:pPr>
-        <w:spacing w:after="0" w:before="0"/>
-      </w:pPr>
-      <w:r>
-        <w:rPr>
-          <w:rFonts w:ascii="Consolas" w:hAnsi="Consolas"/>
-          <w:color w:val="1F3764"/>
-          <w:sz w:val="17"/>
-        </w:rPr>
-        <w:t>title Bieu do trang thai - Order (Module duyet va xuat don hang)</w:t>
-      </w:r>
-    </w:p>
-    <w:p>
-      <w:pPr>
-        <w:spacing w:after="0" w:before="0"/>
-      </w:pPr>
-      <w:r>
-        <w:rPr>
-          <w:rFonts w:ascii="Consolas" w:hAnsi="Consolas"/>
-          <w:color w:val="1F3764"/>
-          <w:sz w:val="17"/>
-        </w:rPr>
-        <w:t xml:space="preserve"> </w:t>
-      </w:r>
-    </w:p>
-    <w:p>
-      <w:pPr>
-        <w:spacing w:after="0" w:before="0"/>
-      </w:pPr>
-      <w:r>
-        <w:rPr>
-          <w:rFonts w:ascii="Consolas" w:hAnsi="Consolas"/>
-          <w:color w:val="1F3764"/>
-          <w:sz w:val="17"/>
-        </w:rPr>
-        <w:t>[*] --&gt; Pending : khach hang dat don truc tuyen</w:t>
-      </w:r>
-    </w:p>
-    <w:p>
-      <w:pPr>
-        <w:spacing w:after="0" w:before="0"/>
-      </w:pPr>
-      <w:r>
-        <w:rPr>
-          <w:rFonts w:ascii="Consolas" w:hAnsi="Consolas"/>
-          <w:color w:val="1F3764"/>
-          <w:sz w:val="17"/>
-        </w:rPr>
-        <w:t xml:space="preserve"> </w:t>
-      </w:r>
-    </w:p>
-    <w:p>
-      <w:pPr>
-        <w:spacing w:after="0" w:before="0"/>
-      </w:pPr>
-      <w:r>
-        <w:rPr>
-          <w:rFonts w:ascii="Consolas" w:hAnsi="Consolas"/>
-          <w:color w:val="1F3764"/>
-          <w:sz w:val="17"/>
-        </w:rPr>
-        <w:t>state Pending</w:t>
-      </w:r>
-    </w:p>
-    <w:p>
-      <w:pPr>
-        <w:spacing w:after="0" w:before="0"/>
-      </w:pPr>
-      <w:r>
-        <w:rPr>
-          <w:rFonts w:ascii="Consolas" w:hAnsi="Consolas"/>
-          <w:color w:val="1F3764"/>
-          <w:sz w:val="17"/>
-        </w:rPr>
-        <w:t>state Approved</w:t>
-      </w:r>
-    </w:p>
-    <w:p>
-      <w:pPr>
-        <w:spacing w:after="0" w:before="0"/>
-      </w:pPr>
-      <w:r>
-        <w:rPr>
-          <w:rFonts w:ascii="Consolas" w:hAnsi="Consolas"/>
-          <w:color w:val="1F3764"/>
-          <w:sz w:val="17"/>
-        </w:rPr>
-        <w:t>state ReadyForExport</w:t>
-      </w:r>
-    </w:p>
-    <w:p>
-      <w:pPr>
-        <w:spacing w:after="0" w:before="0"/>
-      </w:pPr>
-      <w:r>
-        <w:rPr>
-          <w:rFonts w:ascii="Consolas" w:hAnsi="Consolas"/>
-          <w:color w:val="1F3764"/>
-          <w:sz w:val="17"/>
-        </w:rPr>
-        <w:t>state Exported</w:t>
-      </w:r>
-    </w:p>
-    <w:p>
-      <w:pPr>
-        <w:spacing w:after="0" w:before="0"/>
-      </w:pPr>
-      <w:r>
-        <w:rPr>
-          <w:rFonts w:ascii="Consolas" w:hAnsi="Consolas"/>
-          <w:color w:val="1F3764"/>
-          <w:sz w:val="17"/>
-        </w:rPr>
-        <w:t>state Delivering</w:t>
-      </w:r>
-    </w:p>
-    <w:p>
-      <w:pPr>
-        <w:spacing w:after="0" w:before="0"/>
-      </w:pPr>
-      <w:r>
-        <w:rPr>
-          <w:rFonts w:ascii="Consolas" w:hAnsi="Consolas"/>
-          <w:color w:val="1F3764"/>
-          <w:sz w:val="17"/>
-        </w:rPr>
-        <w:t>state Delivered</w:t>
-      </w:r>
-    </w:p>
-    <w:p>
-      <w:pPr>
-        <w:spacing w:after="0" w:before="0"/>
-      </w:pPr>
-      <w:r>
-        <w:rPr>
-          <w:rFonts w:ascii="Consolas" w:hAnsi="Consolas"/>
-          <w:color w:val="1F3764"/>
-          <w:sz w:val="17"/>
-        </w:rPr>
-        <w:t>state Cancelled</w:t>
-      </w:r>
-    </w:p>
-    <w:p>
-      <w:pPr>
-        <w:spacing w:after="0" w:before="0"/>
-      </w:pPr>
-      <w:r>
-        <w:rPr>
-          <w:rFonts w:ascii="Consolas" w:hAnsi="Consolas"/>
-          <w:color w:val="1F3764"/>
-          <w:sz w:val="17"/>
-        </w:rPr>
-        <w:t xml:space="preserve"> </w:t>
-      </w:r>
-    </w:p>
-    <w:p>
-      <w:pPr>
-        <w:spacing w:after="0" w:before="0"/>
-      </w:pPr>
-      <w:r>
-        <w:rPr>
-          <w:rFonts w:ascii="Consolas" w:hAnsi="Consolas"/>
-          <w:color w:val="1F3764"/>
-          <w:sz w:val="17"/>
-        </w:rPr>
-        <w:t>Pending --&gt; Approved : approve() / luu nhan vien duyet va thoi diem duyet</w:t>
-      </w:r>
-    </w:p>
-    <w:p>
-      <w:pPr>
-        <w:spacing w:after="0" w:before="0"/>
-      </w:pPr>
-      <w:r>
-        <w:rPr>
-          <w:rFonts w:ascii="Consolas" w:hAnsi="Consolas"/>
-          <w:color w:val="1F3764"/>
-          <w:sz w:val="17"/>
-        </w:rPr>
-        <w:t>Pending --&gt; Cancelled : huy don</w:t>
-      </w:r>
-    </w:p>
-    <w:p>
-      <w:pPr>
-        <w:spacing w:after="0" w:before="0"/>
-      </w:pPr>
-      <w:r>
-        <w:rPr>
-          <w:rFonts w:ascii="Consolas" w:hAnsi="Consolas"/>
-          <w:color w:val="1F3764"/>
-          <w:sz w:val="17"/>
-        </w:rPr>
-        <w:t>Approved --&gt; Approved : dong goi hang hoa</w:t>
-      </w:r>
-    </w:p>
-    <w:p>
-      <w:pPr>
-        <w:spacing w:after="0" w:before="0"/>
-      </w:pPr>
-      <w:r>
-        <w:rPr>
-          <w:rFonts w:ascii="Consolas" w:hAnsi="Consolas"/>
-          <w:color w:val="1F3764"/>
-          <w:sz w:val="17"/>
-        </w:rPr>
-        <w:t>Approved --&gt; ReadyForExport : assignDelivery() / luu nhan vien giao hang</w:t>
-      </w:r>
-    </w:p>
-    <w:p>
-      <w:pPr>
-        <w:spacing w:after="0" w:before="0"/>
-      </w:pPr>
-      <w:r>
-        <w:rPr>
-          <w:rFonts w:ascii="Consolas" w:hAnsi="Consolas"/>
-          <w:color w:val="1F3764"/>
-          <w:sz w:val="17"/>
-        </w:rPr>
-        <w:t>Approved --&gt; Cancelled : huy don</w:t>
-      </w:r>
-    </w:p>
-    <w:p>
-      <w:pPr>
-        <w:spacing w:after="0" w:before="0"/>
-      </w:pPr>
-      <w:r>
-        <w:rPr>
-          <w:rFonts w:ascii="Consolas" w:hAnsi="Consolas"/>
-          <w:color w:val="1F3764"/>
-          <w:sz w:val="17"/>
-        </w:rPr>
-        <w:t>ReadyForExport --&gt; ReadyForExport : export() [thieu ton kho] / tu choi xuat, giu nguyen ton kho</w:t>
-      </w:r>
-    </w:p>
-    <w:p>
-      <w:pPr>
-        <w:spacing w:after="0" w:before="0"/>
-      </w:pPr>
-      <w:r>
-        <w:rPr>
-          <w:rFonts w:ascii="Consolas" w:hAnsi="Consolas"/>
-          <w:color w:val="1F3764"/>
-          <w:sz w:val="17"/>
-        </w:rPr>
-        <w:t>ReadyForExport --&gt; Exported : export() [du ton kho] / tru ton kho, luu thoi diem xuat, cap nhat hoa don</w:t>
-      </w:r>
-    </w:p>
-    <w:p>
-      <w:pPr>
-        <w:spacing w:after="0" w:before="0"/>
-      </w:pPr>
-      <w:r>
-        <w:rPr>
-          <w:rFonts w:ascii="Consolas" w:hAnsi="Consolas"/>
-          <w:color w:val="1F3764"/>
-          <w:sz w:val="17"/>
-        </w:rPr>
-        <w:t>Exported --&gt; Delivering : ban giao hang va hoa don cho nhan vien giao hang</w:t>
-      </w:r>
-    </w:p>
-    <w:p>
-      <w:pPr>
-        <w:spacing w:after="0" w:before="0"/>
-      </w:pPr>
-      <w:r>
-        <w:rPr>
-          <w:rFonts w:ascii="Consolas" w:hAnsi="Consolas"/>
-          <w:color w:val="1F3764"/>
-          <w:sz w:val="17"/>
-        </w:rPr>
-        <w:t>Delivering --&gt; Delivered : khach hang nhan hang</w:t>
-      </w:r>
-    </w:p>
-    <w:p>
-      <w:pPr>
-        <w:spacing w:after="0" w:before="0"/>
-      </w:pPr>
-      <w:r>
-        <w:rPr>
-          <w:rFonts w:ascii="Consolas" w:hAnsi="Consolas"/>
-          <w:color w:val="1F3764"/>
-          <w:sz w:val="17"/>
-        </w:rPr>
-        <w:t>Delivered --&gt; [*]</w:t>
-      </w:r>
-    </w:p>
-    <w:p>
-      <w:pPr>
-        <w:spacing w:after="0" w:before="0"/>
-      </w:pPr>
-      <w:r>
-        <w:rPr>
-          <w:rFonts w:ascii="Consolas" w:hAnsi="Consolas"/>
-          <w:color w:val="1F3764"/>
-          <w:sz w:val="17"/>
-        </w:rPr>
-        <w:t>Cancelled --&gt; [*]</w:t>
-      </w:r>
-    </w:p>
-    <w:p>
-      <w:pPr>
-        <w:spacing w:after="0" w:before="0"/>
-      </w:pPr>
-      <w:r>
-        <w:rPr>
-          <w:rFonts w:ascii="Consolas" w:hAnsi="Consolas"/>
-          <w:color w:val="1F3764"/>
-          <w:sz w:val="17"/>
-        </w:rPr>
-        <w:t>@enduml</w:t>
-      </w:r>
-    </w:p>
-    <w:p/>
+        <w:jc w:val="center"/>
+      </w:pPr>
+      <w:r>
+        <w:drawing>
+          <wp:inline>
+            <wp:extent cx="5760720" cy="1025921"/>
+            <wp:docPr id="7" name="Picture 7"/>
+            <wp:cNvGraphicFramePr>
+              <a:graphicFrameLocks noChangeAspect="1"/>
+            </wp:cNvGraphicFramePr>
+            <a:graphic>
+              <a:graphicData uri="http://schemas.openxmlformats.org/drawingml/2006/picture">
+                <pic:pic>
+                  <pic:nvPicPr>
+                    <pic:cNvPr id="0" name="state_order.png"/>
+                    <pic:cNvPicPr/>
+                  </pic:nvPicPr>
+                  <pic:blipFill>
+                    <a:blip r:embed="rId14"/>
+                    <a:stretch>
+                      <a:fillRect/>
+                    </a:stretch>
+                  </pic:blipFill>
+                  <pic:spPr>
+                    <a:xfrm>
+                      <a:off x="0" y="0"/>
+                      <a:ext cx="5760720" cy="1025921"/>
+                    </a:xfrm>
+                    <a:prstGeom prst="rect"/>
+                  </pic:spPr>
+                </pic:pic>
+              </a:graphicData>
+            </a:graphic>
+          </wp:inline>
+        </w:drawing>
+      </w:r>
+    </w:p>
+    <w:p>
+      <w:pPr>
+        <w:jc w:val="center"/>
+      </w:pPr>
+      <w:r>
+        <w:rPr>
+          <w:i/>
+          <w:sz w:val="20"/>
+        </w:rPr>
+        <w:t>Hình 6.4 - Biểu đồ trạng thái của đơn hàng (Visual Paradigm)</w:t>
+      </w:r>
+    </w:p>
     <w:p>
       <w:r>
         <w:rPr>
@@ -25936,7 +25661,6 @@
         </w:tc>
       </w:tr>
     </w:tbl>
-    <w:p/>
     <w:p>
       <w:pPr>
         <w:pStyle w:val="Heading2"/>
